--- a/docs/tables/whole/sec4_throm_2.docx
+++ b/docs/tables/whole/sec4_throm_2.docx
@@ -838,7 +838,7 @@
                 <w:szCs w:val="22"/>
                 <w:color w:val="000000"/>
               </w:rPr>
-              <w:t xml:space="preserve">323</w:t>
+              <w:t xml:space="preserve">322</w:t>
             </w:r>
           </w:p>
         </w:tc>
@@ -891,7 +891,7 @@
                 <w:szCs w:val="22"/>
                 <w:color w:val="000000"/>
               </w:rPr>
-              <w:t xml:space="preserve">1.12</w:t>
+              <w:t xml:space="preserve">1.13</w:t>
             </w:r>
           </w:p>
         </w:tc>
@@ -944,7 +944,7 @@
                 <w:szCs w:val="22"/>
                 <w:color w:val="000000"/>
               </w:rPr>
-              <w:t xml:space="preserve">0.96, 1.31</w:t>
+              <w:t xml:space="preserve">0.96, 1.32</w:t>
             </w:r>
           </w:p>
         </w:tc>
@@ -997,7 +997,7 @@
                 <w:szCs w:val="22"/>
                 <w:color w:val="000000"/>
               </w:rPr>
-              <w:t xml:space="preserve">0.150</w:t>
+              <w:t xml:space="preserve">0.140</w:t>
             </w:r>
           </w:p>
         </w:tc>
@@ -1050,7 +1050,7 @@
                 <w:szCs w:val="22"/>
                 <w:color w:val="000000"/>
               </w:rPr>
-              <w:t xml:space="preserve">323</w:t>
+              <w:t xml:space="preserve">322</w:t>
             </w:r>
           </w:p>
         </w:tc>
@@ -1321,7 +1321,7 @@
                 <w:szCs w:val="22"/>
                 <w:color w:val="000000"/>
               </w:rPr>
-              <w:t xml:space="preserve">323</w:t>
+              <w:t xml:space="preserve">322</w:t>
             </w:r>
           </w:p>
         </w:tc>
@@ -1480,60 +1480,60 @@
                 <w:szCs w:val="22"/>
                 <w:color w:val="000000"/>
               </w:rPr>
-              <w:t xml:space="preserve">0.290</w:t>
-            </w:r>
-          </w:p>
-        </w:tc>
-        <w:tc>
-          <w:tcPr>
-            <w:tcBorders>
-              <w:bottom w:val="none" w:sz="0" w:space="0" w:color="000000"/>
-              <w:top w:val="none" w:sz="0" w:space="0" w:color="000000"/>
-              <w:left w:val="none" w:sz="0" w:space="0" w:color="000000"/>
-              <w:right w:val="none" w:sz="0" w:space="0" w:color="000000"/>
-            </w:tcBorders>
-            <w:shd w:val="clear" w:color="auto" w:fill="FFFFFF"/>
-            <w:tcMar>
-              <w:top w:w="0" w:type="dxa"/>
-              <w:bottom w:w="0" w:type="dxa"/>
-              <w:left w:w="0" w:type="dxa"/>
-              <w:right w:w="0" w:type="dxa"/>
-            </w:tcMar>
-            <w:vAlign w:val="top"/>
-          </w:tcPr>
-          <w:p>
-            <w:pPr>
-              <w:pStyle w:val="Normal"/>
-              <w:jc w:val="center"/>
-              <w:pBdr>
-                <w:bottom w:val="none" w:sz="0" w:space="0" w:color="000000"/>
-                <w:top w:val="none" w:sz="0" w:space="0" w:color="000000"/>
-                <w:left w:val="none" w:sz="0" w:space="0" w:color="000000"/>
-                <w:right w:val="none" w:sz="0" w:space="0" w:color="000000"/>
-              </w:pBdr>
-              <w:spacing w:after="100" w:before="100" w:line="240"/>
-              <w:ind w:left="100" w:right="100" w:firstLine="0" w:firstLineChars="0"/>
-              <w:rPr>
-                <w:rFonts w:ascii="Helvetica" w:hAnsi="Helvetica" w:eastAsia="Helvetica" w:cs="Helvetica"/>
-                <w:i w:val="false"/>
-                <w:b w:val="false"/>
-                <w:u w:val="none"/>
-                <w:sz w:val="22"/>
-                <w:szCs w:val="22"/>
-                <w:color w:val="000000"/>
-              </w:rPr>
-            </w:pPr>
-            <w:r>
-              <w:rPr>
-                <w:rFonts w:ascii="Helvetica" w:hAnsi="Helvetica" w:eastAsia="Helvetica" w:cs="Helvetica"/>
-                <w:i w:val="false"/>
-                <w:b w:val="false"/>
-                <w:u w:val="none"/>
-                <w:sz w:val="22"/>
-                <w:szCs w:val="22"/>
-                <w:color w:val="000000"/>
-              </w:rPr>
-              <w:t xml:space="preserve">323</w:t>
+              <w:t xml:space="preserve">0.270</w:t>
+            </w:r>
+          </w:p>
+        </w:tc>
+        <w:tc>
+          <w:tcPr>
+            <w:tcBorders>
+              <w:bottom w:val="none" w:sz="0" w:space="0" w:color="000000"/>
+              <w:top w:val="none" w:sz="0" w:space="0" w:color="000000"/>
+              <w:left w:val="none" w:sz="0" w:space="0" w:color="000000"/>
+              <w:right w:val="none" w:sz="0" w:space="0" w:color="000000"/>
+            </w:tcBorders>
+            <w:shd w:val="clear" w:color="auto" w:fill="FFFFFF"/>
+            <w:tcMar>
+              <w:top w:w="0" w:type="dxa"/>
+              <w:bottom w:w="0" w:type="dxa"/>
+              <w:left w:w="0" w:type="dxa"/>
+              <w:right w:w="0" w:type="dxa"/>
+            </w:tcMar>
+            <w:vAlign w:val="top"/>
+          </w:tcPr>
+          <w:p>
+            <w:pPr>
+              <w:pStyle w:val="Normal"/>
+              <w:jc w:val="center"/>
+              <w:pBdr>
+                <w:bottom w:val="none" w:sz="0" w:space="0" w:color="000000"/>
+                <w:top w:val="none" w:sz="0" w:space="0" w:color="000000"/>
+                <w:left w:val="none" w:sz="0" w:space="0" w:color="000000"/>
+                <w:right w:val="none" w:sz="0" w:space="0" w:color="000000"/>
+              </w:pBdr>
+              <w:spacing w:after="100" w:before="100" w:line="240"/>
+              <w:ind w:left="100" w:right="100" w:firstLine="0" w:firstLineChars="0"/>
+              <w:rPr>
+                <w:rFonts w:ascii="Helvetica" w:hAnsi="Helvetica" w:eastAsia="Helvetica" w:cs="Helvetica"/>
+                <w:i w:val="false"/>
+                <w:b w:val="false"/>
+                <w:u w:val="none"/>
+                <w:sz w:val="22"/>
+                <w:szCs w:val="22"/>
+                <w:color w:val="000000"/>
+              </w:rPr>
+            </w:pPr>
+            <w:r>
+              <w:rPr>
+                <w:rFonts w:ascii="Helvetica" w:hAnsi="Helvetica" w:eastAsia="Helvetica" w:cs="Helvetica"/>
+                <w:i w:val="false"/>
+                <w:b w:val="false"/>
+                <w:u w:val="none"/>
+                <w:sz w:val="22"/>
+                <w:szCs w:val="22"/>
+                <w:color w:val="000000"/>
+              </w:rPr>
+              <w:t xml:space="preserve">322</w:t>
             </w:r>
           </w:p>
         </w:tc>
@@ -1692,7 +1692,7 @@
                 <w:szCs w:val="22"/>
                 <w:color w:val="000000"/>
               </w:rPr>
-              <w:t xml:space="preserve">0.350</w:t>
+              <w:t xml:space="preserve">0.360</w:t>
             </w:r>
           </w:p>
         </w:tc>
@@ -1804,7 +1804,7 @@
                 <w:szCs w:val="22"/>
                 <w:color w:val="000000"/>
               </w:rPr>
-              <w:t xml:space="preserve">323</w:t>
+              <w:t xml:space="preserve">322</w:t>
             </w:r>
           </w:p>
         </w:tc>
@@ -2016,7 +2016,7 @@
                 <w:szCs w:val="22"/>
                 <w:color w:val="000000"/>
               </w:rPr>
-              <w:t xml:space="preserve">323</w:t>
+              <w:t xml:space="preserve">322</w:t>
             </w:r>
           </w:p>
         </w:tc>
@@ -2823,113 +2823,113 @@
                 <w:szCs w:val="22"/>
                 <w:color w:val="000000"/>
               </w:rPr>
-              <w:t xml:space="preserve">1.55</w:t>
-            </w:r>
-          </w:p>
-        </w:tc>
-        <w:tc>
-          <w:tcPr>
-            <w:tcBorders>
-              <w:bottom w:val="none" w:sz="0" w:space="0" w:color="000000"/>
-              <w:top w:val="none" w:sz="0" w:space="0" w:color="000000"/>
-              <w:left w:val="none" w:sz="0" w:space="0" w:color="000000"/>
-              <w:right w:val="none" w:sz="0" w:space="0" w:color="000000"/>
-            </w:tcBorders>
-            <w:shd w:val="clear" w:color="auto" w:fill="FFFFFF"/>
-            <w:tcMar>
-              <w:top w:w="0" w:type="dxa"/>
-              <w:bottom w:w="0" w:type="dxa"/>
-              <w:left w:w="0" w:type="dxa"/>
-              <w:right w:w="0" w:type="dxa"/>
-            </w:tcMar>
-            <w:vAlign w:val="top"/>
-          </w:tcPr>
-          <w:p>
-            <w:pPr>
-              <w:pStyle w:val="Normal"/>
-              <w:jc w:val="center"/>
-              <w:pBdr>
-                <w:bottom w:val="none" w:sz="0" w:space="0" w:color="000000"/>
-                <w:top w:val="none" w:sz="0" w:space="0" w:color="000000"/>
-                <w:left w:val="none" w:sz="0" w:space="0" w:color="000000"/>
-                <w:right w:val="none" w:sz="0" w:space="0" w:color="000000"/>
-              </w:pBdr>
-              <w:spacing w:after="100" w:before="100" w:line="240"/>
-              <w:ind w:left="100" w:right="100" w:firstLine="0" w:firstLineChars="0"/>
-              <w:rPr>
-                <w:rFonts w:ascii="Helvetica" w:hAnsi="Helvetica" w:eastAsia="Helvetica" w:cs="Helvetica"/>
-                <w:i w:val="false"/>
-                <w:b w:val="false"/>
-                <w:u w:val="none"/>
-                <w:sz w:val="22"/>
-                <w:szCs w:val="22"/>
-                <w:color w:val="000000"/>
-              </w:rPr>
-            </w:pPr>
-            <w:r>
-              <w:rPr>
-                <w:rFonts w:ascii="Helvetica" w:hAnsi="Helvetica" w:eastAsia="Helvetica" w:cs="Helvetica"/>
-                <w:i w:val="false"/>
-                <w:b w:val="false"/>
-                <w:u w:val="none"/>
-                <w:sz w:val="22"/>
-                <w:szCs w:val="22"/>
-                <w:color w:val="000000"/>
-              </w:rPr>
-              <w:t xml:space="preserve">0.81, 2.94</w:t>
-            </w:r>
-          </w:p>
-        </w:tc>
-        <w:tc>
-          <w:tcPr>
-            <w:tcBorders>
-              <w:bottom w:val="none" w:sz="0" w:space="0" w:color="000000"/>
-              <w:top w:val="none" w:sz="0" w:space="0" w:color="000000"/>
-              <w:left w:val="none" w:sz="0" w:space="0" w:color="000000"/>
-              <w:right w:val="none" w:sz="0" w:space="0" w:color="000000"/>
-            </w:tcBorders>
-            <w:shd w:val="clear" w:color="auto" w:fill="FFFFFF"/>
-            <w:tcMar>
-              <w:top w:w="0" w:type="dxa"/>
-              <w:bottom w:w="0" w:type="dxa"/>
-              <w:left w:w="0" w:type="dxa"/>
-              <w:right w:w="0" w:type="dxa"/>
-            </w:tcMar>
-            <w:vAlign w:val="top"/>
-          </w:tcPr>
-          <w:p>
-            <w:pPr>
-              <w:pStyle w:val="Normal"/>
-              <w:jc w:val="center"/>
-              <w:pBdr>
-                <w:bottom w:val="none" w:sz="0" w:space="0" w:color="000000"/>
-                <w:top w:val="none" w:sz="0" w:space="0" w:color="000000"/>
-                <w:left w:val="none" w:sz="0" w:space="0" w:color="000000"/>
-                <w:right w:val="none" w:sz="0" w:space="0" w:color="000000"/>
-              </w:pBdr>
-              <w:spacing w:after="100" w:before="100" w:line="240"/>
-              <w:ind w:left="100" w:right="100" w:firstLine="0" w:firstLineChars="0"/>
-              <w:rPr>
-                <w:rFonts w:ascii="Helvetica" w:hAnsi="Helvetica" w:eastAsia="Helvetica" w:cs="Helvetica"/>
-                <w:i w:val="false"/>
-                <w:b w:val="false"/>
-                <w:u w:val="none"/>
-                <w:sz w:val="22"/>
-                <w:szCs w:val="22"/>
-                <w:color w:val="000000"/>
-              </w:rPr>
-            </w:pPr>
-            <w:r>
-              <w:rPr>
-                <w:rFonts w:ascii="Helvetica" w:hAnsi="Helvetica" w:eastAsia="Helvetica" w:cs="Helvetica"/>
-                <w:i w:val="false"/>
-                <w:b w:val="false"/>
-                <w:u w:val="none"/>
-                <w:sz w:val="22"/>
-                <w:szCs w:val="22"/>
-                <w:color w:val="000000"/>
-              </w:rPr>
-              <w:t xml:space="preserve">0.180</w:t>
+              <w:t xml:space="preserve">1.52</w:t>
+            </w:r>
+          </w:p>
+        </w:tc>
+        <w:tc>
+          <w:tcPr>
+            <w:tcBorders>
+              <w:bottom w:val="none" w:sz="0" w:space="0" w:color="000000"/>
+              <w:top w:val="none" w:sz="0" w:space="0" w:color="000000"/>
+              <w:left w:val="none" w:sz="0" w:space="0" w:color="000000"/>
+              <w:right w:val="none" w:sz="0" w:space="0" w:color="000000"/>
+            </w:tcBorders>
+            <w:shd w:val="clear" w:color="auto" w:fill="FFFFFF"/>
+            <w:tcMar>
+              <w:top w:w="0" w:type="dxa"/>
+              <w:bottom w:w="0" w:type="dxa"/>
+              <w:left w:w="0" w:type="dxa"/>
+              <w:right w:w="0" w:type="dxa"/>
+            </w:tcMar>
+            <w:vAlign w:val="top"/>
+          </w:tcPr>
+          <w:p>
+            <w:pPr>
+              <w:pStyle w:val="Normal"/>
+              <w:jc w:val="center"/>
+              <w:pBdr>
+                <w:bottom w:val="none" w:sz="0" w:space="0" w:color="000000"/>
+                <w:top w:val="none" w:sz="0" w:space="0" w:color="000000"/>
+                <w:left w:val="none" w:sz="0" w:space="0" w:color="000000"/>
+                <w:right w:val="none" w:sz="0" w:space="0" w:color="000000"/>
+              </w:pBdr>
+              <w:spacing w:after="100" w:before="100" w:line="240"/>
+              <w:ind w:left="100" w:right="100" w:firstLine="0" w:firstLineChars="0"/>
+              <w:rPr>
+                <w:rFonts w:ascii="Helvetica" w:hAnsi="Helvetica" w:eastAsia="Helvetica" w:cs="Helvetica"/>
+                <w:i w:val="false"/>
+                <w:b w:val="false"/>
+                <w:u w:val="none"/>
+                <w:sz w:val="22"/>
+                <w:szCs w:val="22"/>
+                <w:color w:val="000000"/>
+              </w:rPr>
+            </w:pPr>
+            <w:r>
+              <w:rPr>
+                <w:rFonts w:ascii="Helvetica" w:hAnsi="Helvetica" w:eastAsia="Helvetica" w:cs="Helvetica"/>
+                <w:i w:val="false"/>
+                <w:b w:val="false"/>
+                <w:u w:val="none"/>
+                <w:sz w:val="22"/>
+                <w:szCs w:val="22"/>
+                <w:color w:val="000000"/>
+              </w:rPr>
+              <w:t xml:space="preserve">0.80, 2.88</w:t>
+            </w:r>
+          </w:p>
+        </w:tc>
+        <w:tc>
+          <w:tcPr>
+            <w:tcBorders>
+              <w:bottom w:val="none" w:sz="0" w:space="0" w:color="000000"/>
+              <w:top w:val="none" w:sz="0" w:space="0" w:color="000000"/>
+              <w:left w:val="none" w:sz="0" w:space="0" w:color="000000"/>
+              <w:right w:val="none" w:sz="0" w:space="0" w:color="000000"/>
+            </w:tcBorders>
+            <w:shd w:val="clear" w:color="auto" w:fill="FFFFFF"/>
+            <w:tcMar>
+              <w:top w:w="0" w:type="dxa"/>
+              <w:bottom w:w="0" w:type="dxa"/>
+              <w:left w:w="0" w:type="dxa"/>
+              <w:right w:w="0" w:type="dxa"/>
+            </w:tcMar>
+            <w:vAlign w:val="top"/>
+          </w:tcPr>
+          <w:p>
+            <w:pPr>
+              <w:pStyle w:val="Normal"/>
+              <w:jc w:val="center"/>
+              <w:pBdr>
+                <w:bottom w:val="none" w:sz="0" w:space="0" w:color="000000"/>
+                <w:top w:val="none" w:sz="0" w:space="0" w:color="000000"/>
+                <w:left w:val="none" w:sz="0" w:space="0" w:color="000000"/>
+                <w:right w:val="none" w:sz="0" w:space="0" w:color="000000"/>
+              </w:pBdr>
+              <w:spacing w:after="100" w:before="100" w:line="240"/>
+              <w:ind w:left="100" w:right="100" w:firstLine="0" w:firstLineChars="0"/>
+              <w:rPr>
+                <w:rFonts w:ascii="Helvetica" w:hAnsi="Helvetica" w:eastAsia="Helvetica" w:cs="Helvetica"/>
+                <w:i w:val="false"/>
+                <w:b w:val="false"/>
+                <w:u w:val="none"/>
+                <w:sz w:val="22"/>
+                <w:szCs w:val="22"/>
+                <w:color w:val="000000"/>
+              </w:rPr>
+            </w:pPr>
+            <w:r>
+              <w:rPr>
+                <w:rFonts w:ascii="Helvetica" w:hAnsi="Helvetica" w:eastAsia="Helvetica" w:cs="Helvetica"/>
+                <w:i w:val="false"/>
+                <w:b w:val="false"/>
+                <w:u w:val="none"/>
+                <w:sz w:val="22"/>
+                <w:szCs w:val="22"/>
+                <w:color w:val="000000"/>
+              </w:rPr>
+              <w:t xml:space="preserve">0.200</w:t>
             </w:r>
           </w:p>
         </w:tc>
@@ -3035,113 +3035,113 @@
                 <w:szCs w:val="22"/>
                 <w:color w:val="000000"/>
               </w:rPr>
-              <w:t xml:space="preserve">0.87</w:t>
-            </w:r>
-          </w:p>
-        </w:tc>
-        <w:tc>
-          <w:tcPr>
-            <w:tcBorders>
-              <w:bottom w:val="none" w:sz="0" w:space="0" w:color="000000"/>
-              <w:top w:val="none" w:sz="0" w:space="0" w:color="000000"/>
-              <w:left w:val="none" w:sz="0" w:space="0" w:color="000000"/>
-              <w:right w:val="none" w:sz="0" w:space="0" w:color="000000"/>
-            </w:tcBorders>
-            <w:shd w:val="clear" w:color="auto" w:fill="FFFFFF"/>
-            <w:tcMar>
-              <w:top w:w="0" w:type="dxa"/>
-              <w:bottom w:w="0" w:type="dxa"/>
-              <w:left w:w="0" w:type="dxa"/>
-              <w:right w:w="0" w:type="dxa"/>
-            </w:tcMar>
-            <w:vAlign w:val="top"/>
-          </w:tcPr>
-          <w:p>
-            <w:pPr>
-              <w:pStyle w:val="Normal"/>
-              <w:jc w:val="center"/>
-              <w:pBdr>
-                <w:bottom w:val="none" w:sz="0" w:space="0" w:color="000000"/>
-                <w:top w:val="none" w:sz="0" w:space="0" w:color="000000"/>
-                <w:left w:val="none" w:sz="0" w:space="0" w:color="000000"/>
-                <w:right w:val="none" w:sz="0" w:space="0" w:color="000000"/>
-              </w:pBdr>
-              <w:spacing w:after="100" w:before="100" w:line="240"/>
-              <w:ind w:left="100" w:right="100" w:firstLine="0" w:firstLineChars="0"/>
-              <w:rPr>
-                <w:rFonts w:ascii="Helvetica" w:hAnsi="Helvetica" w:eastAsia="Helvetica" w:cs="Helvetica"/>
-                <w:i w:val="false"/>
-                <w:b w:val="false"/>
-                <w:u w:val="none"/>
-                <w:sz w:val="22"/>
-                <w:szCs w:val="22"/>
-                <w:color w:val="000000"/>
-              </w:rPr>
-            </w:pPr>
-            <w:r>
-              <w:rPr>
-                <w:rFonts w:ascii="Helvetica" w:hAnsi="Helvetica" w:eastAsia="Helvetica" w:cs="Helvetica"/>
-                <w:i w:val="false"/>
-                <w:b w:val="false"/>
-                <w:u w:val="none"/>
-                <w:sz w:val="22"/>
-                <w:szCs w:val="22"/>
-                <w:color w:val="000000"/>
-              </w:rPr>
-              <w:t xml:space="preserve">0.28, 2.73</w:t>
-            </w:r>
-          </w:p>
-        </w:tc>
-        <w:tc>
-          <w:tcPr>
-            <w:tcBorders>
-              <w:bottom w:val="none" w:sz="0" w:space="0" w:color="000000"/>
-              <w:top w:val="none" w:sz="0" w:space="0" w:color="000000"/>
-              <w:left w:val="none" w:sz="0" w:space="0" w:color="000000"/>
-              <w:right w:val="none" w:sz="0" w:space="0" w:color="000000"/>
-            </w:tcBorders>
-            <w:shd w:val="clear" w:color="auto" w:fill="FFFFFF"/>
-            <w:tcMar>
-              <w:top w:w="0" w:type="dxa"/>
-              <w:bottom w:w="0" w:type="dxa"/>
-              <w:left w:w="0" w:type="dxa"/>
-              <w:right w:w="0" w:type="dxa"/>
-            </w:tcMar>
-            <w:vAlign w:val="top"/>
-          </w:tcPr>
-          <w:p>
-            <w:pPr>
-              <w:pStyle w:val="Normal"/>
-              <w:jc w:val="center"/>
-              <w:pBdr>
-                <w:bottom w:val="none" w:sz="0" w:space="0" w:color="000000"/>
-                <w:top w:val="none" w:sz="0" w:space="0" w:color="000000"/>
-                <w:left w:val="none" w:sz="0" w:space="0" w:color="000000"/>
-                <w:right w:val="none" w:sz="0" w:space="0" w:color="000000"/>
-              </w:pBdr>
-              <w:spacing w:after="100" w:before="100" w:line="240"/>
-              <w:ind w:left="100" w:right="100" w:firstLine="0" w:firstLineChars="0"/>
-              <w:rPr>
-                <w:rFonts w:ascii="Helvetica" w:hAnsi="Helvetica" w:eastAsia="Helvetica" w:cs="Helvetica"/>
-                <w:i w:val="false"/>
-                <w:b w:val="false"/>
-                <w:u w:val="none"/>
-                <w:sz w:val="22"/>
-                <w:szCs w:val="22"/>
-                <w:color w:val="000000"/>
-              </w:rPr>
-            </w:pPr>
-            <w:r>
-              <w:rPr>
-                <w:rFonts w:ascii="Helvetica" w:hAnsi="Helvetica" w:eastAsia="Helvetica" w:cs="Helvetica"/>
-                <w:i w:val="false"/>
-                <w:b w:val="false"/>
-                <w:u w:val="none"/>
-                <w:sz w:val="22"/>
-                <w:szCs w:val="22"/>
-                <w:color w:val="000000"/>
-              </w:rPr>
-              <w:t xml:space="preserve">0.810</w:t>
+              <w:t xml:space="preserve">0.86</w:t>
+            </w:r>
+          </w:p>
+        </w:tc>
+        <w:tc>
+          <w:tcPr>
+            <w:tcBorders>
+              <w:bottom w:val="none" w:sz="0" w:space="0" w:color="000000"/>
+              <w:top w:val="none" w:sz="0" w:space="0" w:color="000000"/>
+              <w:left w:val="none" w:sz="0" w:space="0" w:color="000000"/>
+              <w:right w:val="none" w:sz="0" w:space="0" w:color="000000"/>
+            </w:tcBorders>
+            <w:shd w:val="clear" w:color="auto" w:fill="FFFFFF"/>
+            <w:tcMar>
+              <w:top w:w="0" w:type="dxa"/>
+              <w:bottom w:w="0" w:type="dxa"/>
+              <w:left w:w="0" w:type="dxa"/>
+              <w:right w:w="0" w:type="dxa"/>
+            </w:tcMar>
+            <w:vAlign w:val="top"/>
+          </w:tcPr>
+          <w:p>
+            <w:pPr>
+              <w:pStyle w:val="Normal"/>
+              <w:jc w:val="center"/>
+              <w:pBdr>
+                <w:bottom w:val="none" w:sz="0" w:space="0" w:color="000000"/>
+                <w:top w:val="none" w:sz="0" w:space="0" w:color="000000"/>
+                <w:left w:val="none" w:sz="0" w:space="0" w:color="000000"/>
+                <w:right w:val="none" w:sz="0" w:space="0" w:color="000000"/>
+              </w:pBdr>
+              <w:spacing w:after="100" w:before="100" w:line="240"/>
+              <w:ind w:left="100" w:right="100" w:firstLine="0" w:firstLineChars="0"/>
+              <w:rPr>
+                <w:rFonts w:ascii="Helvetica" w:hAnsi="Helvetica" w:eastAsia="Helvetica" w:cs="Helvetica"/>
+                <w:i w:val="false"/>
+                <w:b w:val="false"/>
+                <w:u w:val="none"/>
+                <w:sz w:val="22"/>
+                <w:szCs w:val="22"/>
+                <w:color w:val="000000"/>
+              </w:rPr>
+            </w:pPr>
+            <w:r>
+              <w:rPr>
+                <w:rFonts w:ascii="Helvetica" w:hAnsi="Helvetica" w:eastAsia="Helvetica" w:cs="Helvetica"/>
+                <w:i w:val="false"/>
+                <w:b w:val="false"/>
+                <w:u w:val="none"/>
+                <w:sz w:val="22"/>
+                <w:szCs w:val="22"/>
+                <w:color w:val="000000"/>
+              </w:rPr>
+              <w:t xml:space="preserve">0.28, 2.70</w:t>
+            </w:r>
+          </w:p>
+        </w:tc>
+        <w:tc>
+          <w:tcPr>
+            <w:tcBorders>
+              <w:bottom w:val="none" w:sz="0" w:space="0" w:color="000000"/>
+              <w:top w:val="none" w:sz="0" w:space="0" w:color="000000"/>
+              <w:left w:val="none" w:sz="0" w:space="0" w:color="000000"/>
+              <w:right w:val="none" w:sz="0" w:space="0" w:color="000000"/>
+            </w:tcBorders>
+            <w:shd w:val="clear" w:color="auto" w:fill="FFFFFF"/>
+            <w:tcMar>
+              <w:top w:w="0" w:type="dxa"/>
+              <w:bottom w:w="0" w:type="dxa"/>
+              <w:left w:w="0" w:type="dxa"/>
+              <w:right w:w="0" w:type="dxa"/>
+            </w:tcMar>
+            <w:vAlign w:val="top"/>
+          </w:tcPr>
+          <w:p>
+            <w:pPr>
+              <w:pStyle w:val="Normal"/>
+              <w:jc w:val="center"/>
+              <w:pBdr>
+                <w:bottom w:val="none" w:sz="0" w:space="0" w:color="000000"/>
+                <w:top w:val="none" w:sz="0" w:space="0" w:color="000000"/>
+                <w:left w:val="none" w:sz="0" w:space="0" w:color="000000"/>
+                <w:right w:val="none" w:sz="0" w:space="0" w:color="000000"/>
+              </w:pBdr>
+              <w:spacing w:after="100" w:before="100" w:line="240"/>
+              <w:ind w:left="100" w:right="100" w:firstLine="0" w:firstLineChars="0"/>
+              <w:rPr>
+                <w:rFonts w:ascii="Helvetica" w:hAnsi="Helvetica" w:eastAsia="Helvetica" w:cs="Helvetica"/>
+                <w:i w:val="false"/>
+                <w:b w:val="false"/>
+                <w:u w:val="none"/>
+                <w:sz w:val="22"/>
+                <w:szCs w:val="22"/>
+                <w:color w:val="000000"/>
+              </w:rPr>
+            </w:pPr>
+            <w:r>
+              <w:rPr>
+                <w:rFonts w:ascii="Helvetica" w:hAnsi="Helvetica" w:eastAsia="Helvetica" w:cs="Helvetica"/>
+                <w:i w:val="false"/>
+                <w:b w:val="false"/>
+                <w:u w:val="none"/>
+                <w:sz w:val="22"/>
+                <w:szCs w:val="22"/>
+                <w:color w:val="000000"/>
+              </w:rPr>
+              <w:t xml:space="preserve">0.800</w:t>
             </w:r>
           </w:p>
         </w:tc>
@@ -3253,60 +3253,60 @@
                 <w:szCs w:val="22"/>
                 <w:color w:val="000000"/>
               </w:rPr>
-              <w:t xml:space="preserve">323</w:t>
-            </w:r>
-          </w:p>
-        </w:tc>
-        <w:tc>
-          <w:tcPr>
-            <w:tcBorders>
-              <w:bottom w:val="none" w:sz="0" w:space="0" w:color="000000"/>
-              <w:top w:val="none" w:sz="0" w:space="0" w:color="000000"/>
-              <w:left w:val="none" w:sz="0" w:space="0" w:color="000000"/>
-              <w:right w:val="none" w:sz="0" w:space="0" w:color="000000"/>
-            </w:tcBorders>
-            <w:shd w:val="clear" w:color="auto" w:fill="FFFFFF"/>
-            <w:tcMar>
-              <w:top w:w="0" w:type="dxa"/>
-              <w:bottom w:w="0" w:type="dxa"/>
-              <w:left w:w="0" w:type="dxa"/>
-              <w:right w:w="0" w:type="dxa"/>
-            </w:tcMar>
-            <w:vAlign w:val="top"/>
-          </w:tcPr>
-          <w:p>
-            <w:pPr>
-              <w:pStyle w:val="Normal"/>
-              <w:jc w:val="center"/>
-              <w:pBdr>
-                <w:bottom w:val="none" w:sz="0" w:space="0" w:color="000000"/>
-                <w:top w:val="none" w:sz="0" w:space="0" w:color="000000"/>
-                <w:left w:val="none" w:sz="0" w:space="0" w:color="000000"/>
-                <w:right w:val="none" w:sz="0" w:space="0" w:color="000000"/>
-              </w:pBdr>
-              <w:spacing w:after="100" w:before="100" w:line="240"/>
-              <w:ind w:left="100" w:right="100" w:firstLine="0" w:firstLineChars="0"/>
-              <w:rPr>
-                <w:rFonts w:ascii="Helvetica" w:hAnsi="Helvetica" w:eastAsia="Helvetica" w:cs="Helvetica"/>
-                <w:i w:val="false"/>
-                <w:b w:val="false"/>
-                <w:u w:val="none"/>
-                <w:sz w:val="22"/>
-                <w:szCs w:val="22"/>
-                <w:color w:val="000000"/>
-              </w:rPr>
-            </w:pPr>
-            <w:r>
-              <w:rPr>
-                <w:rFonts w:ascii="Helvetica" w:hAnsi="Helvetica" w:eastAsia="Helvetica" w:cs="Helvetica"/>
-                <w:i w:val="false"/>
-                <w:b w:val="false"/>
-                <w:u w:val="none"/>
-                <w:sz w:val="22"/>
-                <w:szCs w:val="22"/>
-                <w:color w:val="000000"/>
-              </w:rPr>
-              <w:t xml:space="preserve">1.16</w:t>
+              <w:t xml:space="preserve">322</w:t>
+            </w:r>
+          </w:p>
+        </w:tc>
+        <w:tc>
+          <w:tcPr>
+            <w:tcBorders>
+              <w:bottom w:val="none" w:sz="0" w:space="0" w:color="000000"/>
+              <w:top w:val="none" w:sz="0" w:space="0" w:color="000000"/>
+              <w:left w:val="none" w:sz="0" w:space="0" w:color="000000"/>
+              <w:right w:val="none" w:sz="0" w:space="0" w:color="000000"/>
+            </w:tcBorders>
+            <w:shd w:val="clear" w:color="auto" w:fill="FFFFFF"/>
+            <w:tcMar>
+              <w:top w:w="0" w:type="dxa"/>
+              <w:bottom w:w="0" w:type="dxa"/>
+              <w:left w:w="0" w:type="dxa"/>
+              <w:right w:w="0" w:type="dxa"/>
+            </w:tcMar>
+            <w:vAlign w:val="top"/>
+          </w:tcPr>
+          <w:p>
+            <w:pPr>
+              <w:pStyle w:val="Normal"/>
+              <w:jc w:val="center"/>
+              <w:pBdr>
+                <w:bottom w:val="none" w:sz="0" w:space="0" w:color="000000"/>
+                <w:top w:val="none" w:sz="0" w:space="0" w:color="000000"/>
+                <w:left w:val="none" w:sz="0" w:space="0" w:color="000000"/>
+                <w:right w:val="none" w:sz="0" w:space="0" w:color="000000"/>
+              </w:pBdr>
+              <w:spacing w:after="100" w:before="100" w:line="240"/>
+              <w:ind w:left="100" w:right="100" w:firstLine="0" w:firstLineChars="0"/>
+              <w:rPr>
+                <w:rFonts w:ascii="Helvetica" w:hAnsi="Helvetica" w:eastAsia="Helvetica" w:cs="Helvetica"/>
+                <w:i w:val="false"/>
+                <w:b w:val="false"/>
+                <w:u w:val="none"/>
+                <w:sz w:val="22"/>
+                <w:szCs w:val="22"/>
+                <w:color w:val="000000"/>
+              </w:rPr>
+            </w:pPr>
+            <w:r>
+              <w:rPr>
+                <w:rFonts w:ascii="Helvetica" w:hAnsi="Helvetica" w:eastAsia="Helvetica" w:cs="Helvetica"/>
+                <w:i w:val="false"/>
+                <w:b w:val="false"/>
+                <w:u w:val="none"/>
+                <w:sz w:val="22"/>
+                <w:szCs w:val="22"/>
+                <w:color w:val="000000"/>
+              </w:rPr>
+              <w:t xml:space="preserve">1.17</w:t>
             </w:r>
           </w:p>
         </w:tc>
@@ -3465,60 +3465,60 @@
                 <w:szCs w:val="22"/>
                 <w:color w:val="000000"/>
               </w:rPr>
-              <w:t xml:space="preserve">323</w:t>
-            </w:r>
-          </w:p>
-        </w:tc>
-        <w:tc>
-          <w:tcPr>
-            <w:tcBorders>
-              <w:bottom w:val="none" w:sz="0" w:space="0" w:color="000000"/>
-              <w:top w:val="none" w:sz="0" w:space="0" w:color="000000"/>
-              <w:left w:val="none" w:sz="0" w:space="0" w:color="000000"/>
-              <w:right w:val="none" w:sz="0" w:space="0" w:color="000000"/>
-            </w:tcBorders>
-            <w:shd w:val="clear" w:color="auto" w:fill="FFFFFF"/>
-            <w:tcMar>
-              <w:top w:w="0" w:type="dxa"/>
-              <w:bottom w:w="0" w:type="dxa"/>
-              <w:left w:w="0" w:type="dxa"/>
-              <w:right w:w="0" w:type="dxa"/>
-            </w:tcMar>
-            <w:vAlign w:val="top"/>
-          </w:tcPr>
-          <w:p>
-            <w:pPr>
-              <w:pStyle w:val="Normal"/>
-              <w:jc w:val="center"/>
-              <w:pBdr>
-                <w:bottom w:val="none" w:sz="0" w:space="0" w:color="000000"/>
-                <w:top w:val="none" w:sz="0" w:space="0" w:color="000000"/>
-                <w:left w:val="none" w:sz="0" w:space="0" w:color="000000"/>
-                <w:right w:val="none" w:sz="0" w:space="0" w:color="000000"/>
-              </w:pBdr>
-              <w:spacing w:after="100" w:before="100" w:line="240"/>
-              <w:ind w:left="100" w:right="100" w:firstLine="0" w:firstLineChars="0"/>
-              <w:rPr>
-                <w:rFonts w:ascii="Helvetica" w:hAnsi="Helvetica" w:eastAsia="Helvetica" w:cs="Helvetica"/>
-                <w:i w:val="false"/>
-                <w:b w:val="false"/>
-                <w:u w:val="none"/>
-                <w:sz w:val="22"/>
-                <w:szCs w:val="22"/>
-                <w:color w:val="000000"/>
-              </w:rPr>
-            </w:pPr>
-            <w:r>
-              <w:rPr>
-                <w:rFonts w:ascii="Helvetica" w:hAnsi="Helvetica" w:eastAsia="Helvetica" w:cs="Helvetica"/>
-                <w:i w:val="false"/>
-                <w:b w:val="false"/>
-                <w:u w:val="none"/>
-                <w:sz w:val="22"/>
-                <w:szCs w:val="22"/>
-                <w:color w:val="000000"/>
-              </w:rPr>
-              <w:t xml:space="preserve">1.14</w:t>
+              <w:t xml:space="preserve">322</w:t>
+            </w:r>
+          </w:p>
+        </w:tc>
+        <w:tc>
+          <w:tcPr>
+            <w:tcBorders>
+              <w:bottom w:val="none" w:sz="0" w:space="0" w:color="000000"/>
+              <w:top w:val="none" w:sz="0" w:space="0" w:color="000000"/>
+              <w:left w:val="none" w:sz="0" w:space="0" w:color="000000"/>
+              <w:right w:val="none" w:sz="0" w:space="0" w:color="000000"/>
+            </w:tcBorders>
+            <w:shd w:val="clear" w:color="auto" w:fill="FFFFFF"/>
+            <w:tcMar>
+              <w:top w:w="0" w:type="dxa"/>
+              <w:bottom w:w="0" w:type="dxa"/>
+              <w:left w:w="0" w:type="dxa"/>
+              <w:right w:w="0" w:type="dxa"/>
+            </w:tcMar>
+            <w:vAlign w:val="top"/>
+          </w:tcPr>
+          <w:p>
+            <w:pPr>
+              <w:pStyle w:val="Normal"/>
+              <w:jc w:val="center"/>
+              <w:pBdr>
+                <w:bottom w:val="none" w:sz="0" w:space="0" w:color="000000"/>
+                <w:top w:val="none" w:sz="0" w:space="0" w:color="000000"/>
+                <w:left w:val="none" w:sz="0" w:space="0" w:color="000000"/>
+                <w:right w:val="none" w:sz="0" w:space="0" w:color="000000"/>
+              </w:pBdr>
+              <w:spacing w:after="100" w:before="100" w:line="240"/>
+              <w:ind w:left="100" w:right="100" w:firstLine="0" w:firstLineChars="0"/>
+              <w:rPr>
+                <w:rFonts w:ascii="Helvetica" w:hAnsi="Helvetica" w:eastAsia="Helvetica" w:cs="Helvetica"/>
+                <w:i w:val="false"/>
+                <w:b w:val="false"/>
+                <w:u w:val="none"/>
+                <w:sz w:val="22"/>
+                <w:szCs w:val="22"/>
+                <w:color w:val="000000"/>
+              </w:rPr>
+            </w:pPr>
+            <w:r>
+              <w:rPr>
+                <w:rFonts w:ascii="Helvetica" w:hAnsi="Helvetica" w:eastAsia="Helvetica" w:cs="Helvetica"/>
+                <w:i w:val="false"/>
+                <w:b w:val="false"/>
+                <w:u w:val="none"/>
+                <w:sz w:val="22"/>
+                <w:szCs w:val="22"/>
+                <w:color w:val="000000"/>
+              </w:rPr>
+              <w:t xml:space="preserve">1.15</w:t>
             </w:r>
           </w:p>
         </w:tc>
@@ -3624,7 +3624,7 @@
                 <w:szCs w:val="22"/>
                 <w:color w:val="000000"/>
               </w:rPr>
-              <w:t xml:space="preserve">0.026</w:t>
+              <w:t xml:space="preserve">0.024</w:t>
             </w:r>
           </w:p>
         </w:tc>
@@ -3736,7 +3736,7 @@
                 <w:szCs w:val="22"/>
                 <w:color w:val="000000"/>
               </w:rPr>
-              <w:t xml:space="preserve">323</w:t>
+              <w:t xml:space="preserve">322</w:t>
             </w:r>
           </w:p>
         </w:tc>
@@ -3948,7 +3948,7 @@
                 <w:szCs w:val="22"/>
                 <w:color w:val="000000"/>
               </w:rPr>
-              <w:t xml:space="preserve">323</w:t>
+              <w:t xml:space="preserve">322</w:t>
             </w:r>
           </w:p>
         </w:tc>
@@ -4755,113 +4755,113 @@
                 <w:szCs w:val="22"/>
                 <w:color w:val="000000"/>
               </w:rPr>
-              <w:t xml:space="preserve">1.28</w:t>
-            </w:r>
-          </w:p>
-        </w:tc>
-        <w:tc>
-          <w:tcPr>
-            <w:tcBorders>
-              <w:bottom w:val="none" w:sz="0" w:space="0" w:color="000000"/>
-              <w:top w:val="none" w:sz="0" w:space="0" w:color="000000"/>
-              <w:left w:val="none" w:sz="0" w:space="0" w:color="000000"/>
-              <w:right w:val="none" w:sz="0" w:space="0" w:color="000000"/>
-            </w:tcBorders>
-            <w:shd w:val="clear" w:color="auto" w:fill="FFFFFF"/>
-            <w:tcMar>
-              <w:top w:w="0" w:type="dxa"/>
-              <w:bottom w:w="0" w:type="dxa"/>
-              <w:left w:w="0" w:type="dxa"/>
-              <w:right w:w="0" w:type="dxa"/>
-            </w:tcMar>
-            <w:vAlign w:val="top"/>
-          </w:tcPr>
-          <w:p>
-            <w:pPr>
-              <w:pStyle w:val="Normal"/>
-              <w:jc w:val="center"/>
-              <w:pBdr>
-                <w:bottom w:val="none" w:sz="0" w:space="0" w:color="000000"/>
-                <w:top w:val="none" w:sz="0" w:space="0" w:color="000000"/>
-                <w:left w:val="none" w:sz="0" w:space="0" w:color="000000"/>
-                <w:right w:val="none" w:sz="0" w:space="0" w:color="000000"/>
-              </w:pBdr>
-              <w:spacing w:after="100" w:before="100" w:line="240"/>
-              <w:ind w:left="100" w:right="100" w:firstLine="0" w:firstLineChars="0"/>
-              <w:rPr>
-                <w:rFonts w:ascii="Helvetica" w:hAnsi="Helvetica" w:eastAsia="Helvetica" w:cs="Helvetica"/>
-                <w:i w:val="false"/>
-                <w:b w:val="false"/>
-                <w:u w:val="none"/>
-                <w:sz w:val="22"/>
-                <w:szCs w:val="22"/>
-                <w:color w:val="000000"/>
-              </w:rPr>
-            </w:pPr>
-            <w:r>
-              <w:rPr>
-                <w:rFonts w:ascii="Helvetica" w:hAnsi="Helvetica" w:eastAsia="Helvetica" w:cs="Helvetica"/>
-                <w:i w:val="false"/>
-                <w:b w:val="false"/>
-                <w:u w:val="none"/>
-                <w:sz w:val="22"/>
-                <w:szCs w:val="22"/>
-                <w:color w:val="000000"/>
-              </w:rPr>
-              <w:t xml:space="preserve">0.66, 2.49</w:t>
-            </w:r>
-          </w:p>
-        </w:tc>
-        <w:tc>
-          <w:tcPr>
-            <w:tcBorders>
-              <w:bottom w:val="none" w:sz="0" w:space="0" w:color="000000"/>
-              <w:top w:val="none" w:sz="0" w:space="0" w:color="000000"/>
-              <w:left w:val="none" w:sz="0" w:space="0" w:color="000000"/>
-              <w:right w:val="none" w:sz="0" w:space="0" w:color="000000"/>
-            </w:tcBorders>
-            <w:shd w:val="clear" w:color="auto" w:fill="FFFFFF"/>
-            <w:tcMar>
-              <w:top w:w="0" w:type="dxa"/>
-              <w:bottom w:w="0" w:type="dxa"/>
-              <w:left w:w="0" w:type="dxa"/>
-              <w:right w:w="0" w:type="dxa"/>
-            </w:tcMar>
-            <w:vAlign w:val="top"/>
-          </w:tcPr>
-          <w:p>
-            <w:pPr>
-              <w:pStyle w:val="Normal"/>
-              <w:jc w:val="center"/>
-              <w:pBdr>
-                <w:bottom w:val="none" w:sz="0" w:space="0" w:color="000000"/>
-                <w:top w:val="none" w:sz="0" w:space="0" w:color="000000"/>
-                <w:left w:val="none" w:sz="0" w:space="0" w:color="000000"/>
-                <w:right w:val="none" w:sz="0" w:space="0" w:color="000000"/>
-              </w:pBdr>
-              <w:spacing w:after="100" w:before="100" w:line="240"/>
-              <w:ind w:left="100" w:right="100" w:firstLine="0" w:firstLineChars="0"/>
-              <w:rPr>
-                <w:rFonts w:ascii="Helvetica" w:hAnsi="Helvetica" w:eastAsia="Helvetica" w:cs="Helvetica"/>
-                <w:i w:val="false"/>
-                <w:b w:val="false"/>
-                <w:u w:val="none"/>
-                <w:sz w:val="22"/>
-                <w:szCs w:val="22"/>
-                <w:color w:val="000000"/>
-              </w:rPr>
-            </w:pPr>
-            <w:r>
-              <w:rPr>
-                <w:rFonts w:ascii="Helvetica" w:hAnsi="Helvetica" w:eastAsia="Helvetica" w:cs="Helvetica"/>
-                <w:i w:val="false"/>
-                <w:b w:val="false"/>
-                <w:u w:val="none"/>
-                <w:sz w:val="22"/>
-                <w:szCs w:val="22"/>
-                <w:color w:val="000000"/>
-              </w:rPr>
-              <w:t xml:space="preserve">0.460</w:t>
+              <w:t xml:space="preserve">1.31</w:t>
+            </w:r>
+          </w:p>
+        </w:tc>
+        <w:tc>
+          <w:tcPr>
+            <w:tcBorders>
+              <w:bottom w:val="none" w:sz="0" w:space="0" w:color="000000"/>
+              <w:top w:val="none" w:sz="0" w:space="0" w:color="000000"/>
+              <w:left w:val="none" w:sz="0" w:space="0" w:color="000000"/>
+              <w:right w:val="none" w:sz="0" w:space="0" w:color="000000"/>
+            </w:tcBorders>
+            <w:shd w:val="clear" w:color="auto" w:fill="FFFFFF"/>
+            <w:tcMar>
+              <w:top w:w="0" w:type="dxa"/>
+              <w:bottom w:w="0" w:type="dxa"/>
+              <w:left w:w="0" w:type="dxa"/>
+              <w:right w:w="0" w:type="dxa"/>
+            </w:tcMar>
+            <w:vAlign w:val="top"/>
+          </w:tcPr>
+          <w:p>
+            <w:pPr>
+              <w:pStyle w:val="Normal"/>
+              <w:jc w:val="center"/>
+              <w:pBdr>
+                <w:bottom w:val="none" w:sz="0" w:space="0" w:color="000000"/>
+                <w:top w:val="none" w:sz="0" w:space="0" w:color="000000"/>
+                <w:left w:val="none" w:sz="0" w:space="0" w:color="000000"/>
+                <w:right w:val="none" w:sz="0" w:space="0" w:color="000000"/>
+              </w:pBdr>
+              <w:spacing w:after="100" w:before="100" w:line="240"/>
+              <w:ind w:left="100" w:right="100" w:firstLine="0" w:firstLineChars="0"/>
+              <w:rPr>
+                <w:rFonts w:ascii="Helvetica" w:hAnsi="Helvetica" w:eastAsia="Helvetica" w:cs="Helvetica"/>
+                <w:i w:val="false"/>
+                <w:b w:val="false"/>
+                <w:u w:val="none"/>
+                <w:sz w:val="22"/>
+                <w:szCs w:val="22"/>
+                <w:color w:val="000000"/>
+              </w:rPr>
+            </w:pPr>
+            <w:r>
+              <w:rPr>
+                <w:rFonts w:ascii="Helvetica" w:hAnsi="Helvetica" w:eastAsia="Helvetica" w:cs="Helvetica"/>
+                <w:i w:val="false"/>
+                <w:b w:val="false"/>
+                <w:u w:val="none"/>
+                <w:sz w:val="22"/>
+                <w:szCs w:val="22"/>
+                <w:color w:val="000000"/>
+              </w:rPr>
+              <w:t xml:space="preserve">0.67, 2.54</w:t>
+            </w:r>
+          </w:p>
+        </w:tc>
+        <w:tc>
+          <w:tcPr>
+            <w:tcBorders>
+              <w:bottom w:val="none" w:sz="0" w:space="0" w:color="000000"/>
+              <w:top w:val="none" w:sz="0" w:space="0" w:color="000000"/>
+              <w:left w:val="none" w:sz="0" w:space="0" w:color="000000"/>
+              <w:right w:val="none" w:sz="0" w:space="0" w:color="000000"/>
+            </w:tcBorders>
+            <w:shd w:val="clear" w:color="auto" w:fill="FFFFFF"/>
+            <w:tcMar>
+              <w:top w:w="0" w:type="dxa"/>
+              <w:bottom w:w="0" w:type="dxa"/>
+              <w:left w:w="0" w:type="dxa"/>
+              <w:right w:w="0" w:type="dxa"/>
+            </w:tcMar>
+            <w:vAlign w:val="top"/>
+          </w:tcPr>
+          <w:p>
+            <w:pPr>
+              <w:pStyle w:val="Normal"/>
+              <w:jc w:val="center"/>
+              <w:pBdr>
+                <w:bottom w:val="none" w:sz="0" w:space="0" w:color="000000"/>
+                <w:top w:val="none" w:sz="0" w:space="0" w:color="000000"/>
+                <w:left w:val="none" w:sz="0" w:space="0" w:color="000000"/>
+                <w:right w:val="none" w:sz="0" w:space="0" w:color="000000"/>
+              </w:pBdr>
+              <w:spacing w:after="100" w:before="100" w:line="240"/>
+              <w:ind w:left="100" w:right="100" w:firstLine="0" w:firstLineChars="0"/>
+              <w:rPr>
+                <w:rFonts w:ascii="Helvetica" w:hAnsi="Helvetica" w:eastAsia="Helvetica" w:cs="Helvetica"/>
+                <w:i w:val="false"/>
+                <w:b w:val="false"/>
+                <w:u w:val="none"/>
+                <w:sz w:val="22"/>
+                <w:szCs w:val="22"/>
+                <w:color w:val="000000"/>
+              </w:rPr>
+            </w:pPr>
+            <w:r>
+              <w:rPr>
+                <w:rFonts w:ascii="Helvetica" w:hAnsi="Helvetica" w:eastAsia="Helvetica" w:cs="Helvetica"/>
+                <w:i w:val="false"/>
+                <w:b w:val="false"/>
+                <w:u w:val="none"/>
+                <w:sz w:val="22"/>
+                <w:szCs w:val="22"/>
+                <w:color w:val="000000"/>
+              </w:rPr>
+              <w:t xml:space="preserve">0.430</w:t>
             </w:r>
           </w:p>
         </w:tc>
@@ -5020,60 +5020,60 @@
                 <w:szCs w:val="22"/>
                 <w:color w:val="000000"/>
               </w:rPr>
-              <w:t xml:space="preserve">0.35, 2.30</w:t>
-            </w:r>
-          </w:p>
-        </w:tc>
-        <w:tc>
-          <w:tcPr>
-            <w:tcBorders>
-              <w:bottom w:val="none" w:sz="0" w:space="0" w:color="000000"/>
-              <w:top w:val="none" w:sz="0" w:space="0" w:color="000000"/>
-              <w:left w:val="none" w:sz="0" w:space="0" w:color="000000"/>
-              <w:right w:val="none" w:sz="0" w:space="0" w:color="000000"/>
-            </w:tcBorders>
-            <w:shd w:val="clear" w:color="auto" w:fill="FFFFFF"/>
-            <w:tcMar>
-              <w:top w:w="0" w:type="dxa"/>
-              <w:bottom w:w="0" w:type="dxa"/>
-              <w:left w:w="0" w:type="dxa"/>
-              <w:right w:w="0" w:type="dxa"/>
-            </w:tcMar>
-            <w:vAlign w:val="top"/>
-          </w:tcPr>
-          <w:p>
-            <w:pPr>
-              <w:pStyle w:val="Normal"/>
-              <w:jc w:val="center"/>
-              <w:pBdr>
-                <w:bottom w:val="none" w:sz="0" w:space="0" w:color="000000"/>
-                <w:top w:val="none" w:sz="0" w:space="0" w:color="000000"/>
-                <w:left w:val="none" w:sz="0" w:space="0" w:color="000000"/>
-                <w:right w:val="none" w:sz="0" w:space="0" w:color="000000"/>
-              </w:pBdr>
-              <w:spacing w:after="100" w:before="100" w:line="240"/>
-              <w:ind w:left="100" w:right="100" w:firstLine="0" w:firstLineChars="0"/>
-              <w:rPr>
-                <w:rFonts w:ascii="Helvetica" w:hAnsi="Helvetica" w:eastAsia="Helvetica" w:cs="Helvetica"/>
-                <w:i w:val="false"/>
-                <w:b w:val="false"/>
-                <w:u w:val="none"/>
-                <w:sz w:val="22"/>
-                <w:szCs w:val="22"/>
-                <w:color w:val="000000"/>
-              </w:rPr>
-            </w:pPr>
-            <w:r>
-              <w:rPr>
-                <w:rFonts w:ascii="Helvetica" w:hAnsi="Helvetica" w:eastAsia="Helvetica" w:cs="Helvetica"/>
-                <w:i w:val="false"/>
-                <w:b w:val="false"/>
-                <w:u w:val="none"/>
-                <w:sz w:val="22"/>
-                <w:szCs w:val="22"/>
-                <w:color w:val="000000"/>
-              </w:rPr>
-              <w:t xml:space="preserve">0.830</w:t>
+              <w:t xml:space="preserve">0.35, 2.32</w:t>
+            </w:r>
+          </w:p>
+        </w:tc>
+        <w:tc>
+          <w:tcPr>
+            <w:tcBorders>
+              <w:bottom w:val="none" w:sz="0" w:space="0" w:color="000000"/>
+              <w:top w:val="none" w:sz="0" w:space="0" w:color="000000"/>
+              <w:left w:val="none" w:sz="0" w:space="0" w:color="000000"/>
+              <w:right w:val="none" w:sz="0" w:space="0" w:color="000000"/>
+            </w:tcBorders>
+            <w:shd w:val="clear" w:color="auto" w:fill="FFFFFF"/>
+            <w:tcMar>
+              <w:top w:w="0" w:type="dxa"/>
+              <w:bottom w:w="0" w:type="dxa"/>
+              <w:left w:w="0" w:type="dxa"/>
+              <w:right w:w="0" w:type="dxa"/>
+            </w:tcMar>
+            <w:vAlign w:val="top"/>
+          </w:tcPr>
+          <w:p>
+            <w:pPr>
+              <w:pStyle w:val="Normal"/>
+              <w:jc w:val="center"/>
+              <w:pBdr>
+                <w:bottom w:val="none" w:sz="0" w:space="0" w:color="000000"/>
+                <w:top w:val="none" w:sz="0" w:space="0" w:color="000000"/>
+                <w:left w:val="none" w:sz="0" w:space="0" w:color="000000"/>
+                <w:right w:val="none" w:sz="0" w:space="0" w:color="000000"/>
+              </w:pBdr>
+              <w:spacing w:after="100" w:before="100" w:line="240"/>
+              <w:ind w:left="100" w:right="100" w:firstLine="0" w:firstLineChars="0"/>
+              <w:rPr>
+                <w:rFonts w:ascii="Helvetica" w:hAnsi="Helvetica" w:eastAsia="Helvetica" w:cs="Helvetica"/>
+                <w:i w:val="false"/>
+                <w:b w:val="false"/>
+                <w:u w:val="none"/>
+                <w:sz w:val="22"/>
+                <w:szCs w:val="22"/>
+                <w:color w:val="000000"/>
+              </w:rPr>
+            </w:pPr>
+            <w:r>
+              <w:rPr>
+                <w:rFonts w:ascii="Helvetica" w:hAnsi="Helvetica" w:eastAsia="Helvetica" w:cs="Helvetica"/>
+                <w:i w:val="false"/>
+                <w:b w:val="false"/>
+                <w:u w:val="none"/>
+                <w:sz w:val="22"/>
+                <w:szCs w:val="22"/>
+                <w:color w:val="000000"/>
+              </w:rPr>
+              <w:t xml:space="preserve">0.840</w:t>
             </w:r>
           </w:p>
         </w:tc>
@@ -5185,7 +5185,7 @@
                 <w:szCs w:val="22"/>
                 <w:color w:val="000000"/>
               </w:rPr>
-              <w:t xml:space="preserve">323</w:t>
+              <w:t xml:space="preserve">322</w:t>
             </w:r>
           </w:p>
         </w:tc>
@@ -5397,7 +5397,7 @@
                 <w:szCs w:val="22"/>
                 <w:color w:val="000000"/>
               </w:rPr>
-              <w:t xml:space="preserve">323</w:t>
+              <w:t xml:space="preserve">322</w:t>
             </w:r>
           </w:p>
         </w:tc>
@@ -6204,113 +6204,113 @@
                 <w:szCs w:val="22"/>
                 <w:color w:val="000000"/>
               </w:rPr>
-              <w:t xml:space="preserve">0.45</w:t>
-            </w:r>
-          </w:p>
-        </w:tc>
-        <w:tc>
-          <w:tcPr>
-            <w:tcBorders>
-              <w:bottom w:val="none" w:sz="0" w:space="0" w:color="000000"/>
-              <w:top w:val="none" w:sz="0" w:space="0" w:color="000000"/>
-              <w:left w:val="none" w:sz="0" w:space="0" w:color="000000"/>
-              <w:right w:val="none" w:sz="0" w:space="0" w:color="000000"/>
-            </w:tcBorders>
-            <w:shd w:val="clear" w:color="auto" w:fill="FFFFFF"/>
-            <w:tcMar>
-              <w:top w:w="0" w:type="dxa"/>
-              <w:bottom w:w="0" w:type="dxa"/>
-              <w:left w:w="0" w:type="dxa"/>
-              <w:right w:w="0" w:type="dxa"/>
-            </w:tcMar>
-            <w:vAlign w:val="top"/>
-          </w:tcPr>
-          <w:p>
-            <w:pPr>
-              <w:pStyle w:val="Normal"/>
-              <w:jc w:val="center"/>
-              <w:pBdr>
-                <w:bottom w:val="none" w:sz="0" w:space="0" w:color="000000"/>
-                <w:top w:val="none" w:sz="0" w:space="0" w:color="000000"/>
-                <w:left w:val="none" w:sz="0" w:space="0" w:color="000000"/>
-                <w:right w:val="none" w:sz="0" w:space="0" w:color="000000"/>
-              </w:pBdr>
-              <w:spacing w:after="100" w:before="100" w:line="240"/>
-              <w:ind w:left="100" w:right="100" w:firstLine="0" w:firstLineChars="0"/>
-              <w:rPr>
-                <w:rFonts w:ascii="Helvetica" w:hAnsi="Helvetica" w:eastAsia="Helvetica" w:cs="Helvetica"/>
-                <w:i w:val="false"/>
-                <w:b w:val="false"/>
-                <w:u w:val="none"/>
-                <w:sz w:val="22"/>
-                <w:szCs w:val="22"/>
-                <w:color w:val="000000"/>
-              </w:rPr>
-            </w:pPr>
-            <w:r>
-              <w:rPr>
-                <w:rFonts w:ascii="Helvetica" w:hAnsi="Helvetica" w:eastAsia="Helvetica" w:cs="Helvetica"/>
-                <w:i w:val="false"/>
-                <w:b w:val="false"/>
-                <w:u w:val="none"/>
-                <w:sz w:val="22"/>
-                <w:szCs w:val="22"/>
-                <w:color w:val="000000"/>
-              </w:rPr>
-              <w:t xml:space="preserve">0.14, 1.44</w:t>
-            </w:r>
-          </w:p>
-        </w:tc>
-        <w:tc>
-          <w:tcPr>
-            <w:tcBorders>
-              <w:bottom w:val="none" w:sz="0" w:space="0" w:color="000000"/>
-              <w:top w:val="none" w:sz="0" w:space="0" w:color="000000"/>
-              <w:left w:val="none" w:sz="0" w:space="0" w:color="000000"/>
-              <w:right w:val="none" w:sz="0" w:space="0" w:color="000000"/>
-            </w:tcBorders>
-            <w:shd w:val="clear" w:color="auto" w:fill="FFFFFF"/>
-            <w:tcMar>
-              <w:top w:w="0" w:type="dxa"/>
-              <w:bottom w:w="0" w:type="dxa"/>
-              <w:left w:w="0" w:type="dxa"/>
-              <w:right w:w="0" w:type="dxa"/>
-            </w:tcMar>
-            <w:vAlign w:val="top"/>
-          </w:tcPr>
-          <w:p>
-            <w:pPr>
-              <w:pStyle w:val="Normal"/>
-              <w:jc w:val="center"/>
-              <w:pBdr>
-                <w:bottom w:val="none" w:sz="0" w:space="0" w:color="000000"/>
-                <w:top w:val="none" w:sz="0" w:space="0" w:color="000000"/>
-                <w:left w:val="none" w:sz="0" w:space="0" w:color="000000"/>
-                <w:right w:val="none" w:sz="0" w:space="0" w:color="000000"/>
-              </w:pBdr>
-              <w:spacing w:after="100" w:before="100" w:line="240"/>
-              <w:ind w:left="100" w:right="100" w:firstLine="0" w:firstLineChars="0"/>
-              <w:rPr>
-                <w:rFonts w:ascii="Helvetica" w:hAnsi="Helvetica" w:eastAsia="Helvetica" w:cs="Helvetica"/>
-                <w:i w:val="false"/>
-                <w:b w:val="false"/>
-                <w:u w:val="none"/>
-                <w:sz w:val="22"/>
-                <w:szCs w:val="22"/>
-                <w:color w:val="000000"/>
-              </w:rPr>
-            </w:pPr>
-            <w:r>
-              <w:rPr>
-                <w:rFonts w:ascii="Helvetica" w:hAnsi="Helvetica" w:eastAsia="Helvetica" w:cs="Helvetica"/>
-                <w:i w:val="false"/>
-                <w:b w:val="false"/>
-                <w:u w:val="none"/>
-                <w:sz w:val="22"/>
-                <w:szCs w:val="22"/>
-                <w:color w:val="000000"/>
-              </w:rPr>
-              <w:t xml:space="preserve">0.180</w:t>
+              <w:t xml:space="preserve">0.44</w:t>
+            </w:r>
+          </w:p>
+        </w:tc>
+        <w:tc>
+          <w:tcPr>
+            <w:tcBorders>
+              <w:bottom w:val="none" w:sz="0" w:space="0" w:color="000000"/>
+              <w:top w:val="none" w:sz="0" w:space="0" w:color="000000"/>
+              <w:left w:val="none" w:sz="0" w:space="0" w:color="000000"/>
+              <w:right w:val="none" w:sz="0" w:space="0" w:color="000000"/>
+            </w:tcBorders>
+            <w:shd w:val="clear" w:color="auto" w:fill="FFFFFF"/>
+            <w:tcMar>
+              <w:top w:w="0" w:type="dxa"/>
+              <w:bottom w:w="0" w:type="dxa"/>
+              <w:left w:w="0" w:type="dxa"/>
+              <w:right w:w="0" w:type="dxa"/>
+            </w:tcMar>
+            <w:vAlign w:val="top"/>
+          </w:tcPr>
+          <w:p>
+            <w:pPr>
+              <w:pStyle w:val="Normal"/>
+              <w:jc w:val="center"/>
+              <w:pBdr>
+                <w:bottom w:val="none" w:sz="0" w:space="0" w:color="000000"/>
+                <w:top w:val="none" w:sz="0" w:space="0" w:color="000000"/>
+                <w:left w:val="none" w:sz="0" w:space="0" w:color="000000"/>
+                <w:right w:val="none" w:sz="0" w:space="0" w:color="000000"/>
+              </w:pBdr>
+              <w:spacing w:after="100" w:before="100" w:line="240"/>
+              <w:ind w:left="100" w:right="100" w:firstLine="0" w:firstLineChars="0"/>
+              <w:rPr>
+                <w:rFonts w:ascii="Helvetica" w:hAnsi="Helvetica" w:eastAsia="Helvetica" w:cs="Helvetica"/>
+                <w:i w:val="false"/>
+                <w:b w:val="false"/>
+                <w:u w:val="none"/>
+                <w:sz w:val="22"/>
+                <w:szCs w:val="22"/>
+                <w:color w:val="000000"/>
+              </w:rPr>
+            </w:pPr>
+            <w:r>
+              <w:rPr>
+                <w:rFonts w:ascii="Helvetica" w:hAnsi="Helvetica" w:eastAsia="Helvetica" w:cs="Helvetica"/>
+                <w:i w:val="false"/>
+                <w:b w:val="false"/>
+                <w:u w:val="none"/>
+                <w:sz w:val="22"/>
+                <w:szCs w:val="22"/>
+                <w:color w:val="000000"/>
+              </w:rPr>
+              <w:t xml:space="preserve">0.14, 1.41</w:t>
+            </w:r>
+          </w:p>
+        </w:tc>
+        <w:tc>
+          <w:tcPr>
+            <w:tcBorders>
+              <w:bottom w:val="none" w:sz="0" w:space="0" w:color="000000"/>
+              <w:top w:val="none" w:sz="0" w:space="0" w:color="000000"/>
+              <w:left w:val="none" w:sz="0" w:space="0" w:color="000000"/>
+              <w:right w:val="none" w:sz="0" w:space="0" w:color="000000"/>
+            </w:tcBorders>
+            <w:shd w:val="clear" w:color="auto" w:fill="FFFFFF"/>
+            <w:tcMar>
+              <w:top w:w="0" w:type="dxa"/>
+              <w:bottom w:w="0" w:type="dxa"/>
+              <w:left w:w="0" w:type="dxa"/>
+              <w:right w:w="0" w:type="dxa"/>
+            </w:tcMar>
+            <w:vAlign w:val="top"/>
+          </w:tcPr>
+          <w:p>
+            <w:pPr>
+              <w:pStyle w:val="Normal"/>
+              <w:jc w:val="center"/>
+              <w:pBdr>
+                <w:bottom w:val="none" w:sz="0" w:space="0" w:color="000000"/>
+                <w:top w:val="none" w:sz="0" w:space="0" w:color="000000"/>
+                <w:left w:val="none" w:sz="0" w:space="0" w:color="000000"/>
+                <w:right w:val="none" w:sz="0" w:space="0" w:color="000000"/>
+              </w:pBdr>
+              <w:spacing w:after="100" w:before="100" w:line="240"/>
+              <w:ind w:left="100" w:right="100" w:firstLine="0" w:firstLineChars="0"/>
+              <w:rPr>
+                <w:rFonts w:ascii="Helvetica" w:hAnsi="Helvetica" w:eastAsia="Helvetica" w:cs="Helvetica"/>
+                <w:i w:val="false"/>
+                <w:b w:val="false"/>
+                <w:u w:val="none"/>
+                <w:sz w:val="22"/>
+                <w:szCs w:val="22"/>
+                <w:color w:val="000000"/>
+              </w:rPr>
+            </w:pPr>
+            <w:r>
+              <w:rPr>
+                <w:rFonts w:ascii="Helvetica" w:hAnsi="Helvetica" w:eastAsia="Helvetica" w:cs="Helvetica"/>
+                <w:i w:val="false"/>
+                <w:b w:val="false"/>
+                <w:u w:val="none"/>
+                <w:sz w:val="22"/>
+                <w:szCs w:val="22"/>
+                <w:color w:val="000000"/>
+              </w:rPr>
+              <w:t xml:space="preserve">0.170</w:t>
             </w:r>
           </w:p>
         </w:tc>
@@ -6687,113 +6687,113 @@
                 <w:szCs w:val="22"/>
                 <w:color w:val="000000"/>
               </w:rPr>
-              <w:t xml:space="preserve">0.65</w:t>
-            </w:r>
-          </w:p>
-        </w:tc>
-        <w:tc>
-          <w:tcPr>
-            <w:tcBorders>
-              <w:bottom w:val="none" w:sz="0" w:space="0" w:color="000000"/>
-              <w:top w:val="none" w:sz="0" w:space="0" w:color="000000"/>
-              <w:left w:val="none" w:sz="0" w:space="0" w:color="000000"/>
-              <w:right w:val="none" w:sz="0" w:space="0" w:color="000000"/>
-            </w:tcBorders>
-            <w:shd w:val="clear" w:color="auto" w:fill="FFFFFF"/>
-            <w:tcMar>
-              <w:top w:w="0" w:type="dxa"/>
-              <w:bottom w:w="0" w:type="dxa"/>
-              <w:left w:w="0" w:type="dxa"/>
-              <w:right w:w="0" w:type="dxa"/>
-            </w:tcMar>
-            <w:vAlign w:val="top"/>
-          </w:tcPr>
-          <w:p>
-            <w:pPr>
-              <w:pStyle w:val="Normal"/>
-              <w:jc w:val="center"/>
-              <w:pBdr>
-                <w:bottom w:val="none" w:sz="0" w:space="0" w:color="000000"/>
-                <w:top w:val="none" w:sz="0" w:space="0" w:color="000000"/>
-                <w:left w:val="none" w:sz="0" w:space="0" w:color="000000"/>
-                <w:right w:val="none" w:sz="0" w:space="0" w:color="000000"/>
-              </w:pBdr>
-              <w:spacing w:after="100" w:before="100" w:line="240"/>
-              <w:ind w:left="100" w:right="100" w:firstLine="0" w:firstLineChars="0"/>
-              <w:rPr>
-                <w:rFonts w:ascii="Helvetica" w:hAnsi="Helvetica" w:eastAsia="Helvetica" w:cs="Helvetica"/>
-                <w:i w:val="false"/>
-                <w:b w:val="false"/>
-                <w:u w:val="none"/>
-                <w:sz w:val="22"/>
-                <w:szCs w:val="22"/>
-                <w:color w:val="000000"/>
-              </w:rPr>
-            </w:pPr>
-            <w:r>
-              <w:rPr>
-                <w:rFonts w:ascii="Helvetica" w:hAnsi="Helvetica" w:eastAsia="Helvetica" w:cs="Helvetica"/>
-                <w:i w:val="false"/>
-                <w:b w:val="false"/>
-                <w:u w:val="none"/>
-                <w:sz w:val="22"/>
-                <w:szCs w:val="22"/>
-                <w:color w:val="000000"/>
-              </w:rPr>
-              <w:t xml:space="preserve">0.17, 2.49</w:t>
-            </w:r>
-          </w:p>
-        </w:tc>
-        <w:tc>
-          <w:tcPr>
-            <w:tcBorders>
-              <w:bottom w:val="none" w:sz="0" w:space="0" w:color="000000"/>
-              <w:top w:val="none" w:sz="0" w:space="0" w:color="000000"/>
-              <w:left w:val="none" w:sz="0" w:space="0" w:color="000000"/>
-              <w:right w:val="none" w:sz="0" w:space="0" w:color="000000"/>
-            </w:tcBorders>
-            <w:shd w:val="clear" w:color="auto" w:fill="FFFFFF"/>
-            <w:tcMar>
-              <w:top w:w="0" w:type="dxa"/>
-              <w:bottom w:w="0" w:type="dxa"/>
-              <w:left w:w="0" w:type="dxa"/>
-              <w:right w:w="0" w:type="dxa"/>
-            </w:tcMar>
-            <w:vAlign w:val="top"/>
-          </w:tcPr>
-          <w:p>
-            <w:pPr>
-              <w:pStyle w:val="Normal"/>
-              <w:jc w:val="center"/>
-              <w:pBdr>
-                <w:bottom w:val="none" w:sz="0" w:space="0" w:color="000000"/>
-                <w:top w:val="none" w:sz="0" w:space="0" w:color="000000"/>
-                <w:left w:val="none" w:sz="0" w:space="0" w:color="000000"/>
-                <w:right w:val="none" w:sz="0" w:space="0" w:color="000000"/>
-              </w:pBdr>
-              <w:spacing w:after="100" w:before="100" w:line="240"/>
-              <w:ind w:left="100" w:right="100" w:firstLine="0" w:firstLineChars="0"/>
-              <w:rPr>
-                <w:rFonts w:ascii="Helvetica" w:hAnsi="Helvetica" w:eastAsia="Helvetica" w:cs="Helvetica"/>
-                <w:i w:val="false"/>
-                <w:b w:val="false"/>
-                <w:u w:val="none"/>
-                <w:sz w:val="22"/>
-                <w:szCs w:val="22"/>
-                <w:color w:val="000000"/>
-              </w:rPr>
-            </w:pPr>
-            <w:r>
-              <w:rPr>
-                <w:rFonts w:ascii="Helvetica" w:hAnsi="Helvetica" w:eastAsia="Helvetica" w:cs="Helvetica"/>
-                <w:i w:val="false"/>
-                <w:b w:val="false"/>
-                <w:u w:val="none"/>
-                <w:sz w:val="22"/>
-                <w:szCs w:val="22"/>
-                <w:color w:val="000000"/>
-              </w:rPr>
-              <w:t xml:space="preserve">0.530</w:t>
+              <w:t xml:space="preserve">0.64</w:t>
+            </w:r>
+          </w:p>
+        </w:tc>
+        <w:tc>
+          <w:tcPr>
+            <w:tcBorders>
+              <w:bottom w:val="none" w:sz="0" w:space="0" w:color="000000"/>
+              <w:top w:val="none" w:sz="0" w:space="0" w:color="000000"/>
+              <w:left w:val="none" w:sz="0" w:space="0" w:color="000000"/>
+              <w:right w:val="none" w:sz="0" w:space="0" w:color="000000"/>
+            </w:tcBorders>
+            <w:shd w:val="clear" w:color="auto" w:fill="FFFFFF"/>
+            <w:tcMar>
+              <w:top w:w="0" w:type="dxa"/>
+              <w:bottom w:w="0" w:type="dxa"/>
+              <w:left w:w="0" w:type="dxa"/>
+              <w:right w:w="0" w:type="dxa"/>
+            </w:tcMar>
+            <w:vAlign w:val="top"/>
+          </w:tcPr>
+          <w:p>
+            <w:pPr>
+              <w:pStyle w:val="Normal"/>
+              <w:jc w:val="center"/>
+              <w:pBdr>
+                <w:bottom w:val="none" w:sz="0" w:space="0" w:color="000000"/>
+                <w:top w:val="none" w:sz="0" w:space="0" w:color="000000"/>
+                <w:left w:val="none" w:sz="0" w:space="0" w:color="000000"/>
+                <w:right w:val="none" w:sz="0" w:space="0" w:color="000000"/>
+              </w:pBdr>
+              <w:spacing w:after="100" w:before="100" w:line="240"/>
+              <w:ind w:left="100" w:right="100" w:firstLine="0" w:firstLineChars="0"/>
+              <w:rPr>
+                <w:rFonts w:ascii="Helvetica" w:hAnsi="Helvetica" w:eastAsia="Helvetica" w:cs="Helvetica"/>
+                <w:i w:val="false"/>
+                <w:b w:val="false"/>
+                <w:u w:val="none"/>
+                <w:sz w:val="22"/>
+                <w:szCs w:val="22"/>
+                <w:color w:val="000000"/>
+              </w:rPr>
+            </w:pPr>
+            <w:r>
+              <w:rPr>
+                <w:rFonts w:ascii="Helvetica" w:hAnsi="Helvetica" w:eastAsia="Helvetica" w:cs="Helvetica"/>
+                <w:i w:val="false"/>
+                <w:b w:val="false"/>
+                <w:u w:val="none"/>
+                <w:sz w:val="22"/>
+                <w:szCs w:val="22"/>
+                <w:color w:val="000000"/>
+              </w:rPr>
+              <w:t xml:space="preserve">0.17, 2.43</w:t>
+            </w:r>
+          </w:p>
+        </w:tc>
+        <w:tc>
+          <w:tcPr>
+            <w:tcBorders>
+              <w:bottom w:val="none" w:sz="0" w:space="0" w:color="000000"/>
+              <w:top w:val="none" w:sz="0" w:space="0" w:color="000000"/>
+              <w:left w:val="none" w:sz="0" w:space="0" w:color="000000"/>
+              <w:right w:val="none" w:sz="0" w:space="0" w:color="000000"/>
+            </w:tcBorders>
+            <w:shd w:val="clear" w:color="auto" w:fill="FFFFFF"/>
+            <w:tcMar>
+              <w:top w:w="0" w:type="dxa"/>
+              <w:bottom w:w="0" w:type="dxa"/>
+              <w:left w:w="0" w:type="dxa"/>
+              <w:right w:w="0" w:type="dxa"/>
+            </w:tcMar>
+            <w:vAlign w:val="top"/>
+          </w:tcPr>
+          <w:p>
+            <w:pPr>
+              <w:pStyle w:val="Normal"/>
+              <w:jc w:val="center"/>
+              <w:pBdr>
+                <w:bottom w:val="none" w:sz="0" w:space="0" w:color="000000"/>
+                <w:top w:val="none" w:sz="0" w:space="0" w:color="000000"/>
+                <w:left w:val="none" w:sz="0" w:space="0" w:color="000000"/>
+                <w:right w:val="none" w:sz="0" w:space="0" w:color="000000"/>
+              </w:pBdr>
+              <w:spacing w:after="100" w:before="100" w:line="240"/>
+              <w:ind w:left="100" w:right="100" w:firstLine="0" w:firstLineChars="0"/>
+              <w:rPr>
+                <w:rFonts w:ascii="Helvetica" w:hAnsi="Helvetica" w:eastAsia="Helvetica" w:cs="Helvetica"/>
+                <w:i w:val="false"/>
+                <w:b w:val="false"/>
+                <w:u w:val="none"/>
+                <w:sz w:val="22"/>
+                <w:szCs w:val="22"/>
+                <w:color w:val="000000"/>
+              </w:rPr>
+            </w:pPr>
+            <w:r>
+              <w:rPr>
+                <w:rFonts w:ascii="Helvetica" w:hAnsi="Helvetica" w:eastAsia="Helvetica" w:cs="Helvetica"/>
+                <w:i w:val="false"/>
+                <w:b w:val="false"/>
+                <w:u w:val="none"/>
+                <w:sz w:val="22"/>
+                <w:szCs w:val="22"/>
+                <w:color w:val="000000"/>
+              </w:rPr>
+              <w:t xml:space="preserve">0.510</w:t>
             </w:r>
           </w:p>
         </w:tc>
@@ -6952,7 +6952,7 @@
                 <w:szCs w:val="22"/>
                 <w:color w:val="000000"/>
               </w:rPr>
-              <w:t xml:space="preserve">0.20, 4.97</w:t>
+              <w:t xml:space="preserve">0.21, 5.00</w:t>
             </w:r>
           </w:p>
         </w:tc>
@@ -7170,113 +7170,113 @@
                 <w:szCs w:val="22"/>
                 <w:color w:val="000000"/>
               </w:rPr>
-              <w:t xml:space="preserve">1.18</w:t>
-            </w:r>
-          </w:p>
-        </w:tc>
-        <w:tc>
-          <w:tcPr>
-            <w:tcBorders>
-              <w:bottom w:val="none" w:sz="0" w:space="0" w:color="000000"/>
-              <w:top w:val="none" w:sz="0" w:space="0" w:color="000000"/>
-              <w:left w:val="none" w:sz="0" w:space="0" w:color="000000"/>
-              <w:right w:val="none" w:sz="0" w:space="0" w:color="000000"/>
-            </w:tcBorders>
-            <w:shd w:val="clear" w:color="auto" w:fill="FFFFFF"/>
-            <w:tcMar>
-              <w:top w:w="0" w:type="dxa"/>
-              <w:bottom w:w="0" w:type="dxa"/>
-              <w:left w:w="0" w:type="dxa"/>
-              <w:right w:w="0" w:type="dxa"/>
-            </w:tcMar>
-            <w:vAlign w:val="top"/>
-          </w:tcPr>
-          <w:p>
-            <w:pPr>
-              <w:pStyle w:val="Normal"/>
-              <w:jc w:val="center"/>
-              <w:pBdr>
-                <w:bottom w:val="none" w:sz="0" w:space="0" w:color="000000"/>
-                <w:top w:val="none" w:sz="0" w:space="0" w:color="000000"/>
-                <w:left w:val="none" w:sz="0" w:space="0" w:color="000000"/>
-                <w:right w:val="none" w:sz="0" w:space="0" w:color="000000"/>
-              </w:pBdr>
-              <w:spacing w:after="100" w:before="100" w:line="240"/>
-              <w:ind w:left="100" w:right="100" w:firstLine="0" w:firstLineChars="0"/>
-              <w:rPr>
-                <w:rFonts w:ascii="Helvetica" w:hAnsi="Helvetica" w:eastAsia="Helvetica" w:cs="Helvetica"/>
-                <w:i w:val="false"/>
-                <w:b w:val="false"/>
-                <w:u w:val="none"/>
-                <w:sz w:val="22"/>
-                <w:szCs w:val="22"/>
-                <w:color w:val="000000"/>
-              </w:rPr>
-            </w:pPr>
-            <w:r>
-              <w:rPr>
-                <w:rFonts w:ascii="Helvetica" w:hAnsi="Helvetica" w:eastAsia="Helvetica" w:cs="Helvetica"/>
-                <w:i w:val="false"/>
-                <w:b w:val="false"/>
-                <w:u w:val="none"/>
-                <w:sz w:val="22"/>
-                <w:szCs w:val="22"/>
-                <w:color w:val="000000"/>
-              </w:rPr>
-              <w:t xml:space="preserve">0.46, 3.04</w:t>
-            </w:r>
-          </w:p>
-        </w:tc>
-        <w:tc>
-          <w:tcPr>
-            <w:tcBorders>
-              <w:bottom w:val="none" w:sz="0" w:space="0" w:color="000000"/>
-              <w:top w:val="none" w:sz="0" w:space="0" w:color="000000"/>
-              <w:left w:val="none" w:sz="0" w:space="0" w:color="000000"/>
-              <w:right w:val="none" w:sz="0" w:space="0" w:color="000000"/>
-            </w:tcBorders>
-            <w:shd w:val="clear" w:color="auto" w:fill="FFFFFF"/>
-            <w:tcMar>
-              <w:top w:w="0" w:type="dxa"/>
-              <w:bottom w:w="0" w:type="dxa"/>
-              <w:left w:w="0" w:type="dxa"/>
-              <w:right w:w="0" w:type="dxa"/>
-            </w:tcMar>
-            <w:vAlign w:val="top"/>
-          </w:tcPr>
-          <w:p>
-            <w:pPr>
-              <w:pStyle w:val="Normal"/>
-              <w:jc w:val="center"/>
-              <w:pBdr>
-                <w:bottom w:val="none" w:sz="0" w:space="0" w:color="000000"/>
-                <w:top w:val="none" w:sz="0" w:space="0" w:color="000000"/>
-                <w:left w:val="none" w:sz="0" w:space="0" w:color="000000"/>
-                <w:right w:val="none" w:sz="0" w:space="0" w:color="000000"/>
-              </w:pBdr>
-              <w:spacing w:after="100" w:before="100" w:line="240"/>
-              <w:ind w:left="100" w:right="100" w:firstLine="0" w:firstLineChars="0"/>
-              <w:rPr>
-                <w:rFonts w:ascii="Helvetica" w:hAnsi="Helvetica" w:eastAsia="Helvetica" w:cs="Helvetica"/>
-                <w:i w:val="false"/>
-                <w:b w:val="false"/>
-                <w:u w:val="none"/>
-                <w:sz w:val="22"/>
-                <w:szCs w:val="22"/>
-                <w:color w:val="000000"/>
-              </w:rPr>
-            </w:pPr>
-            <w:r>
-              <w:rPr>
-                <w:rFonts w:ascii="Helvetica" w:hAnsi="Helvetica" w:eastAsia="Helvetica" w:cs="Helvetica"/>
-                <w:i w:val="false"/>
-                <w:b w:val="false"/>
-                <w:u w:val="none"/>
-                <w:sz w:val="22"/>
-                <w:szCs w:val="22"/>
-                <w:color w:val="000000"/>
-              </w:rPr>
-              <w:t xml:space="preserve">0.730</w:t>
+              <w:t xml:space="preserve">1.15</w:t>
+            </w:r>
+          </w:p>
+        </w:tc>
+        <w:tc>
+          <w:tcPr>
+            <w:tcBorders>
+              <w:bottom w:val="none" w:sz="0" w:space="0" w:color="000000"/>
+              <w:top w:val="none" w:sz="0" w:space="0" w:color="000000"/>
+              <w:left w:val="none" w:sz="0" w:space="0" w:color="000000"/>
+              <w:right w:val="none" w:sz="0" w:space="0" w:color="000000"/>
+            </w:tcBorders>
+            <w:shd w:val="clear" w:color="auto" w:fill="FFFFFF"/>
+            <w:tcMar>
+              <w:top w:w="0" w:type="dxa"/>
+              <w:bottom w:w="0" w:type="dxa"/>
+              <w:left w:w="0" w:type="dxa"/>
+              <w:right w:w="0" w:type="dxa"/>
+            </w:tcMar>
+            <w:vAlign w:val="top"/>
+          </w:tcPr>
+          <w:p>
+            <w:pPr>
+              <w:pStyle w:val="Normal"/>
+              <w:jc w:val="center"/>
+              <w:pBdr>
+                <w:bottom w:val="none" w:sz="0" w:space="0" w:color="000000"/>
+                <w:top w:val="none" w:sz="0" w:space="0" w:color="000000"/>
+                <w:left w:val="none" w:sz="0" w:space="0" w:color="000000"/>
+                <w:right w:val="none" w:sz="0" w:space="0" w:color="000000"/>
+              </w:pBdr>
+              <w:spacing w:after="100" w:before="100" w:line="240"/>
+              <w:ind w:left="100" w:right="100" w:firstLine="0" w:firstLineChars="0"/>
+              <w:rPr>
+                <w:rFonts w:ascii="Helvetica" w:hAnsi="Helvetica" w:eastAsia="Helvetica" w:cs="Helvetica"/>
+                <w:i w:val="false"/>
+                <w:b w:val="false"/>
+                <w:u w:val="none"/>
+                <w:sz w:val="22"/>
+                <w:szCs w:val="22"/>
+                <w:color w:val="000000"/>
+              </w:rPr>
+            </w:pPr>
+            <w:r>
+              <w:rPr>
+                <w:rFonts w:ascii="Helvetica" w:hAnsi="Helvetica" w:eastAsia="Helvetica" w:cs="Helvetica"/>
+                <w:i w:val="false"/>
+                <w:b w:val="false"/>
+                <w:u w:val="none"/>
+                <w:sz w:val="22"/>
+                <w:szCs w:val="22"/>
+                <w:color w:val="000000"/>
+              </w:rPr>
+              <w:t xml:space="preserve">0.45, 2.97</w:t>
+            </w:r>
+          </w:p>
+        </w:tc>
+        <w:tc>
+          <w:tcPr>
+            <w:tcBorders>
+              <w:bottom w:val="none" w:sz="0" w:space="0" w:color="000000"/>
+              <w:top w:val="none" w:sz="0" w:space="0" w:color="000000"/>
+              <w:left w:val="none" w:sz="0" w:space="0" w:color="000000"/>
+              <w:right w:val="none" w:sz="0" w:space="0" w:color="000000"/>
+            </w:tcBorders>
+            <w:shd w:val="clear" w:color="auto" w:fill="FFFFFF"/>
+            <w:tcMar>
+              <w:top w:w="0" w:type="dxa"/>
+              <w:bottom w:w="0" w:type="dxa"/>
+              <w:left w:w="0" w:type="dxa"/>
+              <w:right w:w="0" w:type="dxa"/>
+            </w:tcMar>
+            <w:vAlign w:val="top"/>
+          </w:tcPr>
+          <w:p>
+            <w:pPr>
+              <w:pStyle w:val="Normal"/>
+              <w:jc w:val="center"/>
+              <w:pBdr>
+                <w:bottom w:val="none" w:sz="0" w:space="0" w:color="000000"/>
+                <w:top w:val="none" w:sz="0" w:space="0" w:color="000000"/>
+                <w:left w:val="none" w:sz="0" w:space="0" w:color="000000"/>
+                <w:right w:val="none" w:sz="0" w:space="0" w:color="000000"/>
+              </w:pBdr>
+              <w:spacing w:after="100" w:before="100" w:line="240"/>
+              <w:ind w:left="100" w:right="100" w:firstLine="0" w:firstLineChars="0"/>
+              <w:rPr>
+                <w:rFonts w:ascii="Helvetica" w:hAnsi="Helvetica" w:eastAsia="Helvetica" w:cs="Helvetica"/>
+                <w:i w:val="false"/>
+                <w:b w:val="false"/>
+                <w:u w:val="none"/>
+                <w:sz w:val="22"/>
+                <w:szCs w:val="22"/>
+                <w:color w:val="000000"/>
+              </w:rPr>
+            </w:pPr>
+            <w:r>
+              <w:rPr>
+                <w:rFonts w:ascii="Helvetica" w:hAnsi="Helvetica" w:eastAsia="Helvetica" w:cs="Helvetica"/>
+                <w:i w:val="false"/>
+                <w:b w:val="false"/>
+                <w:u w:val="none"/>
+                <w:sz w:val="22"/>
+                <w:szCs w:val="22"/>
+                <w:color w:val="000000"/>
+              </w:rPr>
+              <w:t xml:space="preserve">0.770</w:t>
             </w:r>
           </w:p>
         </w:tc>
@@ -7382,113 +7382,113 @@
                 <w:szCs w:val="22"/>
                 <w:color w:val="000000"/>
               </w:rPr>
-              <w:t xml:space="preserve">0.79</w:t>
-            </w:r>
-          </w:p>
-        </w:tc>
-        <w:tc>
-          <w:tcPr>
-            <w:tcBorders>
-              <w:bottom w:val="none" w:sz="0" w:space="0" w:color="000000"/>
-              <w:top w:val="none" w:sz="0" w:space="0" w:color="000000"/>
-              <w:left w:val="none" w:sz="0" w:space="0" w:color="000000"/>
-              <w:right w:val="none" w:sz="0" w:space="0" w:color="000000"/>
-            </w:tcBorders>
-            <w:shd w:val="clear" w:color="auto" w:fill="FFFFFF"/>
-            <w:tcMar>
-              <w:top w:w="0" w:type="dxa"/>
-              <w:bottom w:w="0" w:type="dxa"/>
-              <w:left w:w="0" w:type="dxa"/>
-              <w:right w:w="0" w:type="dxa"/>
-            </w:tcMar>
-            <w:vAlign w:val="top"/>
-          </w:tcPr>
-          <w:p>
-            <w:pPr>
-              <w:pStyle w:val="Normal"/>
-              <w:jc w:val="center"/>
-              <w:pBdr>
-                <w:bottom w:val="none" w:sz="0" w:space="0" w:color="000000"/>
-                <w:top w:val="none" w:sz="0" w:space="0" w:color="000000"/>
-                <w:left w:val="none" w:sz="0" w:space="0" w:color="000000"/>
-                <w:right w:val="none" w:sz="0" w:space="0" w:color="000000"/>
-              </w:pBdr>
-              <w:spacing w:after="100" w:before="100" w:line="240"/>
-              <w:ind w:left="100" w:right="100" w:firstLine="0" w:firstLineChars="0"/>
-              <w:rPr>
-                <w:rFonts w:ascii="Helvetica" w:hAnsi="Helvetica" w:eastAsia="Helvetica" w:cs="Helvetica"/>
-                <w:i w:val="false"/>
-                <w:b w:val="false"/>
-                <w:u w:val="none"/>
-                <w:sz w:val="22"/>
-                <w:szCs w:val="22"/>
-                <w:color w:val="000000"/>
-              </w:rPr>
-            </w:pPr>
-            <w:r>
-              <w:rPr>
-                <w:rFonts w:ascii="Helvetica" w:hAnsi="Helvetica" w:eastAsia="Helvetica" w:cs="Helvetica"/>
-                <w:i w:val="false"/>
-                <w:b w:val="false"/>
-                <w:u w:val="none"/>
-                <w:sz w:val="22"/>
-                <w:szCs w:val="22"/>
-                <w:color w:val="000000"/>
-              </w:rPr>
-              <w:t xml:space="preserve">0.16, 4.00</w:t>
-            </w:r>
-          </w:p>
-        </w:tc>
-        <w:tc>
-          <w:tcPr>
-            <w:tcBorders>
-              <w:bottom w:val="none" w:sz="0" w:space="0" w:color="000000"/>
-              <w:top w:val="none" w:sz="0" w:space="0" w:color="000000"/>
-              <w:left w:val="none" w:sz="0" w:space="0" w:color="000000"/>
-              <w:right w:val="none" w:sz="0" w:space="0" w:color="000000"/>
-            </w:tcBorders>
-            <w:shd w:val="clear" w:color="auto" w:fill="FFFFFF"/>
-            <w:tcMar>
-              <w:top w:w="0" w:type="dxa"/>
-              <w:bottom w:w="0" w:type="dxa"/>
-              <w:left w:w="0" w:type="dxa"/>
-              <w:right w:w="0" w:type="dxa"/>
-            </w:tcMar>
-            <w:vAlign w:val="top"/>
-          </w:tcPr>
-          <w:p>
-            <w:pPr>
-              <w:pStyle w:val="Normal"/>
-              <w:jc w:val="center"/>
-              <w:pBdr>
-                <w:bottom w:val="none" w:sz="0" w:space="0" w:color="000000"/>
-                <w:top w:val="none" w:sz="0" w:space="0" w:color="000000"/>
-                <w:left w:val="none" w:sz="0" w:space="0" w:color="000000"/>
-                <w:right w:val="none" w:sz="0" w:space="0" w:color="000000"/>
-              </w:pBdr>
-              <w:spacing w:after="100" w:before="100" w:line="240"/>
-              <w:ind w:left="100" w:right="100" w:firstLine="0" w:firstLineChars="0"/>
-              <w:rPr>
-                <w:rFonts w:ascii="Helvetica" w:hAnsi="Helvetica" w:eastAsia="Helvetica" w:cs="Helvetica"/>
-                <w:i w:val="false"/>
-                <w:b w:val="false"/>
-                <w:u w:val="none"/>
-                <w:sz w:val="22"/>
-                <w:szCs w:val="22"/>
-                <w:color w:val="000000"/>
-              </w:rPr>
-            </w:pPr>
-            <w:r>
-              <w:rPr>
-                <w:rFonts w:ascii="Helvetica" w:hAnsi="Helvetica" w:eastAsia="Helvetica" w:cs="Helvetica"/>
-                <w:i w:val="false"/>
-                <w:b w:val="false"/>
-                <w:u w:val="none"/>
-                <w:sz w:val="22"/>
-                <w:szCs w:val="22"/>
-                <w:color w:val="000000"/>
-              </w:rPr>
-              <w:t xml:space="preserve">0.780</w:t>
+              <w:t xml:space="preserve">0.81</w:t>
+            </w:r>
+          </w:p>
+        </w:tc>
+        <w:tc>
+          <w:tcPr>
+            <w:tcBorders>
+              <w:bottom w:val="none" w:sz="0" w:space="0" w:color="000000"/>
+              <w:top w:val="none" w:sz="0" w:space="0" w:color="000000"/>
+              <w:left w:val="none" w:sz="0" w:space="0" w:color="000000"/>
+              <w:right w:val="none" w:sz="0" w:space="0" w:color="000000"/>
+            </w:tcBorders>
+            <w:shd w:val="clear" w:color="auto" w:fill="FFFFFF"/>
+            <w:tcMar>
+              <w:top w:w="0" w:type="dxa"/>
+              <w:bottom w:w="0" w:type="dxa"/>
+              <w:left w:w="0" w:type="dxa"/>
+              <w:right w:w="0" w:type="dxa"/>
+            </w:tcMar>
+            <w:vAlign w:val="top"/>
+          </w:tcPr>
+          <w:p>
+            <w:pPr>
+              <w:pStyle w:val="Normal"/>
+              <w:jc w:val="center"/>
+              <w:pBdr>
+                <w:bottom w:val="none" w:sz="0" w:space="0" w:color="000000"/>
+                <w:top w:val="none" w:sz="0" w:space="0" w:color="000000"/>
+                <w:left w:val="none" w:sz="0" w:space="0" w:color="000000"/>
+                <w:right w:val="none" w:sz="0" w:space="0" w:color="000000"/>
+              </w:pBdr>
+              <w:spacing w:after="100" w:before="100" w:line="240"/>
+              <w:ind w:left="100" w:right="100" w:firstLine="0" w:firstLineChars="0"/>
+              <w:rPr>
+                <w:rFonts w:ascii="Helvetica" w:hAnsi="Helvetica" w:eastAsia="Helvetica" w:cs="Helvetica"/>
+                <w:i w:val="false"/>
+                <w:b w:val="false"/>
+                <w:u w:val="none"/>
+                <w:sz w:val="22"/>
+                <w:szCs w:val="22"/>
+                <w:color w:val="000000"/>
+              </w:rPr>
+            </w:pPr>
+            <w:r>
+              <w:rPr>
+                <w:rFonts w:ascii="Helvetica" w:hAnsi="Helvetica" w:eastAsia="Helvetica" w:cs="Helvetica"/>
+                <w:i w:val="false"/>
+                <w:b w:val="false"/>
+                <w:u w:val="none"/>
+                <w:sz w:val="22"/>
+                <w:szCs w:val="22"/>
+                <w:color w:val="000000"/>
+              </w:rPr>
+              <w:t xml:space="preserve">0.16, 4.06</w:t>
+            </w:r>
+          </w:p>
+        </w:tc>
+        <w:tc>
+          <w:tcPr>
+            <w:tcBorders>
+              <w:bottom w:val="none" w:sz="0" w:space="0" w:color="000000"/>
+              <w:top w:val="none" w:sz="0" w:space="0" w:color="000000"/>
+              <w:left w:val="none" w:sz="0" w:space="0" w:color="000000"/>
+              <w:right w:val="none" w:sz="0" w:space="0" w:color="000000"/>
+            </w:tcBorders>
+            <w:shd w:val="clear" w:color="auto" w:fill="FFFFFF"/>
+            <w:tcMar>
+              <w:top w:w="0" w:type="dxa"/>
+              <w:bottom w:w="0" w:type="dxa"/>
+              <w:left w:w="0" w:type="dxa"/>
+              <w:right w:w="0" w:type="dxa"/>
+            </w:tcMar>
+            <w:vAlign w:val="top"/>
+          </w:tcPr>
+          <w:p>
+            <w:pPr>
+              <w:pStyle w:val="Normal"/>
+              <w:jc w:val="center"/>
+              <w:pBdr>
+                <w:bottom w:val="none" w:sz="0" w:space="0" w:color="000000"/>
+                <w:top w:val="none" w:sz="0" w:space="0" w:color="000000"/>
+                <w:left w:val="none" w:sz="0" w:space="0" w:color="000000"/>
+                <w:right w:val="none" w:sz="0" w:space="0" w:color="000000"/>
+              </w:pBdr>
+              <w:spacing w:after="100" w:before="100" w:line="240"/>
+              <w:ind w:left="100" w:right="100" w:firstLine="0" w:firstLineChars="0"/>
+              <w:rPr>
+                <w:rFonts w:ascii="Helvetica" w:hAnsi="Helvetica" w:eastAsia="Helvetica" w:cs="Helvetica"/>
+                <w:i w:val="false"/>
+                <w:b w:val="false"/>
+                <w:u w:val="none"/>
+                <w:sz w:val="22"/>
+                <w:szCs w:val="22"/>
+                <w:color w:val="000000"/>
+              </w:rPr>
+            </w:pPr>
+            <w:r>
+              <w:rPr>
+                <w:rFonts w:ascii="Helvetica" w:hAnsi="Helvetica" w:eastAsia="Helvetica" w:cs="Helvetica"/>
+                <w:i w:val="false"/>
+                <w:b w:val="false"/>
+                <w:u w:val="none"/>
+                <w:sz w:val="22"/>
+                <w:szCs w:val="22"/>
+                <w:color w:val="000000"/>
+              </w:rPr>
+              <w:t xml:space="preserve">0.800</w:t>
             </w:r>
           </w:p>
         </w:tc>
@@ -7706,60 +7706,60 @@
                 <w:szCs w:val="22"/>
                 <w:color w:val="000000"/>
               </w:rPr>
-              <w:t xml:space="preserve">0.11, 1.03</w:t>
-            </w:r>
-          </w:p>
-        </w:tc>
-        <w:tc>
-          <w:tcPr>
-            <w:tcBorders>
-              <w:bottom w:val="none" w:sz="0" w:space="0" w:color="000000"/>
-              <w:top w:val="none" w:sz="0" w:space="0" w:color="000000"/>
-              <w:left w:val="none" w:sz="0" w:space="0" w:color="000000"/>
-              <w:right w:val="none" w:sz="0" w:space="0" w:color="000000"/>
-            </w:tcBorders>
-            <w:shd w:val="clear" w:color="auto" w:fill="FFFFFF"/>
-            <w:tcMar>
-              <w:top w:w="0" w:type="dxa"/>
-              <w:bottom w:w="0" w:type="dxa"/>
-              <w:left w:w="0" w:type="dxa"/>
-              <w:right w:w="0" w:type="dxa"/>
-            </w:tcMar>
-            <w:vAlign w:val="top"/>
-          </w:tcPr>
-          <w:p>
-            <w:pPr>
-              <w:pStyle w:val="Normal"/>
-              <w:jc w:val="center"/>
-              <w:pBdr>
-                <w:bottom w:val="none" w:sz="0" w:space="0" w:color="000000"/>
-                <w:top w:val="none" w:sz="0" w:space="0" w:color="000000"/>
-                <w:left w:val="none" w:sz="0" w:space="0" w:color="000000"/>
-                <w:right w:val="none" w:sz="0" w:space="0" w:color="000000"/>
-              </w:pBdr>
-              <w:spacing w:after="100" w:before="100" w:line="240"/>
-              <w:ind w:left="100" w:right="100" w:firstLine="0" w:firstLineChars="0"/>
-              <w:rPr>
-                <w:rFonts w:ascii="Helvetica" w:hAnsi="Helvetica" w:eastAsia="Helvetica" w:cs="Helvetica"/>
-                <w:i w:val="false"/>
-                <w:b w:val="false"/>
-                <w:u w:val="none"/>
-                <w:sz w:val="22"/>
-                <w:szCs w:val="22"/>
-                <w:color w:val="000000"/>
-              </w:rPr>
-            </w:pPr>
-            <w:r>
-              <w:rPr>
-                <w:rFonts w:ascii="Helvetica" w:hAnsi="Helvetica" w:eastAsia="Helvetica" w:cs="Helvetica"/>
-                <w:i w:val="false"/>
-                <w:b w:val="false"/>
-                <w:u w:val="none"/>
-                <w:sz w:val="22"/>
-                <w:szCs w:val="22"/>
-                <w:color w:val="000000"/>
-              </w:rPr>
-              <w:t xml:space="preserve">0.057</w:t>
+              <w:t xml:space="preserve">0.11, 1.01</w:t>
+            </w:r>
+          </w:p>
+        </w:tc>
+        <w:tc>
+          <w:tcPr>
+            <w:tcBorders>
+              <w:bottom w:val="none" w:sz="0" w:space="0" w:color="000000"/>
+              <w:top w:val="none" w:sz="0" w:space="0" w:color="000000"/>
+              <w:left w:val="none" w:sz="0" w:space="0" w:color="000000"/>
+              <w:right w:val="none" w:sz="0" w:space="0" w:color="000000"/>
+            </w:tcBorders>
+            <w:shd w:val="clear" w:color="auto" w:fill="FFFFFF"/>
+            <w:tcMar>
+              <w:top w:w="0" w:type="dxa"/>
+              <w:bottom w:w="0" w:type="dxa"/>
+              <w:left w:w="0" w:type="dxa"/>
+              <w:right w:w="0" w:type="dxa"/>
+            </w:tcMar>
+            <w:vAlign w:val="top"/>
+          </w:tcPr>
+          <w:p>
+            <w:pPr>
+              <w:pStyle w:val="Normal"/>
+              <w:jc w:val="center"/>
+              <w:pBdr>
+                <w:bottom w:val="none" w:sz="0" w:space="0" w:color="000000"/>
+                <w:top w:val="none" w:sz="0" w:space="0" w:color="000000"/>
+                <w:left w:val="none" w:sz="0" w:space="0" w:color="000000"/>
+                <w:right w:val="none" w:sz="0" w:space="0" w:color="000000"/>
+              </w:pBdr>
+              <w:spacing w:after="100" w:before="100" w:line="240"/>
+              <w:ind w:left="100" w:right="100" w:firstLine="0" w:firstLineChars="0"/>
+              <w:rPr>
+                <w:rFonts w:ascii="Helvetica" w:hAnsi="Helvetica" w:eastAsia="Helvetica" w:cs="Helvetica"/>
+                <w:i w:val="false"/>
+                <w:b w:val="false"/>
+                <w:u w:val="none"/>
+                <w:sz w:val="22"/>
+                <w:szCs w:val="22"/>
+                <w:color w:val="000000"/>
+              </w:rPr>
+            </w:pPr>
+            <w:r>
+              <w:rPr>
+                <w:rFonts w:ascii="Helvetica" w:hAnsi="Helvetica" w:eastAsia="Helvetica" w:cs="Helvetica"/>
+                <w:i w:val="false"/>
+                <w:b w:val="false"/>
+                <w:u w:val="none"/>
+                <w:sz w:val="22"/>
+                <w:szCs w:val="22"/>
+                <w:color w:val="000000"/>
+              </w:rPr>
+              <w:t xml:space="preserve">0.052</w:t>
             </w:r>
           </w:p>
         </w:tc>
@@ -7918,60 +7918,60 @@
                 <w:szCs w:val="22"/>
                 <w:color w:val="000000"/>
               </w:rPr>
-              <w:t xml:space="preserve">0.10, 3.10</w:t>
-            </w:r>
-          </w:p>
-        </w:tc>
-        <w:tc>
-          <w:tcPr>
-            <w:tcBorders>
-              <w:bottom w:val="none" w:sz="0" w:space="0" w:color="000000"/>
-              <w:top w:val="none" w:sz="0" w:space="0" w:color="000000"/>
-              <w:left w:val="none" w:sz="0" w:space="0" w:color="000000"/>
-              <w:right w:val="none" w:sz="0" w:space="0" w:color="000000"/>
-            </w:tcBorders>
-            <w:shd w:val="clear" w:color="auto" w:fill="FFFFFF"/>
-            <w:tcMar>
-              <w:top w:w="0" w:type="dxa"/>
-              <w:bottom w:w="0" w:type="dxa"/>
-              <w:left w:w="0" w:type="dxa"/>
-              <w:right w:w="0" w:type="dxa"/>
-            </w:tcMar>
-            <w:vAlign w:val="top"/>
-          </w:tcPr>
-          <w:p>
-            <w:pPr>
-              <w:pStyle w:val="Normal"/>
-              <w:jc w:val="center"/>
-              <w:pBdr>
-                <w:bottom w:val="none" w:sz="0" w:space="0" w:color="000000"/>
-                <w:top w:val="none" w:sz="0" w:space="0" w:color="000000"/>
-                <w:left w:val="none" w:sz="0" w:space="0" w:color="000000"/>
-                <w:right w:val="none" w:sz="0" w:space="0" w:color="000000"/>
-              </w:pBdr>
-              <w:spacing w:after="100" w:before="100" w:line="240"/>
-              <w:ind w:left="100" w:right="100" w:firstLine="0" w:firstLineChars="0"/>
-              <w:rPr>
-                <w:rFonts w:ascii="Helvetica" w:hAnsi="Helvetica" w:eastAsia="Helvetica" w:cs="Helvetica"/>
-                <w:i w:val="false"/>
-                <w:b w:val="false"/>
-                <w:u w:val="none"/>
-                <w:sz w:val="22"/>
-                <w:szCs w:val="22"/>
-                <w:color w:val="000000"/>
-              </w:rPr>
-            </w:pPr>
-            <w:r>
-              <w:rPr>
-                <w:rFonts w:ascii="Helvetica" w:hAnsi="Helvetica" w:eastAsia="Helvetica" w:cs="Helvetica"/>
-                <w:i w:val="false"/>
-                <w:b w:val="false"/>
-                <w:u w:val="none"/>
-                <w:sz w:val="22"/>
-                <w:szCs w:val="22"/>
-                <w:color w:val="000000"/>
-              </w:rPr>
-              <w:t xml:space="preserve">0.500</w:t>
+              <w:t xml:space="preserve">0.10, 3.13</w:t>
+            </w:r>
+          </w:p>
+        </w:tc>
+        <w:tc>
+          <w:tcPr>
+            <w:tcBorders>
+              <w:bottom w:val="none" w:sz="0" w:space="0" w:color="000000"/>
+              <w:top w:val="none" w:sz="0" w:space="0" w:color="000000"/>
+              <w:left w:val="none" w:sz="0" w:space="0" w:color="000000"/>
+              <w:right w:val="none" w:sz="0" w:space="0" w:color="000000"/>
+            </w:tcBorders>
+            <w:shd w:val="clear" w:color="auto" w:fill="FFFFFF"/>
+            <w:tcMar>
+              <w:top w:w="0" w:type="dxa"/>
+              <w:bottom w:w="0" w:type="dxa"/>
+              <w:left w:w="0" w:type="dxa"/>
+              <w:right w:w="0" w:type="dxa"/>
+            </w:tcMar>
+            <w:vAlign w:val="top"/>
+          </w:tcPr>
+          <w:p>
+            <w:pPr>
+              <w:pStyle w:val="Normal"/>
+              <w:jc w:val="center"/>
+              <w:pBdr>
+                <w:bottom w:val="none" w:sz="0" w:space="0" w:color="000000"/>
+                <w:top w:val="none" w:sz="0" w:space="0" w:color="000000"/>
+                <w:left w:val="none" w:sz="0" w:space="0" w:color="000000"/>
+                <w:right w:val="none" w:sz="0" w:space="0" w:color="000000"/>
+              </w:pBdr>
+              <w:spacing w:after="100" w:before="100" w:line="240"/>
+              <w:ind w:left="100" w:right="100" w:firstLine="0" w:firstLineChars="0"/>
+              <w:rPr>
+                <w:rFonts w:ascii="Helvetica" w:hAnsi="Helvetica" w:eastAsia="Helvetica" w:cs="Helvetica"/>
+                <w:i w:val="false"/>
+                <w:b w:val="false"/>
+                <w:u w:val="none"/>
+                <w:sz w:val="22"/>
+                <w:szCs w:val="22"/>
+                <w:color w:val="000000"/>
+              </w:rPr>
+            </w:pPr>
+            <w:r>
+              <w:rPr>
+                <w:rFonts w:ascii="Helvetica" w:hAnsi="Helvetica" w:eastAsia="Helvetica" w:cs="Helvetica"/>
+                <w:i w:val="false"/>
+                <w:b w:val="false"/>
+                <w:u w:val="none"/>
+                <w:sz w:val="22"/>
+                <w:szCs w:val="22"/>
+                <w:color w:val="000000"/>
+              </w:rPr>
+              <w:t xml:space="preserve">0.510</w:t>
             </w:r>
           </w:p>
         </w:tc>
@@ -8136,113 +8136,113 @@
                 <w:szCs w:val="22"/>
                 <w:color w:val="000000"/>
               </w:rPr>
-              <w:t xml:space="preserve">0.62</w:t>
-            </w:r>
-          </w:p>
-        </w:tc>
-        <w:tc>
-          <w:tcPr>
-            <w:tcBorders>
-              <w:bottom w:val="none" w:sz="0" w:space="0" w:color="000000"/>
-              <w:top w:val="none" w:sz="0" w:space="0" w:color="000000"/>
-              <w:left w:val="none" w:sz="0" w:space="0" w:color="000000"/>
-              <w:right w:val="none" w:sz="0" w:space="0" w:color="000000"/>
-            </w:tcBorders>
-            <w:shd w:val="clear" w:color="auto" w:fill="FFFFFF"/>
-            <w:tcMar>
-              <w:top w:w="0" w:type="dxa"/>
-              <w:bottom w:w="0" w:type="dxa"/>
-              <w:left w:w="0" w:type="dxa"/>
-              <w:right w:w="0" w:type="dxa"/>
-            </w:tcMar>
-            <w:vAlign w:val="top"/>
-          </w:tcPr>
-          <w:p>
-            <w:pPr>
-              <w:pStyle w:val="Normal"/>
-              <w:jc w:val="center"/>
-              <w:pBdr>
-                <w:bottom w:val="none" w:sz="0" w:space="0" w:color="000000"/>
-                <w:top w:val="none" w:sz="0" w:space="0" w:color="000000"/>
-                <w:left w:val="none" w:sz="0" w:space="0" w:color="000000"/>
-                <w:right w:val="none" w:sz="0" w:space="0" w:color="000000"/>
-              </w:pBdr>
-              <w:spacing w:after="100" w:before="100" w:line="240"/>
-              <w:ind w:left="100" w:right="100" w:firstLine="0" w:firstLineChars="0"/>
-              <w:rPr>
-                <w:rFonts w:ascii="Helvetica" w:hAnsi="Helvetica" w:eastAsia="Helvetica" w:cs="Helvetica"/>
-                <w:i w:val="false"/>
-                <w:b w:val="false"/>
-                <w:u w:val="none"/>
-                <w:sz w:val="22"/>
-                <w:szCs w:val="22"/>
-                <w:color w:val="000000"/>
-              </w:rPr>
-            </w:pPr>
-            <w:r>
-              <w:rPr>
-                <w:rFonts w:ascii="Helvetica" w:hAnsi="Helvetica" w:eastAsia="Helvetica" w:cs="Helvetica"/>
-                <w:i w:val="false"/>
-                <w:b w:val="false"/>
-                <w:u w:val="none"/>
-                <w:sz w:val="22"/>
-                <w:szCs w:val="22"/>
-                <w:color w:val="000000"/>
-              </w:rPr>
-              <w:t xml:space="preserve">0.23, 1.68</w:t>
-            </w:r>
-          </w:p>
-        </w:tc>
-        <w:tc>
-          <w:tcPr>
-            <w:tcBorders>
-              <w:bottom w:val="none" w:sz="0" w:space="0" w:color="000000"/>
-              <w:top w:val="none" w:sz="0" w:space="0" w:color="000000"/>
-              <w:left w:val="none" w:sz="0" w:space="0" w:color="000000"/>
-              <w:right w:val="none" w:sz="0" w:space="0" w:color="000000"/>
-            </w:tcBorders>
-            <w:shd w:val="clear" w:color="auto" w:fill="FFFFFF"/>
-            <w:tcMar>
-              <w:top w:w="0" w:type="dxa"/>
-              <w:bottom w:w="0" w:type="dxa"/>
-              <w:left w:w="0" w:type="dxa"/>
-              <w:right w:w="0" w:type="dxa"/>
-            </w:tcMar>
-            <w:vAlign w:val="top"/>
-          </w:tcPr>
-          <w:p>
-            <w:pPr>
-              <w:pStyle w:val="Normal"/>
-              <w:jc w:val="center"/>
-              <w:pBdr>
-                <w:bottom w:val="none" w:sz="0" w:space="0" w:color="000000"/>
-                <w:top w:val="none" w:sz="0" w:space="0" w:color="000000"/>
-                <w:left w:val="none" w:sz="0" w:space="0" w:color="000000"/>
-                <w:right w:val="none" w:sz="0" w:space="0" w:color="000000"/>
-              </w:pBdr>
-              <w:spacing w:after="100" w:before="100" w:line="240"/>
-              <w:ind w:left="100" w:right="100" w:firstLine="0" w:firstLineChars="0"/>
-              <w:rPr>
-                <w:rFonts w:ascii="Helvetica" w:hAnsi="Helvetica" w:eastAsia="Helvetica" w:cs="Helvetica"/>
-                <w:i w:val="false"/>
-                <w:b w:val="false"/>
-                <w:u w:val="none"/>
-                <w:sz w:val="22"/>
-                <w:szCs w:val="22"/>
-                <w:color w:val="000000"/>
-              </w:rPr>
-            </w:pPr>
-            <w:r>
-              <w:rPr>
-                <w:rFonts w:ascii="Helvetica" w:hAnsi="Helvetica" w:eastAsia="Helvetica" w:cs="Helvetica"/>
-                <w:i w:val="false"/>
-                <w:b w:val="false"/>
-                <w:u w:val="none"/>
-                <w:sz w:val="22"/>
-                <w:szCs w:val="22"/>
-                <w:color w:val="000000"/>
-              </w:rPr>
-              <w:t xml:space="preserve">0.340</w:t>
+              <w:t xml:space="preserve">0.59</w:t>
+            </w:r>
+          </w:p>
+        </w:tc>
+        <w:tc>
+          <w:tcPr>
+            <w:tcBorders>
+              <w:bottom w:val="none" w:sz="0" w:space="0" w:color="000000"/>
+              <w:top w:val="none" w:sz="0" w:space="0" w:color="000000"/>
+              <w:left w:val="none" w:sz="0" w:space="0" w:color="000000"/>
+              <w:right w:val="none" w:sz="0" w:space="0" w:color="000000"/>
+            </w:tcBorders>
+            <w:shd w:val="clear" w:color="auto" w:fill="FFFFFF"/>
+            <w:tcMar>
+              <w:top w:w="0" w:type="dxa"/>
+              <w:bottom w:w="0" w:type="dxa"/>
+              <w:left w:w="0" w:type="dxa"/>
+              <w:right w:w="0" w:type="dxa"/>
+            </w:tcMar>
+            <w:vAlign w:val="top"/>
+          </w:tcPr>
+          <w:p>
+            <w:pPr>
+              <w:pStyle w:val="Normal"/>
+              <w:jc w:val="center"/>
+              <w:pBdr>
+                <w:bottom w:val="none" w:sz="0" w:space="0" w:color="000000"/>
+                <w:top w:val="none" w:sz="0" w:space="0" w:color="000000"/>
+                <w:left w:val="none" w:sz="0" w:space="0" w:color="000000"/>
+                <w:right w:val="none" w:sz="0" w:space="0" w:color="000000"/>
+              </w:pBdr>
+              <w:spacing w:after="100" w:before="100" w:line="240"/>
+              <w:ind w:left="100" w:right="100" w:firstLine="0" w:firstLineChars="0"/>
+              <w:rPr>
+                <w:rFonts w:ascii="Helvetica" w:hAnsi="Helvetica" w:eastAsia="Helvetica" w:cs="Helvetica"/>
+                <w:i w:val="false"/>
+                <w:b w:val="false"/>
+                <w:u w:val="none"/>
+                <w:sz w:val="22"/>
+                <w:szCs w:val="22"/>
+                <w:color w:val="000000"/>
+              </w:rPr>
+            </w:pPr>
+            <w:r>
+              <w:rPr>
+                <w:rFonts w:ascii="Helvetica" w:hAnsi="Helvetica" w:eastAsia="Helvetica" w:cs="Helvetica"/>
+                <w:i w:val="false"/>
+                <w:b w:val="false"/>
+                <w:u w:val="none"/>
+                <w:sz w:val="22"/>
+                <w:szCs w:val="22"/>
+                <w:color w:val="000000"/>
+              </w:rPr>
+              <w:t xml:space="preserve">0.22, 1.62</w:t>
+            </w:r>
+          </w:p>
+        </w:tc>
+        <w:tc>
+          <w:tcPr>
+            <w:tcBorders>
+              <w:bottom w:val="none" w:sz="0" w:space="0" w:color="000000"/>
+              <w:top w:val="none" w:sz="0" w:space="0" w:color="000000"/>
+              <w:left w:val="none" w:sz="0" w:space="0" w:color="000000"/>
+              <w:right w:val="none" w:sz="0" w:space="0" w:color="000000"/>
+            </w:tcBorders>
+            <w:shd w:val="clear" w:color="auto" w:fill="FFFFFF"/>
+            <w:tcMar>
+              <w:top w:w="0" w:type="dxa"/>
+              <w:bottom w:w="0" w:type="dxa"/>
+              <w:left w:w="0" w:type="dxa"/>
+              <w:right w:w="0" w:type="dxa"/>
+            </w:tcMar>
+            <w:vAlign w:val="top"/>
+          </w:tcPr>
+          <w:p>
+            <w:pPr>
+              <w:pStyle w:val="Normal"/>
+              <w:jc w:val="center"/>
+              <w:pBdr>
+                <w:bottom w:val="none" w:sz="0" w:space="0" w:color="000000"/>
+                <w:top w:val="none" w:sz="0" w:space="0" w:color="000000"/>
+                <w:left w:val="none" w:sz="0" w:space="0" w:color="000000"/>
+                <w:right w:val="none" w:sz="0" w:space="0" w:color="000000"/>
+              </w:pBdr>
+              <w:spacing w:after="100" w:before="100" w:line="240"/>
+              <w:ind w:left="100" w:right="100" w:firstLine="0" w:firstLineChars="0"/>
+              <w:rPr>
+                <w:rFonts w:ascii="Helvetica" w:hAnsi="Helvetica" w:eastAsia="Helvetica" w:cs="Helvetica"/>
+                <w:i w:val="false"/>
+                <w:b w:val="false"/>
+                <w:u w:val="none"/>
+                <w:sz w:val="22"/>
+                <w:szCs w:val="22"/>
+                <w:color w:val="000000"/>
+              </w:rPr>
+            </w:pPr>
+            <w:r>
+              <w:rPr>
+                <w:rFonts w:ascii="Helvetica" w:hAnsi="Helvetica" w:eastAsia="Helvetica" w:cs="Helvetica"/>
+                <w:i w:val="false"/>
+                <w:b w:val="false"/>
+                <w:u w:val="none"/>
+                <w:sz w:val="22"/>
+                <w:szCs w:val="22"/>
+                <w:color w:val="000000"/>
+              </w:rPr>
+              <w:t xml:space="preserve">0.310</w:t>
             </w:r>
           </w:p>
         </w:tc>
@@ -8401,60 +8401,60 @@
                 <w:szCs w:val="22"/>
                 <w:color w:val="000000"/>
               </w:rPr>
-              <w:t xml:space="preserve">0.12, 2.29</w:t>
-            </w:r>
-          </w:p>
-        </w:tc>
-        <w:tc>
-          <w:tcPr>
-            <w:tcBorders>
-              <w:bottom w:val="none" w:sz="0" w:space="0" w:color="000000"/>
-              <w:top w:val="none" w:sz="0" w:space="0" w:color="000000"/>
-              <w:left w:val="none" w:sz="0" w:space="0" w:color="000000"/>
-              <w:right w:val="none" w:sz="0" w:space="0" w:color="000000"/>
-            </w:tcBorders>
-            <w:shd w:val="clear" w:color="auto" w:fill="FFFFFF"/>
-            <w:tcMar>
-              <w:top w:w="0" w:type="dxa"/>
-              <w:bottom w:w="0" w:type="dxa"/>
-              <w:left w:w="0" w:type="dxa"/>
-              <w:right w:w="0" w:type="dxa"/>
-            </w:tcMar>
-            <w:vAlign w:val="top"/>
-          </w:tcPr>
-          <w:p>
-            <w:pPr>
-              <w:pStyle w:val="Normal"/>
-              <w:jc w:val="center"/>
-              <w:pBdr>
-                <w:bottom w:val="none" w:sz="0" w:space="0" w:color="000000"/>
-                <w:top w:val="none" w:sz="0" w:space="0" w:color="000000"/>
-                <w:left w:val="none" w:sz="0" w:space="0" w:color="000000"/>
-                <w:right w:val="none" w:sz="0" w:space="0" w:color="000000"/>
-              </w:pBdr>
-              <w:spacing w:after="100" w:before="100" w:line="240"/>
-              <w:ind w:left="100" w:right="100" w:firstLine="0" w:firstLineChars="0"/>
-              <w:rPr>
-                <w:rFonts w:ascii="Helvetica" w:hAnsi="Helvetica" w:eastAsia="Helvetica" w:cs="Helvetica"/>
-                <w:i w:val="false"/>
-                <w:b w:val="false"/>
-                <w:u w:val="none"/>
-                <w:sz w:val="22"/>
-                <w:szCs w:val="22"/>
-                <w:color w:val="000000"/>
-              </w:rPr>
-            </w:pPr>
-            <w:r>
-              <w:rPr>
-                <w:rFonts w:ascii="Helvetica" w:hAnsi="Helvetica" w:eastAsia="Helvetica" w:cs="Helvetica"/>
-                <w:i w:val="false"/>
-                <w:b w:val="false"/>
-                <w:u w:val="none"/>
-                <w:sz w:val="22"/>
-                <w:szCs w:val="22"/>
-                <w:color w:val="000000"/>
-              </w:rPr>
-              <w:t xml:space="preserve">0.390</w:t>
+              <w:t xml:space="preserve">0.12, 2.30</w:t>
+            </w:r>
+          </w:p>
+        </w:tc>
+        <w:tc>
+          <w:tcPr>
+            <w:tcBorders>
+              <w:bottom w:val="none" w:sz="0" w:space="0" w:color="000000"/>
+              <w:top w:val="none" w:sz="0" w:space="0" w:color="000000"/>
+              <w:left w:val="none" w:sz="0" w:space="0" w:color="000000"/>
+              <w:right w:val="none" w:sz="0" w:space="0" w:color="000000"/>
+            </w:tcBorders>
+            <w:shd w:val="clear" w:color="auto" w:fill="FFFFFF"/>
+            <w:tcMar>
+              <w:top w:w="0" w:type="dxa"/>
+              <w:bottom w:w="0" w:type="dxa"/>
+              <w:left w:w="0" w:type="dxa"/>
+              <w:right w:w="0" w:type="dxa"/>
+            </w:tcMar>
+            <w:vAlign w:val="top"/>
+          </w:tcPr>
+          <w:p>
+            <w:pPr>
+              <w:pStyle w:val="Normal"/>
+              <w:jc w:val="center"/>
+              <w:pBdr>
+                <w:bottom w:val="none" w:sz="0" w:space="0" w:color="000000"/>
+                <w:top w:val="none" w:sz="0" w:space="0" w:color="000000"/>
+                <w:left w:val="none" w:sz="0" w:space="0" w:color="000000"/>
+                <w:right w:val="none" w:sz="0" w:space="0" w:color="000000"/>
+              </w:pBdr>
+              <w:spacing w:after="100" w:before="100" w:line="240"/>
+              <w:ind w:left="100" w:right="100" w:firstLine="0" w:firstLineChars="0"/>
+              <w:rPr>
+                <w:rFonts w:ascii="Helvetica" w:hAnsi="Helvetica" w:eastAsia="Helvetica" w:cs="Helvetica"/>
+                <w:i w:val="false"/>
+                <w:b w:val="false"/>
+                <w:u w:val="none"/>
+                <w:sz w:val="22"/>
+                <w:szCs w:val="22"/>
+                <w:color w:val="000000"/>
+              </w:rPr>
+            </w:pPr>
+            <w:r>
+              <w:rPr>
+                <w:rFonts w:ascii="Helvetica" w:hAnsi="Helvetica" w:eastAsia="Helvetica" w:cs="Helvetica"/>
+                <w:i w:val="false"/>
+                <w:b w:val="false"/>
+                <w:u w:val="none"/>
+                <w:sz w:val="22"/>
+                <w:szCs w:val="22"/>
+                <w:color w:val="000000"/>
+              </w:rPr>
+              <w:t xml:space="preserve">0.400</w:t>
             </w:r>
           </w:p>
         </w:tc>
@@ -8619,113 +8619,113 @@
                 <w:szCs w:val="22"/>
                 <w:color w:val="000000"/>
               </w:rPr>
-              <w:t xml:space="preserve">0.35</w:t>
-            </w:r>
-          </w:p>
-        </w:tc>
-        <w:tc>
-          <w:tcPr>
-            <w:tcBorders>
-              <w:bottom w:val="none" w:sz="0" w:space="0" w:color="000000"/>
-              <w:top w:val="none" w:sz="0" w:space="0" w:color="000000"/>
-              <w:left w:val="none" w:sz="0" w:space="0" w:color="000000"/>
-              <w:right w:val="none" w:sz="0" w:space="0" w:color="000000"/>
-            </w:tcBorders>
-            <w:shd w:val="clear" w:color="auto" w:fill="FFFFFF"/>
-            <w:tcMar>
-              <w:top w:w="0" w:type="dxa"/>
-              <w:bottom w:w="0" w:type="dxa"/>
-              <w:left w:w="0" w:type="dxa"/>
-              <w:right w:w="0" w:type="dxa"/>
-            </w:tcMar>
-            <w:vAlign w:val="top"/>
-          </w:tcPr>
-          <w:p>
-            <w:pPr>
-              <w:pStyle w:val="Normal"/>
-              <w:jc w:val="center"/>
-              <w:pBdr>
-                <w:bottom w:val="none" w:sz="0" w:space="0" w:color="000000"/>
-                <w:top w:val="none" w:sz="0" w:space="0" w:color="000000"/>
-                <w:left w:val="none" w:sz="0" w:space="0" w:color="000000"/>
-                <w:right w:val="none" w:sz="0" w:space="0" w:color="000000"/>
-              </w:pBdr>
-              <w:spacing w:after="100" w:before="100" w:line="240"/>
-              <w:ind w:left="100" w:right="100" w:firstLine="0" w:firstLineChars="0"/>
-              <w:rPr>
-                <w:rFonts w:ascii="Helvetica" w:hAnsi="Helvetica" w:eastAsia="Helvetica" w:cs="Helvetica"/>
-                <w:i w:val="false"/>
-                <w:b w:val="false"/>
-                <w:u w:val="none"/>
-                <w:sz w:val="22"/>
-                <w:szCs w:val="22"/>
-                <w:color w:val="000000"/>
-              </w:rPr>
-            </w:pPr>
-            <w:r>
-              <w:rPr>
-                <w:rFonts w:ascii="Helvetica" w:hAnsi="Helvetica" w:eastAsia="Helvetica" w:cs="Helvetica"/>
-                <w:i w:val="false"/>
-                <w:b w:val="false"/>
-                <w:u w:val="none"/>
-                <w:sz w:val="22"/>
-                <w:szCs w:val="22"/>
-                <w:color w:val="000000"/>
-              </w:rPr>
-              <w:t xml:space="preserve">0.05, 2.63</w:t>
-            </w:r>
-          </w:p>
-        </w:tc>
-        <w:tc>
-          <w:tcPr>
-            <w:tcBorders>
-              <w:bottom w:val="none" w:sz="0" w:space="0" w:color="000000"/>
-              <w:top w:val="none" w:sz="0" w:space="0" w:color="000000"/>
-              <w:left w:val="none" w:sz="0" w:space="0" w:color="000000"/>
-              <w:right w:val="none" w:sz="0" w:space="0" w:color="000000"/>
-            </w:tcBorders>
-            <w:shd w:val="clear" w:color="auto" w:fill="FFFFFF"/>
-            <w:tcMar>
-              <w:top w:w="0" w:type="dxa"/>
-              <w:bottom w:w="0" w:type="dxa"/>
-              <w:left w:w="0" w:type="dxa"/>
-              <w:right w:w="0" w:type="dxa"/>
-            </w:tcMar>
-            <w:vAlign w:val="top"/>
-          </w:tcPr>
-          <w:p>
-            <w:pPr>
-              <w:pStyle w:val="Normal"/>
-              <w:jc w:val="center"/>
-              <w:pBdr>
-                <w:bottom w:val="none" w:sz="0" w:space="0" w:color="000000"/>
-                <w:top w:val="none" w:sz="0" w:space="0" w:color="000000"/>
-                <w:left w:val="none" w:sz="0" w:space="0" w:color="000000"/>
-                <w:right w:val="none" w:sz="0" w:space="0" w:color="000000"/>
-              </w:pBdr>
-              <w:spacing w:after="100" w:before="100" w:line="240"/>
-              <w:ind w:left="100" w:right="100" w:firstLine="0" w:firstLineChars="0"/>
-              <w:rPr>
-                <w:rFonts w:ascii="Helvetica" w:hAnsi="Helvetica" w:eastAsia="Helvetica" w:cs="Helvetica"/>
-                <w:i w:val="false"/>
-                <w:b w:val="false"/>
-                <w:u w:val="none"/>
-                <w:sz w:val="22"/>
-                <w:szCs w:val="22"/>
-                <w:color w:val="000000"/>
-              </w:rPr>
-            </w:pPr>
-            <w:r>
-              <w:rPr>
-                <w:rFonts w:ascii="Helvetica" w:hAnsi="Helvetica" w:eastAsia="Helvetica" w:cs="Helvetica"/>
-                <w:i w:val="false"/>
-                <w:b w:val="false"/>
-                <w:u w:val="none"/>
-                <w:sz w:val="22"/>
-                <w:szCs w:val="22"/>
-                <w:color w:val="000000"/>
-              </w:rPr>
-              <w:t xml:space="preserve">0.310</w:t>
+              <w:t xml:space="preserve">0.32</w:t>
+            </w:r>
+          </w:p>
+        </w:tc>
+        <w:tc>
+          <w:tcPr>
+            <w:tcBorders>
+              <w:bottom w:val="none" w:sz="0" w:space="0" w:color="000000"/>
+              <w:top w:val="none" w:sz="0" w:space="0" w:color="000000"/>
+              <w:left w:val="none" w:sz="0" w:space="0" w:color="000000"/>
+              <w:right w:val="none" w:sz="0" w:space="0" w:color="000000"/>
+            </w:tcBorders>
+            <w:shd w:val="clear" w:color="auto" w:fill="FFFFFF"/>
+            <w:tcMar>
+              <w:top w:w="0" w:type="dxa"/>
+              <w:bottom w:w="0" w:type="dxa"/>
+              <w:left w:w="0" w:type="dxa"/>
+              <w:right w:w="0" w:type="dxa"/>
+            </w:tcMar>
+            <w:vAlign w:val="top"/>
+          </w:tcPr>
+          <w:p>
+            <w:pPr>
+              <w:pStyle w:val="Normal"/>
+              <w:jc w:val="center"/>
+              <w:pBdr>
+                <w:bottom w:val="none" w:sz="0" w:space="0" w:color="000000"/>
+                <w:top w:val="none" w:sz="0" w:space="0" w:color="000000"/>
+                <w:left w:val="none" w:sz="0" w:space="0" w:color="000000"/>
+                <w:right w:val="none" w:sz="0" w:space="0" w:color="000000"/>
+              </w:pBdr>
+              <w:spacing w:after="100" w:before="100" w:line="240"/>
+              <w:ind w:left="100" w:right="100" w:firstLine="0" w:firstLineChars="0"/>
+              <w:rPr>
+                <w:rFonts w:ascii="Helvetica" w:hAnsi="Helvetica" w:eastAsia="Helvetica" w:cs="Helvetica"/>
+                <w:i w:val="false"/>
+                <w:b w:val="false"/>
+                <w:u w:val="none"/>
+                <w:sz w:val="22"/>
+                <w:szCs w:val="22"/>
+                <w:color w:val="000000"/>
+              </w:rPr>
+            </w:pPr>
+            <w:r>
+              <w:rPr>
+                <w:rFonts w:ascii="Helvetica" w:hAnsi="Helvetica" w:eastAsia="Helvetica" w:cs="Helvetica"/>
+                <w:i w:val="false"/>
+                <w:b w:val="false"/>
+                <w:u w:val="none"/>
+                <w:sz w:val="22"/>
+                <w:szCs w:val="22"/>
+                <w:color w:val="000000"/>
+              </w:rPr>
+              <w:t xml:space="preserve">0.04, 2.42</w:t>
+            </w:r>
+          </w:p>
+        </w:tc>
+        <w:tc>
+          <w:tcPr>
+            <w:tcBorders>
+              <w:bottom w:val="none" w:sz="0" w:space="0" w:color="000000"/>
+              <w:top w:val="none" w:sz="0" w:space="0" w:color="000000"/>
+              <w:left w:val="none" w:sz="0" w:space="0" w:color="000000"/>
+              <w:right w:val="none" w:sz="0" w:space="0" w:color="000000"/>
+            </w:tcBorders>
+            <w:shd w:val="clear" w:color="auto" w:fill="FFFFFF"/>
+            <w:tcMar>
+              <w:top w:w="0" w:type="dxa"/>
+              <w:bottom w:w="0" w:type="dxa"/>
+              <w:left w:w="0" w:type="dxa"/>
+              <w:right w:w="0" w:type="dxa"/>
+            </w:tcMar>
+            <w:vAlign w:val="top"/>
+          </w:tcPr>
+          <w:p>
+            <w:pPr>
+              <w:pStyle w:val="Normal"/>
+              <w:jc w:val="center"/>
+              <w:pBdr>
+                <w:bottom w:val="none" w:sz="0" w:space="0" w:color="000000"/>
+                <w:top w:val="none" w:sz="0" w:space="0" w:color="000000"/>
+                <w:left w:val="none" w:sz="0" w:space="0" w:color="000000"/>
+                <w:right w:val="none" w:sz="0" w:space="0" w:color="000000"/>
+              </w:pBdr>
+              <w:spacing w:after="100" w:before="100" w:line="240"/>
+              <w:ind w:left="100" w:right="100" w:firstLine="0" w:firstLineChars="0"/>
+              <w:rPr>
+                <w:rFonts w:ascii="Helvetica" w:hAnsi="Helvetica" w:eastAsia="Helvetica" w:cs="Helvetica"/>
+                <w:i w:val="false"/>
+                <w:b w:val="false"/>
+                <w:u w:val="none"/>
+                <w:sz w:val="22"/>
+                <w:szCs w:val="22"/>
+                <w:color w:val="000000"/>
+              </w:rPr>
+            </w:pPr>
+            <w:r>
+              <w:rPr>
+                <w:rFonts w:ascii="Helvetica" w:hAnsi="Helvetica" w:eastAsia="Helvetica" w:cs="Helvetica"/>
+                <w:i w:val="false"/>
+                <w:b w:val="false"/>
+                <w:u w:val="none"/>
+                <w:sz w:val="22"/>
+                <w:szCs w:val="22"/>
+                <w:color w:val="000000"/>
+              </w:rPr>
+              <w:t xml:space="preserve">0.270</w:t>
             </w:r>
           </w:p>
         </w:tc>
@@ -8831,113 +8831,113 @@
                 <w:szCs w:val="22"/>
                 <w:color w:val="000000"/>
               </w:rPr>
-              <w:t xml:space="preserve">0.23</w:t>
-            </w:r>
-          </w:p>
-        </w:tc>
-        <w:tc>
-          <w:tcPr>
-            <w:tcBorders>
-              <w:bottom w:val="none" w:sz="0" w:space="0" w:color="000000"/>
-              <w:top w:val="none" w:sz="0" w:space="0" w:color="000000"/>
-              <w:left w:val="none" w:sz="0" w:space="0" w:color="000000"/>
-              <w:right w:val="none" w:sz="0" w:space="0" w:color="000000"/>
-            </w:tcBorders>
-            <w:shd w:val="clear" w:color="auto" w:fill="FFFFFF"/>
-            <w:tcMar>
-              <w:top w:w="0" w:type="dxa"/>
-              <w:bottom w:w="0" w:type="dxa"/>
-              <w:left w:w="0" w:type="dxa"/>
-              <w:right w:w="0" w:type="dxa"/>
-            </w:tcMar>
-            <w:vAlign w:val="top"/>
-          </w:tcPr>
-          <w:p>
-            <w:pPr>
-              <w:pStyle w:val="Normal"/>
-              <w:jc w:val="center"/>
-              <w:pBdr>
-                <w:bottom w:val="none" w:sz="0" w:space="0" w:color="000000"/>
-                <w:top w:val="none" w:sz="0" w:space="0" w:color="000000"/>
-                <w:left w:val="none" w:sz="0" w:space="0" w:color="000000"/>
-                <w:right w:val="none" w:sz="0" w:space="0" w:color="000000"/>
-              </w:pBdr>
-              <w:spacing w:after="100" w:before="100" w:line="240"/>
-              <w:ind w:left="100" w:right="100" w:firstLine="0" w:firstLineChars="0"/>
-              <w:rPr>
-                <w:rFonts w:ascii="Helvetica" w:hAnsi="Helvetica" w:eastAsia="Helvetica" w:cs="Helvetica"/>
-                <w:i w:val="false"/>
-                <w:b w:val="false"/>
-                <w:u w:val="none"/>
-                <w:sz w:val="22"/>
-                <w:szCs w:val="22"/>
-                <w:color w:val="000000"/>
-              </w:rPr>
-            </w:pPr>
-            <w:r>
-              <w:rPr>
-                <w:rFonts w:ascii="Helvetica" w:hAnsi="Helvetica" w:eastAsia="Helvetica" w:cs="Helvetica"/>
-                <w:i w:val="false"/>
-                <w:b w:val="false"/>
-                <w:u w:val="none"/>
-                <w:sz w:val="22"/>
-                <w:szCs w:val="22"/>
-                <w:color w:val="000000"/>
-              </w:rPr>
-              <w:t xml:space="preserve">0.02, 2.79</w:t>
-            </w:r>
-          </w:p>
-        </w:tc>
-        <w:tc>
-          <w:tcPr>
-            <w:tcBorders>
-              <w:bottom w:val="none" w:sz="0" w:space="0" w:color="000000"/>
-              <w:top w:val="none" w:sz="0" w:space="0" w:color="000000"/>
-              <w:left w:val="none" w:sz="0" w:space="0" w:color="000000"/>
-              <w:right w:val="none" w:sz="0" w:space="0" w:color="000000"/>
-            </w:tcBorders>
-            <w:shd w:val="clear" w:color="auto" w:fill="FFFFFF"/>
-            <w:tcMar>
-              <w:top w:w="0" w:type="dxa"/>
-              <w:bottom w:w="0" w:type="dxa"/>
-              <w:left w:w="0" w:type="dxa"/>
-              <w:right w:w="0" w:type="dxa"/>
-            </w:tcMar>
-            <w:vAlign w:val="top"/>
-          </w:tcPr>
-          <w:p>
-            <w:pPr>
-              <w:pStyle w:val="Normal"/>
-              <w:jc w:val="center"/>
-              <w:pBdr>
-                <w:bottom w:val="none" w:sz="0" w:space="0" w:color="000000"/>
-                <w:top w:val="none" w:sz="0" w:space="0" w:color="000000"/>
-                <w:left w:val="none" w:sz="0" w:space="0" w:color="000000"/>
-                <w:right w:val="none" w:sz="0" w:space="0" w:color="000000"/>
-              </w:pBdr>
-              <w:spacing w:after="100" w:before="100" w:line="240"/>
-              <w:ind w:left="100" w:right="100" w:firstLine="0" w:firstLineChars="0"/>
-              <w:rPr>
-                <w:rFonts w:ascii="Helvetica" w:hAnsi="Helvetica" w:eastAsia="Helvetica" w:cs="Helvetica"/>
-                <w:i w:val="false"/>
-                <w:b w:val="false"/>
-                <w:u w:val="none"/>
-                <w:sz w:val="22"/>
-                <w:szCs w:val="22"/>
-                <w:color w:val="000000"/>
-              </w:rPr>
-            </w:pPr>
-            <w:r>
-              <w:rPr>
-                <w:rFonts w:ascii="Helvetica" w:hAnsi="Helvetica" w:eastAsia="Helvetica" w:cs="Helvetica"/>
-                <w:i w:val="false"/>
-                <w:b w:val="false"/>
-                <w:u w:val="none"/>
-                <w:sz w:val="22"/>
-                <w:szCs w:val="22"/>
-                <w:color w:val="000000"/>
-              </w:rPr>
-              <w:t xml:space="preserve">0.250</w:t>
+              <w:t xml:space="preserve">0.22</w:t>
+            </w:r>
+          </w:p>
+        </w:tc>
+        <w:tc>
+          <w:tcPr>
+            <w:tcBorders>
+              <w:bottom w:val="none" w:sz="0" w:space="0" w:color="000000"/>
+              <w:top w:val="none" w:sz="0" w:space="0" w:color="000000"/>
+              <w:left w:val="none" w:sz="0" w:space="0" w:color="000000"/>
+              <w:right w:val="none" w:sz="0" w:space="0" w:color="000000"/>
+            </w:tcBorders>
+            <w:shd w:val="clear" w:color="auto" w:fill="FFFFFF"/>
+            <w:tcMar>
+              <w:top w:w="0" w:type="dxa"/>
+              <w:bottom w:w="0" w:type="dxa"/>
+              <w:left w:w="0" w:type="dxa"/>
+              <w:right w:w="0" w:type="dxa"/>
+            </w:tcMar>
+            <w:vAlign w:val="top"/>
+          </w:tcPr>
+          <w:p>
+            <w:pPr>
+              <w:pStyle w:val="Normal"/>
+              <w:jc w:val="center"/>
+              <w:pBdr>
+                <w:bottom w:val="none" w:sz="0" w:space="0" w:color="000000"/>
+                <w:top w:val="none" w:sz="0" w:space="0" w:color="000000"/>
+                <w:left w:val="none" w:sz="0" w:space="0" w:color="000000"/>
+                <w:right w:val="none" w:sz="0" w:space="0" w:color="000000"/>
+              </w:pBdr>
+              <w:spacing w:after="100" w:before="100" w:line="240"/>
+              <w:ind w:left="100" w:right="100" w:firstLine="0" w:firstLineChars="0"/>
+              <w:rPr>
+                <w:rFonts w:ascii="Helvetica" w:hAnsi="Helvetica" w:eastAsia="Helvetica" w:cs="Helvetica"/>
+                <w:i w:val="false"/>
+                <w:b w:val="false"/>
+                <w:u w:val="none"/>
+                <w:sz w:val="22"/>
+                <w:szCs w:val="22"/>
+                <w:color w:val="000000"/>
+              </w:rPr>
+            </w:pPr>
+            <w:r>
+              <w:rPr>
+                <w:rFonts w:ascii="Helvetica" w:hAnsi="Helvetica" w:eastAsia="Helvetica" w:cs="Helvetica"/>
+                <w:i w:val="false"/>
+                <w:b w:val="false"/>
+                <w:u w:val="none"/>
+                <w:sz w:val="22"/>
+                <w:szCs w:val="22"/>
+                <w:color w:val="000000"/>
+              </w:rPr>
+              <w:t xml:space="preserve">0.02, 2.72</w:t>
+            </w:r>
+          </w:p>
+        </w:tc>
+        <w:tc>
+          <w:tcPr>
+            <w:tcBorders>
+              <w:bottom w:val="none" w:sz="0" w:space="0" w:color="000000"/>
+              <w:top w:val="none" w:sz="0" w:space="0" w:color="000000"/>
+              <w:left w:val="none" w:sz="0" w:space="0" w:color="000000"/>
+              <w:right w:val="none" w:sz="0" w:space="0" w:color="000000"/>
+            </w:tcBorders>
+            <w:shd w:val="clear" w:color="auto" w:fill="FFFFFF"/>
+            <w:tcMar>
+              <w:top w:w="0" w:type="dxa"/>
+              <w:bottom w:w="0" w:type="dxa"/>
+              <w:left w:w="0" w:type="dxa"/>
+              <w:right w:w="0" w:type="dxa"/>
+            </w:tcMar>
+            <w:vAlign w:val="top"/>
+          </w:tcPr>
+          <w:p>
+            <w:pPr>
+              <w:pStyle w:val="Normal"/>
+              <w:jc w:val="center"/>
+              <w:pBdr>
+                <w:bottom w:val="none" w:sz="0" w:space="0" w:color="000000"/>
+                <w:top w:val="none" w:sz="0" w:space="0" w:color="000000"/>
+                <w:left w:val="none" w:sz="0" w:space="0" w:color="000000"/>
+                <w:right w:val="none" w:sz="0" w:space="0" w:color="000000"/>
+              </w:pBdr>
+              <w:spacing w:after="100" w:before="100" w:line="240"/>
+              <w:ind w:left="100" w:right="100" w:firstLine="0" w:firstLineChars="0"/>
+              <w:rPr>
+                <w:rFonts w:ascii="Helvetica" w:hAnsi="Helvetica" w:eastAsia="Helvetica" w:cs="Helvetica"/>
+                <w:i w:val="false"/>
+                <w:b w:val="false"/>
+                <w:u w:val="none"/>
+                <w:sz w:val="22"/>
+                <w:szCs w:val="22"/>
+                <w:color w:val="000000"/>
+              </w:rPr>
+            </w:pPr>
+            <w:r>
+              <w:rPr>
+                <w:rFonts w:ascii="Helvetica" w:hAnsi="Helvetica" w:eastAsia="Helvetica" w:cs="Helvetica"/>
+                <w:i w:val="false"/>
+                <w:b w:val="false"/>
+                <w:u w:val="none"/>
+                <w:sz w:val="22"/>
+                <w:szCs w:val="22"/>
+                <w:color w:val="000000"/>
+              </w:rPr>
+              <w:t xml:space="preserve">0.240</w:t>
             </w:r>
           </w:p>
         </w:tc>
@@ -9049,7 +9049,7 @@
                 <w:szCs w:val="22"/>
                 <w:color w:val="000000"/>
               </w:rPr>
-              <w:t xml:space="preserve">323</w:t>
+              <w:t xml:space="preserve">322</w:t>
             </w:r>
           </w:p>
         </w:tc>
@@ -9261,7 +9261,7 @@
                 <w:szCs w:val="22"/>
                 <w:color w:val="000000"/>
               </w:rPr>
-              <w:t xml:space="preserve">323</w:t>
+              <w:t xml:space="preserve">322</w:t>
             </w:r>
           </w:p>
         </w:tc>
@@ -10068,60 +10068,272 @@
                 <w:szCs w:val="22"/>
                 <w:color w:val="000000"/>
               </w:rPr>
-              <w:t xml:space="preserve">2.53</w:t>
-            </w:r>
-          </w:p>
-        </w:tc>
-        <w:tc>
-          <w:tcPr>
-            <w:tcBorders>
-              <w:bottom w:val="none" w:sz="0" w:space="0" w:color="000000"/>
-              <w:top w:val="none" w:sz="0" w:space="0" w:color="000000"/>
-              <w:left w:val="none" w:sz="0" w:space="0" w:color="000000"/>
-              <w:right w:val="none" w:sz="0" w:space="0" w:color="000000"/>
-            </w:tcBorders>
-            <w:shd w:val="clear" w:color="auto" w:fill="FFFFFF"/>
-            <w:tcMar>
-              <w:top w:w="0" w:type="dxa"/>
-              <w:bottom w:w="0" w:type="dxa"/>
-              <w:left w:w="0" w:type="dxa"/>
-              <w:right w:w="0" w:type="dxa"/>
-            </w:tcMar>
-            <w:vAlign w:val="top"/>
-          </w:tcPr>
-          <w:p>
-            <w:pPr>
-              <w:pStyle w:val="Normal"/>
-              <w:jc w:val="center"/>
-              <w:pBdr>
-                <w:bottom w:val="none" w:sz="0" w:space="0" w:color="000000"/>
-                <w:top w:val="none" w:sz="0" w:space="0" w:color="000000"/>
-                <w:left w:val="none" w:sz="0" w:space="0" w:color="000000"/>
-                <w:right w:val="none" w:sz="0" w:space="0" w:color="000000"/>
-              </w:pBdr>
-              <w:spacing w:after="100" w:before="100" w:line="240"/>
-              <w:ind w:left="100" w:right="100" w:firstLine="0" w:firstLineChars="0"/>
-              <w:rPr>
-                <w:rFonts w:ascii="Helvetica" w:hAnsi="Helvetica" w:eastAsia="Helvetica" w:cs="Helvetica"/>
-                <w:i w:val="false"/>
-                <w:b w:val="false"/>
-                <w:u w:val="none"/>
-                <w:sz w:val="22"/>
-                <w:szCs w:val="22"/>
-                <w:color w:val="000000"/>
-              </w:rPr>
-            </w:pPr>
-            <w:r>
-              <w:rPr>
-                <w:rFonts w:ascii="Helvetica" w:hAnsi="Helvetica" w:eastAsia="Helvetica" w:cs="Helvetica"/>
-                <w:i w:val="false"/>
-                <w:b w:val="false"/>
-                <w:u w:val="none"/>
-                <w:sz w:val="22"/>
-                <w:szCs w:val="22"/>
-                <w:color w:val="000000"/>
-              </w:rPr>
-              <w:t xml:space="preserve">1.31, 4.90</w:t>
+              <w:t xml:space="preserve">2.48</w:t>
+            </w:r>
+          </w:p>
+        </w:tc>
+        <w:tc>
+          <w:tcPr>
+            <w:tcBorders>
+              <w:bottom w:val="none" w:sz="0" w:space="0" w:color="000000"/>
+              <w:top w:val="none" w:sz="0" w:space="0" w:color="000000"/>
+              <w:left w:val="none" w:sz="0" w:space="0" w:color="000000"/>
+              <w:right w:val="none" w:sz="0" w:space="0" w:color="000000"/>
+            </w:tcBorders>
+            <w:shd w:val="clear" w:color="auto" w:fill="FFFFFF"/>
+            <w:tcMar>
+              <w:top w:w="0" w:type="dxa"/>
+              <w:bottom w:w="0" w:type="dxa"/>
+              <w:left w:w="0" w:type="dxa"/>
+              <w:right w:w="0" w:type="dxa"/>
+            </w:tcMar>
+            <w:vAlign w:val="top"/>
+          </w:tcPr>
+          <w:p>
+            <w:pPr>
+              <w:pStyle w:val="Normal"/>
+              <w:jc w:val="center"/>
+              <w:pBdr>
+                <w:bottom w:val="none" w:sz="0" w:space="0" w:color="000000"/>
+                <w:top w:val="none" w:sz="0" w:space="0" w:color="000000"/>
+                <w:left w:val="none" w:sz="0" w:space="0" w:color="000000"/>
+                <w:right w:val="none" w:sz="0" w:space="0" w:color="000000"/>
+              </w:pBdr>
+              <w:spacing w:after="100" w:before="100" w:line="240"/>
+              <w:ind w:left="100" w:right="100" w:firstLine="0" w:firstLineChars="0"/>
+              <w:rPr>
+                <w:rFonts w:ascii="Helvetica" w:hAnsi="Helvetica" w:eastAsia="Helvetica" w:cs="Helvetica"/>
+                <w:i w:val="false"/>
+                <w:b w:val="false"/>
+                <w:u w:val="none"/>
+                <w:sz w:val="22"/>
+                <w:szCs w:val="22"/>
+                <w:color w:val="000000"/>
+              </w:rPr>
+            </w:pPr>
+            <w:r>
+              <w:rPr>
+                <w:rFonts w:ascii="Helvetica" w:hAnsi="Helvetica" w:eastAsia="Helvetica" w:cs="Helvetica"/>
+                <w:i w:val="false"/>
+                <w:b w:val="false"/>
+                <w:u w:val="none"/>
+                <w:sz w:val="22"/>
+                <w:szCs w:val="22"/>
+                <w:color w:val="000000"/>
+              </w:rPr>
+              <w:t xml:space="preserve">1.28, 4.79</w:t>
+            </w:r>
+          </w:p>
+        </w:tc>
+        <w:tc>
+          <w:tcPr>
+            <w:tcBorders>
+              <w:bottom w:val="none" w:sz="0" w:space="0" w:color="000000"/>
+              <w:top w:val="none" w:sz="0" w:space="0" w:color="000000"/>
+              <w:left w:val="none" w:sz="0" w:space="0" w:color="000000"/>
+              <w:right w:val="none" w:sz="0" w:space="0" w:color="000000"/>
+            </w:tcBorders>
+            <w:shd w:val="clear" w:color="auto" w:fill="FFFFFF"/>
+            <w:tcMar>
+              <w:top w:w="0" w:type="dxa"/>
+              <w:bottom w:w="0" w:type="dxa"/>
+              <w:left w:w="0" w:type="dxa"/>
+              <w:right w:w="0" w:type="dxa"/>
+            </w:tcMar>
+            <w:vAlign w:val="top"/>
+          </w:tcPr>
+          <w:p>
+            <w:pPr>
+              <w:pStyle w:val="Normal"/>
+              <w:jc w:val="center"/>
+              <w:pBdr>
+                <w:bottom w:val="none" w:sz="0" w:space="0" w:color="000000"/>
+                <w:top w:val="none" w:sz="0" w:space="0" w:color="000000"/>
+                <w:left w:val="none" w:sz="0" w:space="0" w:color="000000"/>
+                <w:right w:val="none" w:sz="0" w:space="0" w:color="000000"/>
+              </w:pBdr>
+              <w:spacing w:after="100" w:before="100" w:line="240"/>
+              <w:ind w:left="100" w:right="100" w:firstLine="0" w:firstLineChars="0"/>
+              <w:rPr>
+                <w:rFonts w:ascii="Helvetica" w:hAnsi="Helvetica" w:eastAsia="Helvetica" w:cs="Helvetica"/>
+                <w:i w:val="false"/>
+                <w:b w:val="false"/>
+                <w:u w:val="none"/>
+                <w:sz w:val="22"/>
+                <w:szCs w:val="22"/>
+                <w:color w:val="000000"/>
+              </w:rPr>
+            </w:pPr>
+            <w:r>
+              <w:rPr>
+                <w:rFonts w:ascii="Helvetica" w:hAnsi="Helvetica" w:eastAsia="Helvetica" w:cs="Helvetica"/>
+                <w:i w:val="false"/>
+                <w:b w:val="false"/>
+                <w:u w:val="none"/>
+                <w:sz w:val="22"/>
+                <w:szCs w:val="22"/>
+                <w:color w:val="000000"/>
+              </w:rPr>
+              <w:t xml:space="preserve">0.007</w:t>
+            </w:r>
+          </w:p>
+        </w:tc>
+        <w:tc>
+          <w:tcPr>
+            <w:tcBorders>
+              <w:bottom w:val="none" w:sz="0" w:space="0" w:color="000000"/>
+              <w:top w:val="none" w:sz="0" w:space="0" w:color="000000"/>
+              <w:left w:val="none" w:sz="0" w:space="0" w:color="000000"/>
+              <w:right w:val="none" w:sz="0" w:space="0" w:color="000000"/>
+            </w:tcBorders>
+            <w:shd w:val="clear" w:color="auto" w:fill="FFFFFF"/>
+            <w:tcMar>
+              <w:top w:w="0" w:type="dxa"/>
+              <w:bottom w:w="0" w:type="dxa"/>
+              <w:left w:w="0" w:type="dxa"/>
+              <w:right w:w="0" w:type="dxa"/>
+            </w:tcMar>
+            <w:vAlign w:val="top"/>
+          </w:tcPr>
+          <w:p>
+            <w:pPr>
+              <w:pStyle w:val="Normal"/>
+              <w:jc w:val="center"/>
+              <w:pBdr>
+                <w:bottom w:val="none" w:sz="0" w:space="0" w:color="000000"/>
+                <w:top w:val="none" w:sz="0" w:space="0" w:color="000000"/>
+                <w:left w:val="none" w:sz="0" w:space="0" w:color="000000"/>
+                <w:right w:val="none" w:sz="0" w:space="0" w:color="000000"/>
+              </w:pBdr>
+              <w:spacing w:after="100" w:before="100" w:line="240"/>
+              <w:ind w:left="100" w:right="100" w:firstLine="0" w:firstLineChars="0"/>
+              <w:rPr>
+                <w:rFonts w:ascii="Helvetica" w:hAnsi="Helvetica" w:eastAsia="Helvetica" w:cs="Helvetica"/>
+                <w:i w:val="false"/>
+                <w:b w:val="false"/>
+                <w:u w:val="none"/>
+                <w:sz w:val="22"/>
+                <w:szCs w:val="22"/>
+                <w:color w:val="000000"/>
+              </w:rPr>
+            </w:pPr>
+            <w:r>
+              <w:rPr>
+                <w:rFonts w:ascii="Helvetica" w:hAnsi="Helvetica" w:eastAsia="Helvetica" w:cs="Helvetica"/>
+                <w:i w:val="false"/>
+                <w:b w:val="false"/>
+                <w:u w:val="none"/>
+                <w:sz w:val="22"/>
+                <w:szCs w:val="22"/>
+                <w:color w:val="000000"/>
+              </w:rPr>
+              <w:t xml:space="preserve"/>
+            </w:r>
+          </w:p>
+        </w:tc>
+        <w:tc>
+          <w:tcPr>
+            <w:tcBorders>
+              <w:bottom w:val="none" w:sz="0" w:space="0" w:color="000000"/>
+              <w:top w:val="none" w:sz="0" w:space="0" w:color="000000"/>
+              <w:left w:val="none" w:sz="0" w:space="0" w:color="000000"/>
+              <w:right w:val="none" w:sz="0" w:space="0" w:color="000000"/>
+            </w:tcBorders>
+            <w:shd w:val="clear" w:color="auto" w:fill="FFFFFF"/>
+            <w:tcMar>
+              <w:top w:w="0" w:type="dxa"/>
+              <w:bottom w:w="0" w:type="dxa"/>
+              <w:left w:w="0" w:type="dxa"/>
+              <w:right w:w="0" w:type="dxa"/>
+            </w:tcMar>
+            <w:vAlign w:val="top"/>
+          </w:tcPr>
+          <w:p>
+            <w:pPr>
+              <w:pStyle w:val="Normal"/>
+              <w:jc w:val="center"/>
+              <w:pBdr>
+                <w:bottom w:val="none" w:sz="0" w:space="0" w:color="000000"/>
+                <w:top w:val="none" w:sz="0" w:space="0" w:color="000000"/>
+                <w:left w:val="none" w:sz="0" w:space="0" w:color="000000"/>
+                <w:right w:val="none" w:sz="0" w:space="0" w:color="000000"/>
+              </w:pBdr>
+              <w:spacing w:after="100" w:before="100" w:line="240"/>
+              <w:ind w:left="100" w:right="100" w:firstLine="0" w:firstLineChars="0"/>
+              <w:rPr>
+                <w:rFonts w:ascii="Helvetica" w:hAnsi="Helvetica" w:eastAsia="Helvetica" w:cs="Helvetica"/>
+                <w:i w:val="false"/>
+                <w:b w:val="false"/>
+                <w:u w:val="none"/>
+                <w:sz w:val="22"/>
+                <w:szCs w:val="22"/>
+                <w:color w:val="000000"/>
+              </w:rPr>
+            </w:pPr>
+            <w:r>
+              <w:rPr>
+                <w:rFonts w:ascii="Helvetica" w:hAnsi="Helvetica" w:eastAsia="Helvetica" w:cs="Helvetica"/>
+                <w:i w:val="false"/>
+                <w:b w:val="false"/>
+                <w:u w:val="none"/>
+                <w:sz w:val="22"/>
+                <w:szCs w:val="22"/>
+                <w:color w:val="000000"/>
+              </w:rPr>
+              <w:t xml:space="preserve">7.94</w:t>
+            </w:r>
+          </w:p>
+        </w:tc>
+        <w:tc>
+          <w:tcPr>
+            <w:tcBorders>
+              <w:bottom w:val="none" w:sz="0" w:space="0" w:color="000000"/>
+              <w:top w:val="none" w:sz="0" w:space="0" w:color="000000"/>
+              <w:left w:val="none" w:sz="0" w:space="0" w:color="000000"/>
+              <w:right w:val="none" w:sz="0" w:space="0" w:color="000000"/>
+            </w:tcBorders>
+            <w:shd w:val="clear" w:color="auto" w:fill="FFFFFF"/>
+            <w:tcMar>
+              <w:top w:w="0" w:type="dxa"/>
+              <w:bottom w:w="0" w:type="dxa"/>
+              <w:left w:w="0" w:type="dxa"/>
+              <w:right w:w="0" w:type="dxa"/>
+            </w:tcMar>
+            <w:vAlign w:val="top"/>
+          </w:tcPr>
+          <w:p>
+            <w:pPr>
+              <w:pStyle w:val="Normal"/>
+              <w:jc w:val="center"/>
+              <w:pBdr>
+                <w:bottom w:val="none" w:sz="0" w:space="0" w:color="000000"/>
+                <w:top w:val="none" w:sz="0" w:space="0" w:color="000000"/>
+                <w:left w:val="none" w:sz="0" w:space="0" w:color="000000"/>
+                <w:right w:val="none" w:sz="0" w:space="0" w:color="000000"/>
+              </w:pBdr>
+              <w:spacing w:after="100" w:before="100" w:line="240"/>
+              <w:ind w:left="100" w:right="100" w:firstLine="0" w:firstLineChars="0"/>
+              <w:rPr>
+                <w:rFonts w:ascii="Helvetica" w:hAnsi="Helvetica" w:eastAsia="Helvetica" w:cs="Helvetica"/>
+                <w:i w:val="false"/>
+                <w:b w:val="false"/>
+                <w:u w:val="none"/>
+                <w:sz w:val="22"/>
+                <w:szCs w:val="22"/>
+                <w:color w:val="000000"/>
+              </w:rPr>
+            </w:pPr>
+            <w:r>
+              <w:rPr>
+                <w:rFonts w:ascii="Helvetica" w:hAnsi="Helvetica" w:eastAsia="Helvetica" w:cs="Helvetica"/>
+                <w:i w:val="false"/>
+                <w:b w:val="false"/>
+                <w:u w:val="none"/>
+                <w:sz w:val="22"/>
+                <w:szCs w:val="22"/>
+                <w:color w:val="000000"/>
+              </w:rPr>
+              <w:t xml:space="preserve">1.80, 35.1</w:t>
             </w:r>
           </w:p>
         </w:tc>
@@ -10175,218 +10387,6 @@
                 <w:color w:val="000000"/>
               </w:rPr>
               <w:t xml:space="preserve">0.006</w:t>
-            </w:r>
-          </w:p>
-        </w:tc>
-        <w:tc>
-          <w:tcPr>
-            <w:tcBorders>
-              <w:bottom w:val="none" w:sz="0" w:space="0" w:color="000000"/>
-              <w:top w:val="none" w:sz="0" w:space="0" w:color="000000"/>
-              <w:left w:val="none" w:sz="0" w:space="0" w:color="000000"/>
-              <w:right w:val="none" w:sz="0" w:space="0" w:color="000000"/>
-            </w:tcBorders>
-            <w:shd w:val="clear" w:color="auto" w:fill="FFFFFF"/>
-            <w:tcMar>
-              <w:top w:w="0" w:type="dxa"/>
-              <w:bottom w:w="0" w:type="dxa"/>
-              <w:left w:w="0" w:type="dxa"/>
-              <w:right w:w="0" w:type="dxa"/>
-            </w:tcMar>
-            <w:vAlign w:val="top"/>
-          </w:tcPr>
-          <w:p>
-            <w:pPr>
-              <w:pStyle w:val="Normal"/>
-              <w:jc w:val="center"/>
-              <w:pBdr>
-                <w:bottom w:val="none" w:sz="0" w:space="0" w:color="000000"/>
-                <w:top w:val="none" w:sz="0" w:space="0" w:color="000000"/>
-                <w:left w:val="none" w:sz="0" w:space="0" w:color="000000"/>
-                <w:right w:val="none" w:sz="0" w:space="0" w:color="000000"/>
-              </w:pBdr>
-              <w:spacing w:after="100" w:before="100" w:line="240"/>
-              <w:ind w:left="100" w:right="100" w:firstLine="0" w:firstLineChars="0"/>
-              <w:rPr>
-                <w:rFonts w:ascii="Helvetica" w:hAnsi="Helvetica" w:eastAsia="Helvetica" w:cs="Helvetica"/>
-                <w:i w:val="false"/>
-                <w:b w:val="false"/>
-                <w:u w:val="none"/>
-                <w:sz w:val="22"/>
-                <w:szCs w:val="22"/>
-                <w:color w:val="000000"/>
-              </w:rPr>
-            </w:pPr>
-            <w:r>
-              <w:rPr>
-                <w:rFonts w:ascii="Helvetica" w:hAnsi="Helvetica" w:eastAsia="Helvetica" w:cs="Helvetica"/>
-                <w:i w:val="false"/>
-                <w:b w:val="false"/>
-                <w:u w:val="none"/>
-                <w:sz w:val="22"/>
-                <w:szCs w:val="22"/>
-                <w:color w:val="000000"/>
-              </w:rPr>
-              <w:t xml:space="preserve"/>
-            </w:r>
-          </w:p>
-        </w:tc>
-        <w:tc>
-          <w:tcPr>
-            <w:tcBorders>
-              <w:bottom w:val="none" w:sz="0" w:space="0" w:color="000000"/>
-              <w:top w:val="none" w:sz="0" w:space="0" w:color="000000"/>
-              <w:left w:val="none" w:sz="0" w:space="0" w:color="000000"/>
-              <w:right w:val="none" w:sz="0" w:space="0" w:color="000000"/>
-            </w:tcBorders>
-            <w:shd w:val="clear" w:color="auto" w:fill="FFFFFF"/>
-            <w:tcMar>
-              <w:top w:w="0" w:type="dxa"/>
-              <w:bottom w:w="0" w:type="dxa"/>
-              <w:left w:w="0" w:type="dxa"/>
-              <w:right w:w="0" w:type="dxa"/>
-            </w:tcMar>
-            <w:vAlign w:val="top"/>
-          </w:tcPr>
-          <w:p>
-            <w:pPr>
-              <w:pStyle w:val="Normal"/>
-              <w:jc w:val="center"/>
-              <w:pBdr>
-                <w:bottom w:val="none" w:sz="0" w:space="0" w:color="000000"/>
-                <w:top w:val="none" w:sz="0" w:space="0" w:color="000000"/>
-                <w:left w:val="none" w:sz="0" w:space="0" w:color="000000"/>
-                <w:right w:val="none" w:sz="0" w:space="0" w:color="000000"/>
-              </w:pBdr>
-              <w:spacing w:after="100" w:before="100" w:line="240"/>
-              <w:ind w:left="100" w:right="100" w:firstLine="0" w:firstLineChars="0"/>
-              <w:rPr>
-                <w:rFonts w:ascii="Helvetica" w:hAnsi="Helvetica" w:eastAsia="Helvetica" w:cs="Helvetica"/>
-                <w:i w:val="false"/>
-                <w:b w:val="false"/>
-                <w:u w:val="none"/>
-                <w:sz w:val="22"/>
-                <w:szCs w:val="22"/>
-                <w:color w:val="000000"/>
-              </w:rPr>
-            </w:pPr>
-            <w:r>
-              <w:rPr>
-                <w:rFonts w:ascii="Helvetica" w:hAnsi="Helvetica" w:eastAsia="Helvetica" w:cs="Helvetica"/>
-                <w:i w:val="false"/>
-                <w:b w:val="false"/>
-                <w:u w:val="none"/>
-                <w:sz w:val="22"/>
-                <w:szCs w:val="22"/>
-                <w:color w:val="000000"/>
-              </w:rPr>
-              <w:t xml:space="preserve">8.07</w:t>
-            </w:r>
-          </w:p>
-        </w:tc>
-        <w:tc>
-          <w:tcPr>
-            <w:tcBorders>
-              <w:bottom w:val="none" w:sz="0" w:space="0" w:color="000000"/>
-              <w:top w:val="none" w:sz="0" w:space="0" w:color="000000"/>
-              <w:left w:val="none" w:sz="0" w:space="0" w:color="000000"/>
-              <w:right w:val="none" w:sz="0" w:space="0" w:color="000000"/>
-            </w:tcBorders>
-            <w:shd w:val="clear" w:color="auto" w:fill="FFFFFF"/>
-            <w:tcMar>
-              <w:top w:w="0" w:type="dxa"/>
-              <w:bottom w:w="0" w:type="dxa"/>
-              <w:left w:w="0" w:type="dxa"/>
-              <w:right w:w="0" w:type="dxa"/>
-            </w:tcMar>
-            <w:vAlign w:val="top"/>
-          </w:tcPr>
-          <w:p>
-            <w:pPr>
-              <w:pStyle w:val="Normal"/>
-              <w:jc w:val="center"/>
-              <w:pBdr>
-                <w:bottom w:val="none" w:sz="0" w:space="0" w:color="000000"/>
-                <w:top w:val="none" w:sz="0" w:space="0" w:color="000000"/>
-                <w:left w:val="none" w:sz="0" w:space="0" w:color="000000"/>
-                <w:right w:val="none" w:sz="0" w:space="0" w:color="000000"/>
-              </w:pBdr>
-              <w:spacing w:after="100" w:before="100" w:line="240"/>
-              <w:ind w:left="100" w:right="100" w:firstLine="0" w:firstLineChars="0"/>
-              <w:rPr>
-                <w:rFonts w:ascii="Helvetica" w:hAnsi="Helvetica" w:eastAsia="Helvetica" w:cs="Helvetica"/>
-                <w:i w:val="false"/>
-                <w:b w:val="false"/>
-                <w:u w:val="none"/>
-                <w:sz w:val="22"/>
-                <w:szCs w:val="22"/>
-                <w:color w:val="000000"/>
-              </w:rPr>
-            </w:pPr>
-            <w:r>
-              <w:rPr>
-                <w:rFonts w:ascii="Helvetica" w:hAnsi="Helvetica" w:eastAsia="Helvetica" w:cs="Helvetica"/>
-                <w:i w:val="false"/>
-                <w:b w:val="false"/>
-                <w:u w:val="none"/>
-                <w:sz w:val="22"/>
-                <w:szCs w:val="22"/>
-                <w:color w:val="000000"/>
-              </w:rPr>
-              <w:t xml:space="preserve">1.86, 35.0</w:t>
-            </w:r>
-          </w:p>
-        </w:tc>
-        <w:tc>
-          <w:tcPr>
-            <w:tcBorders>
-              <w:bottom w:val="none" w:sz="0" w:space="0" w:color="000000"/>
-              <w:top w:val="none" w:sz="0" w:space="0" w:color="000000"/>
-              <w:left w:val="none" w:sz="0" w:space="0" w:color="000000"/>
-              <w:right w:val="none" w:sz="0" w:space="0" w:color="000000"/>
-            </w:tcBorders>
-            <w:shd w:val="clear" w:color="auto" w:fill="FFFFFF"/>
-            <w:tcMar>
-              <w:top w:w="0" w:type="dxa"/>
-              <w:bottom w:w="0" w:type="dxa"/>
-              <w:left w:w="0" w:type="dxa"/>
-              <w:right w:w="0" w:type="dxa"/>
-            </w:tcMar>
-            <w:vAlign w:val="top"/>
-          </w:tcPr>
-          <w:p>
-            <w:pPr>
-              <w:pStyle w:val="Normal"/>
-              <w:jc w:val="center"/>
-              <w:pBdr>
-                <w:bottom w:val="none" w:sz="0" w:space="0" w:color="000000"/>
-                <w:top w:val="none" w:sz="0" w:space="0" w:color="000000"/>
-                <w:left w:val="none" w:sz="0" w:space="0" w:color="000000"/>
-                <w:right w:val="none" w:sz="0" w:space="0" w:color="000000"/>
-              </w:pBdr>
-              <w:spacing w:after="100" w:before="100" w:line="240"/>
-              <w:ind w:left="100" w:right="100" w:firstLine="0" w:firstLineChars="0"/>
-              <w:rPr>
-                <w:rFonts w:ascii="Helvetica" w:hAnsi="Helvetica" w:eastAsia="Helvetica" w:cs="Helvetica"/>
-                <w:i w:val="false"/>
-                <w:b w:val="false"/>
-                <w:u w:val="none"/>
-                <w:sz w:val="22"/>
-                <w:szCs w:val="22"/>
-                <w:color w:val="000000"/>
-              </w:rPr>
-            </w:pPr>
-            <w:r>
-              <w:rPr>
-                <w:rFonts w:ascii="Helvetica" w:hAnsi="Helvetica" w:eastAsia="Helvetica" w:cs="Helvetica"/>
-                <w:i w:val="false"/>
-                <w:b w:val="false"/>
-                <w:u w:val="none"/>
-                <w:sz w:val="22"/>
-                <w:szCs w:val="22"/>
-                <w:color w:val="000000"/>
-              </w:rPr>
-              <w:t xml:space="preserve">0.005</w:t>
             </w:r>
           </w:p>
         </w:tc>
@@ -10498,7 +10498,7 @@
                 <w:szCs w:val="22"/>
                 <w:color w:val="000000"/>
               </w:rPr>
-              <w:t xml:space="preserve">323</w:t>
+              <w:t xml:space="preserve">322</w:t>
             </w:r>
           </w:p>
         </w:tc>
@@ -10710,7 +10710,7 @@
                 <w:szCs w:val="22"/>
                 <w:color w:val="000000"/>
               </w:rPr>
-              <w:t xml:space="preserve">323</w:t>
+              <w:t xml:space="preserve">322</w:t>
             </w:r>
           </w:p>
         </w:tc>
@@ -11570,60 +11570,60 @@
                 <w:szCs w:val="22"/>
                 <w:color w:val="000000"/>
               </w:rPr>
-              <w:t xml:space="preserve">0.31, 1.15</w:t>
-            </w:r>
-          </w:p>
-        </w:tc>
-        <w:tc>
-          <w:tcPr>
-            <w:tcBorders>
-              <w:bottom w:val="none" w:sz="0" w:space="0" w:color="000000"/>
-              <w:top w:val="none" w:sz="0" w:space="0" w:color="000000"/>
-              <w:left w:val="none" w:sz="0" w:space="0" w:color="000000"/>
-              <w:right w:val="none" w:sz="0" w:space="0" w:color="000000"/>
-            </w:tcBorders>
-            <w:shd w:val="clear" w:color="auto" w:fill="FFFFFF"/>
-            <w:tcMar>
-              <w:top w:w="0" w:type="dxa"/>
-              <w:bottom w:w="0" w:type="dxa"/>
-              <w:left w:w="0" w:type="dxa"/>
-              <w:right w:w="0" w:type="dxa"/>
-            </w:tcMar>
-            <w:vAlign w:val="top"/>
-          </w:tcPr>
-          <w:p>
-            <w:pPr>
-              <w:pStyle w:val="Normal"/>
-              <w:jc w:val="center"/>
-              <w:pBdr>
-                <w:bottom w:val="none" w:sz="0" w:space="0" w:color="000000"/>
-                <w:top w:val="none" w:sz="0" w:space="0" w:color="000000"/>
-                <w:left w:val="none" w:sz="0" w:space="0" w:color="000000"/>
-                <w:right w:val="none" w:sz="0" w:space="0" w:color="000000"/>
-              </w:pBdr>
-              <w:spacing w:after="100" w:before="100" w:line="240"/>
-              <w:ind w:left="100" w:right="100" w:firstLine="0" w:firstLineChars="0"/>
-              <w:rPr>
-                <w:rFonts w:ascii="Helvetica" w:hAnsi="Helvetica" w:eastAsia="Helvetica" w:cs="Helvetica"/>
-                <w:i w:val="false"/>
-                <w:b w:val="false"/>
-                <w:u w:val="none"/>
-                <w:sz w:val="22"/>
-                <w:szCs w:val="22"/>
-                <w:color w:val="000000"/>
-              </w:rPr>
-            </w:pPr>
-            <w:r>
-              <w:rPr>
-                <w:rFonts w:ascii="Helvetica" w:hAnsi="Helvetica" w:eastAsia="Helvetica" w:cs="Helvetica"/>
-                <w:i w:val="false"/>
-                <w:b w:val="false"/>
-                <w:u w:val="none"/>
-                <w:sz w:val="22"/>
-                <w:szCs w:val="22"/>
-                <w:color w:val="000000"/>
-              </w:rPr>
-              <w:t xml:space="preserve">0.120</w:t>
+              <w:t xml:space="preserve">0.31, 1.16</w:t>
+            </w:r>
+          </w:p>
+        </w:tc>
+        <w:tc>
+          <w:tcPr>
+            <w:tcBorders>
+              <w:bottom w:val="none" w:sz="0" w:space="0" w:color="000000"/>
+              <w:top w:val="none" w:sz="0" w:space="0" w:color="000000"/>
+              <w:left w:val="none" w:sz="0" w:space="0" w:color="000000"/>
+              <w:right w:val="none" w:sz="0" w:space="0" w:color="000000"/>
+            </w:tcBorders>
+            <w:shd w:val="clear" w:color="auto" w:fill="FFFFFF"/>
+            <w:tcMar>
+              <w:top w:w="0" w:type="dxa"/>
+              <w:bottom w:w="0" w:type="dxa"/>
+              <w:left w:w="0" w:type="dxa"/>
+              <w:right w:w="0" w:type="dxa"/>
+            </w:tcMar>
+            <w:vAlign w:val="top"/>
+          </w:tcPr>
+          <w:p>
+            <w:pPr>
+              <w:pStyle w:val="Normal"/>
+              <w:jc w:val="center"/>
+              <w:pBdr>
+                <w:bottom w:val="none" w:sz="0" w:space="0" w:color="000000"/>
+                <w:top w:val="none" w:sz="0" w:space="0" w:color="000000"/>
+                <w:left w:val="none" w:sz="0" w:space="0" w:color="000000"/>
+                <w:right w:val="none" w:sz="0" w:space="0" w:color="000000"/>
+              </w:pBdr>
+              <w:spacing w:after="100" w:before="100" w:line="240"/>
+              <w:ind w:left="100" w:right="100" w:firstLine="0" w:firstLineChars="0"/>
+              <w:rPr>
+                <w:rFonts w:ascii="Helvetica" w:hAnsi="Helvetica" w:eastAsia="Helvetica" w:cs="Helvetica"/>
+                <w:i w:val="false"/>
+                <w:b w:val="false"/>
+                <w:u w:val="none"/>
+                <w:sz w:val="22"/>
+                <w:szCs w:val="22"/>
+                <w:color w:val="000000"/>
+              </w:rPr>
+            </w:pPr>
+            <w:r>
+              <w:rPr>
+                <w:rFonts w:ascii="Helvetica" w:hAnsi="Helvetica" w:eastAsia="Helvetica" w:cs="Helvetica"/>
+                <w:i w:val="false"/>
+                <w:b w:val="false"/>
+                <w:u w:val="none"/>
+                <w:sz w:val="22"/>
+                <w:szCs w:val="22"/>
+                <w:color w:val="000000"/>
+              </w:rPr>
+              <w:t xml:space="preserve">0.130</w:t>
             </w:r>
           </w:p>
         </w:tc>
@@ -11729,113 +11729,113 @@
                 <w:szCs w:val="22"/>
                 <w:color w:val="000000"/>
               </w:rPr>
-              <w:t xml:space="preserve">1.20</w:t>
-            </w:r>
-          </w:p>
-        </w:tc>
-        <w:tc>
-          <w:tcPr>
-            <w:tcBorders>
-              <w:bottom w:val="none" w:sz="0" w:space="0" w:color="000000"/>
-              <w:top w:val="none" w:sz="0" w:space="0" w:color="000000"/>
-              <w:left w:val="none" w:sz="0" w:space="0" w:color="000000"/>
-              <w:right w:val="none" w:sz="0" w:space="0" w:color="000000"/>
-            </w:tcBorders>
-            <w:shd w:val="clear" w:color="auto" w:fill="FFFFFF"/>
-            <w:tcMar>
-              <w:top w:w="0" w:type="dxa"/>
-              <w:bottom w:w="0" w:type="dxa"/>
-              <w:left w:w="0" w:type="dxa"/>
-              <w:right w:w="0" w:type="dxa"/>
-            </w:tcMar>
-            <w:vAlign w:val="top"/>
-          </w:tcPr>
-          <w:p>
-            <w:pPr>
-              <w:pStyle w:val="Normal"/>
-              <w:jc w:val="center"/>
-              <w:pBdr>
-                <w:bottom w:val="none" w:sz="0" w:space="0" w:color="000000"/>
-                <w:top w:val="none" w:sz="0" w:space="0" w:color="000000"/>
-                <w:left w:val="none" w:sz="0" w:space="0" w:color="000000"/>
-                <w:right w:val="none" w:sz="0" w:space="0" w:color="000000"/>
-              </w:pBdr>
-              <w:spacing w:after="100" w:before="100" w:line="240"/>
-              <w:ind w:left="100" w:right="100" w:firstLine="0" w:firstLineChars="0"/>
-              <w:rPr>
-                <w:rFonts w:ascii="Helvetica" w:hAnsi="Helvetica" w:eastAsia="Helvetica" w:cs="Helvetica"/>
-                <w:i w:val="false"/>
-                <w:b w:val="false"/>
-                <w:u w:val="none"/>
-                <w:sz w:val="22"/>
-                <w:szCs w:val="22"/>
-                <w:color w:val="000000"/>
-              </w:rPr>
-            </w:pPr>
-            <w:r>
-              <w:rPr>
-                <w:rFonts w:ascii="Helvetica" w:hAnsi="Helvetica" w:eastAsia="Helvetica" w:cs="Helvetica"/>
-                <w:i w:val="false"/>
-                <w:b w:val="false"/>
-                <w:u w:val="none"/>
-                <w:sz w:val="22"/>
-                <w:szCs w:val="22"/>
-                <w:color w:val="000000"/>
-              </w:rPr>
-              <w:t xml:space="preserve">0.42, 3.44</w:t>
-            </w:r>
-          </w:p>
-        </w:tc>
-        <w:tc>
-          <w:tcPr>
-            <w:tcBorders>
-              <w:bottom w:val="none" w:sz="0" w:space="0" w:color="000000"/>
-              <w:top w:val="none" w:sz="0" w:space="0" w:color="000000"/>
-              <w:left w:val="none" w:sz="0" w:space="0" w:color="000000"/>
-              <w:right w:val="none" w:sz="0" w:space="0" w:color="000000"/>
-            </w:tcBorders>
-            <w:shd w:val="clear" w:color="auto" w:fill="FFFFFF"/>
-            <w:tcMar>
-              <w:top w:w="0" w:type="dxa"/>
-              <w:bottom w:w="0" w:type="dxa"/>
-              <w:left w:w="0" w:type="dxa"/>
-              <w:right w:w="0" w:type="dxa"/>
-            </w:tcMar>
-            <w:vAlign w:val="top"/>
-          </w:tcPr>
-          <w:p>
-            <w:pPr>
-              <w:pStyle w:val="Normal"/>
-              <w:jc w:val="center"/>
-              <w:pBdr>
-                <w:bottom w:val="none" w:sz="0" w:space="0" w:color="000000"/>
-                <w:top w:val="none" w:sz="0" w:space="0" w:color="000000"/>
-                <w:left w:val="none" w:sz="0" w:space="0" w:color="000000"/>
-                <w:right w:val="none" w:sz="0" w:space="0" w:color="000000"/>
-              </w:pBdr>
-              <w:spacing w:after="100" w:before="100" w:line="240"/>
-              <w:ind w:left="100" w:right="100" w:firstLine="0" w:firstLineChars="0"/>
-              <w:rPr>
-                <w:rFonts w:ascii="Helvetica" w:hAnsi="Helvetica" w:eastAsia="Helvetica" w:cs="Helvetica"/>
-                <w:i w:val="false"/>
-                <w:b w:val="false"/>
-                <w:u w:val="none"/>
-                <w:sz w:val="22"/>
-                <w:szCs w:val="22"/>
-                <w:color w:val="000000"/>
-              </w:rPr>
-            </w:pPr>
-            <w:r>
-              <w:rPr>
-                <w:rFonts w:ascii="Helvetica" w:hAnsi="Helvetica" w:eastAsia="Helvetica" w:cs="Helvetica"/>
-                <w:i w:val="false"/>
-                <w:b w:val="false"/>
-                <w:u w:val="none"/>
-                <w:sz w:val="22"/>
-                <w:szCs w:val="22"/>
-                <w:color w:val="000000"/>
-              </w:rPr>
-              <w:t xml:space="preserve">0.740</w:t>
+              <w:t xml:space="preserve">1.19</w:t>
+            </w:r>
+          </w:p>
+        </w:tc>
+        <w:tc>
+          <w:tcPr>
+            <w:tcBorders>
+              <w:bottom w:val="none" w:sz="0" w:space="0" w:color="000000"/>
+              <w:top w:val="none" w:sz="0" w:space="0" w:color="000000"/>
+              <w:left w:val="none" w:sz="0" w:space="0" w:color="000000"/>
+              <w:right w:val="none" w:sz="0" w:space="0" w:color="000000"/>
+            </w:tcBorders>
+            <w:shd w:val="clear" w:color="auto" w:fill="FFFFFF"/>
+            <w:tcMar>
+              <w:top w:w="0" w:type="dxa"/>
+              <w:bottom w:w="0" w:type="dxa"/>
+              <w:left w:w="0" w:type="dxa"/>
+              <w:right w:w="0" w:type="dxa"/>
+            </w:tcMar>
+            <w:vAlign w:val="top"/>
+          </w:tcPr>
+          <w:p>
+            <w:pPr>
+              <w:pStyle w:val="Normal"/>
+              <w:jc w:val="center"/>
+              <w:pBdr>
+                <w:bottom w:val="none" w:sz="0" w:space="0" w:color="000000"/>
+                <w:top w:val="none" w:sz="0" w:space="0" w:color="000000"/>
+                <w:left w:val="none" w:sz="0" w:space="0" w:color="000000"/>
+                <w:right w:val="none" w:sz="0" w:space="0" w:color="000000"/>
+              </w:pBdr>
+              <w:spacing w:after="100" w:before="100" w:line="240"/>
+              <w:ind w:left="100" w:right="100" w:firstLine="0" w:firstLineChars="0"/>
+              <w:rPr>
+                <w:rFonts w:ascii="Helvetica" w:hAnsi="Helvetica" w:eastAsia="Helvetica" w:cs="Helvetica"/>
+                <w:i w:val="false"/>
+                <w:b w:val="false"/>
+                <w:u w:val="none"/>
+                <w:sz w:val="22"/>
+                <w:szCs w:val="22"/>
+                <w:color w:val="000000"/>
+              </w:rPr>
+            </w:pPr>
+            <w:r>
+              <w:rPr>
+                <w:rFonts w:ascii="Helvetica" w:hAnsi="Helvetica" w:eastAsia="Helvetica" w:cs="Helvetica"/>
+                <w:i w:val="false"/>
+                <w:b w:val="false"/>
+                <w:u w:val="none"/>
+                <w:sz w:val="22"/>
+                <w:szCs w:val="22"/>
+                <w:color w:val="000000"/>
+              </w:rPr>
+              <w:t xml:space="preserve">0.41, 3.46</w:t>
+            </w:r>
+          </w:p>
+        </w:tc>
+        <w:tc>
+          <w:tcPr>
+            <w:tcBorders>
+              <w:bottom w:val="none" w:sz="0" w:space="0" w:color="000000"/>
+              <w:top w:val="none" w:sz="0" w:space="0" w:color="000000"/>
+              <w:left w:val="none" w:sz="0" w:space="0" w:color="000000"/>
+              <w:right w:val="none" w:sz="0" w:space="0" w:color="000000"/>
+            </w:tcBorders>
+            <w:shd w:val="clear" w:color="auto" w:fill="FFFFFF"/>
+            <w:tcMar>
+              <w:top w:w="0" w:type="dxa"/>
+              <w:bottom w:w="0" w:type="dxa"/>
+              <w:left w:w="0" w:type="dxa"/>
+              <w:right w:w="0" w:type="dxa"/>
+            </w:tcMar>
+            <w:vAlign w:val="top"/>
+          </w:tcPr>
+          <w:p>
+            <w:pPr>
+              <w:pStyle w:val="Normal"/>
+              <w:jc w:val="center"/>
+              <w:pBdr>
+                <w:bottom w:val="none" w:sz="0" w:space="0" w:color="000000"/>
+                <w:top w:val="none" w:sz="0" w:space="0" w:color="000000"/>
+                <w:left w:val="none" w:sz="0" w:space="0" w:color="000000"/>
+                <w:right w:val="none" w:sz="0" w:space="0" w:color="000000"/>
+              </w:pBdr>
+              <w:spacing w:after="100" w:before="100" w:line="240"/>
+              <w:ind w:left="100" w:right="100" w:firstLine="0" w:firstLineChars="0"/>
+              <w:rPr>
+                <w:rFonts w:ascii="Helvetica" w:hAnsi="Helvetica" w:eastAsia="Helvetica" w:cs="Helvetica"/>
+                <w:i w:val="false"/>
+                <w:b w:val="false"/>
+                <w:u w:val="none"/>
+                <w:sz w:val="22"/>
+                <w:szCs w:val="22"/>
+                <w:color w:val="000000"/>
+              </w:rPr>
+            </w:pPr>
+            <w:r>
+              <w:rPr>
+                <w:rFonts w:ascii="Helvetica" w:hAnsi="Helvetica" w:eastAsia="Helvetica" w:cs="Helvetica"/>
+                <w:i w:val="false"/>
+                <w:b w:val="false"/>
+                <w:u w:val="none"/>
+                <w:sz w:val="22"/>
+                <w:szCs w:val="22"/>
+                <w:color w:val="000000"/>
+              </w:rPr>
+              <w:t xml:space="preserve">0.750</w:t>
             </w:r>
           </w:p>
         </w:tc>
@@ -11947,7 +11947,7 @@
                 <w:szCs w:val="22"/>
                 <w:color w:val="000000"/>
               </w:rPr>
-              <w:t xml:space="preserve">323</w:t>
+              <w:t xml:space="preserve">322</w:t>
             </w:r>
           </w:p>
         </w:tc>
@@ -12053,219 +12053,219 @@
                 <w:szCs w:val="22"/>
                 <w:color w:val="000000"/>
               </w:rPr>
-              <w:t xml:space="preserve">0.33, 1.36</w:t>
-            </w:r>
-          </w:p>
-        </w:tc>
-        <w:tc>
-          <w:tcPr>
-            <w:tcBorders>
-              <w:bottom w:val="none" w:sz="0" w:space="0" w:color="000000"/>
-              <w:top w:val="none" w:sz="0" w:space="0" w:color="000000"/>
-              <w:left w:val="none" w:sz="0" w:space="0" w:color="000000"/>
-              <w:right w:val="none" w:sz="0" w:space="0" w:color="000000"/>
-            </w:tcBorders>
-            <w:shd w:val="clear" w:color="auto" w:fill="FFFFFF"/>
-            <w:tcMar>
-              <w:top w:w="0" w:type="dxa"/>
-              <w:bottom w:w="0" w:type="dxa"/>
-              <w:left w:w="0" w:type="dxa"/>
-              <w:right w:w="0" w:type="dxa"/>
-            </w:tcMar>
-            <w:vAlign w:val="top"/>
-          </w:tcPr>
-          <w:p>
-            <w:pPr>
-              <w:pStyle w:val="Normal"/>
-              <w:jc w:val="center"/>
-              <w:pBdr>
-                <w:bottom w:val="none" w:sz="0" w:space="0" w:color="000000"/>
-                <w:top w:val="none" w:sz="0" w:space="0" w:color="000000"/>
-                <w:left w:val="none" w:sz="0" w:space="0" w:color="000000"/>
-                <w:right w:val="none" w:sz="0" w:space="0" w:color="000000"/>
-              </w:pBdr>
-              <w:spacing w:after="100" w:before="100" w:line="240"/>
-              <w:ind w:left="100" w:right="100" w:firstLine="0" w:firstLineChars="0"/>
-              <w:rPr>
-                <w:rFonts w:ascii="Helvetica" w:hAnsi="Helvetica" w:eastAsia="Helvetica" w:cs="Helvetica"/>
-                <w:i w:val="false"/>
-                <w:b w:val="false"/>
-                <w:u w:val="none"/>
-                <w:sz w:val="22"/>
-                <w:szCs w:val="22"/>
-                <w:color w:val="000000"/>
-              </w:rPr>
-            </w:pPr>
-            <w:r>
-              <w:rPr>
-                <w:rFonts w:ascii="Helvetica" w:hAnsi="Helvetica" w:eastAsia="Helvetica" w:cs="Helvetica"/>
-                <w:i w:val="false"/>
-                <w:b w:val="false"/>
-                <w:u w:val="none"/>
-                <w:sz w:val="22"/>
-                <w:szCs w:val="22"/>
-                <w:color w:val="000000"/>
-              </w:rPr>
-              <w:t xml:space="preserve">0.270</w:t>
-            </w:r>
-          </w:p>
-        </w:tc>
-        <w:tc>
-          <w:tcPr>
-            <w:tcBorders>
-              <w:bottom w:val="none" w:sz="0" w:space="0" w:color="000000"/>
-              <w:top w:val="none" w:sz="0" w:space="0" w:color="000000"/>
-              <w:left w:val="none" w:sz="0" w:space="0" w:color="000000"/>
-              <w:right w:val="none" w:sz="0" w:space="0" w:color="000000"/>
-            </w:tcBorders>
-            <w:shd w:val="clear" w:color="auto" w:fill="FFFFFF"/>
-            <w:tcMar>
-              <w:top w:w="0" w:type="dxa"/>
-              <w:bottom w:w="0" w:type="dxa"/>
-              <w:left w:w="0" w:type="dxa"/>
-              <w:right w:w="0" w:type="dxa"/>
-            </w:tcMar>
-            <w:vAlign w:val="top"/>
-          </w:tcPr>
-          <w:p>
-            <w:pPr>
-              <w:pStyle w:val="Normal"/>
-              <w:jc w:val="center"/>
-              <w:pBdr>
-                <w:bottom w:val="none" w:sz="0" w:space="0" w:color="000000"/>
-                <w:top w:val="none" w:sz="0" w:space="0" w:color="000000"/>
-                <w:left w:val="none" w:sz="0" w:space="0" w:color="000000"/>
-                <w:right w:val="none" w:sz="0" w:space="0" w:color="000000"/>
-              </w:pBdr>
-              <w:spacing w:after="100" w:before="100" w:line="240"/>
-              <w:ind w:left="100" w:right="100" w:firstLine="0" w:firstLineChars="0"/>
-              <w:rPr>
-                <w:rFonts w:ascii="Helvetica" w:hAnsi="Helvetica" w:eastAsia="Helvetica" w:cs="Helvetica"/>
-                <w:i w:val="false"/>
-                <w:b w:val="false"/>
-                <w:u w:val="none"/>
-                <w:sz w:val="22"/>
-                <w:szCs w:val="22"/>
-                <w:color w:val="000000"/>
-              </w:rPr>
-            </w:pPr>
-            <w:r>
-              <w:rPr>
-                <w:rFonts w:ascii="Helvetica" w:hAnsi="Helvetica" w:eastAsia="Helvetica" w:cs="Helvetica"/>
-                <w:i w:val="false"/>
-                <w:b w:val="false"/>
-                <w:u w:val="none"/>
-                <w:sz w:val="22"/>
-                <w:szCs w:val="22"/>
-                <w:color w:val="000000"/>
-              </w:rPr>
-              <w:t xml:space="preserve">323</w:t>
-            </w:r>
-          </w:p>
-        </w:tc>
-        <w:tc>
-          <w:tcPr>
-            <w:tcBorders>
-              <w:bottom w:val="none" w:sz="0" w:space="0" w:color="000000"/>
-              <w:top w:val="none" w:sz="0" w:space="0" w:color="000000"/>
-              <w:left w:val="none" w:sz="0" w:space="0" w:color="000000"/>
-              <w:right w:val="none" w:sz="0" w:space="0" w:color="000000"/>
-            </w:tcBorders>
-            <w:shd w:val="clear" w:color="auto" w:fill="FFFFFF"/>
-            <w:tcMar>
-              <w:top w:w="0" w:type="dxa"/>
-              <w:bottom w:w="0" w:type="dxa"/>
-              <w:left w:w="0" w:type="dxa"/>
-              <w:right w:w="0" w:type="dxa"/>
-            </w:tcMar>
-            <w:vAlign w:val="top"/>
-          </w:tcPr>
-          <w:p>
-            <w:pPr>
-              <w:pStyle w:val="Normal"/>
-              <w:jc w:val="center"/>
-              <w:pBdr>
-                <w:bottom w:val="none" w:sz="0" w:space="0" w:color="000000"/>
-                <w:top w:val="none" w:sz="0" w:space="0" w:color="000000"/>
-                <w:left w:val="none" w:sz="0" w:space="0" w:color="000000"/>
-                <w:right w:val="none" w:sz="0" w:space="0" w:color="000000"/>
-              </w:pBdr>
-              <w:spacing w:after="100" w:before="100" w:line="240"/>
-              <w:ind w:left="100" w:right="100" w:firstLine="0" w:firstLineChars="0"/>
-              <w:rPr>
-                <w:rFonts w:ascii="Helvetica" w:hAnsi="Helvetica" w:eastAsia="Helvetica" w:cs="Helvetica"/>
-                <w:i w:val="false"/>
-                <w:b w:val="false"/>
-                <w:u w:val="none"/>
-                <w:sz w:val="22"/>
-                <w:szCs w:val="22"/>
-                <w:color w:val="000000"/>
-              </w:rPr>
-            </w:pPr>
-            <w:r>
-              <w:rPr>
-                <w:rFonts w:ascii="Helvetica" w:hAnsi="Helvetica" w:eastAsia="Helvetica" w:cs="Helvetica"/>
-                <w:i w:val="false"/>
-                <w:b w:val="false"/>
-                <w:u w:val="none"/>
-                <w:sz w:val="22"/>
-                <w:szCs w:val="22"/>
-                <w:color w:val="000000"/>
-              </w:rPr>
-              <w:t xml:space="preserve">3.37</w:t>
-            </w:r>
-          </w:p>
-        </w:tc>
-        <w:tc>
-          <w:tcPr>
-            <w:tcBorders>
-              <w:bottom w:val="none" w:sz="0" w:space="0" w:color="000000"/>
-              <w:top w:val="none" w:sz="0" w:space="0" w:color="000000"/>
-              <w:left w:val="none" w:sz="0" w:space="0" w:color="000000"/>
-              <w:right w:val="none" w:sz="0" w:space="0" w:color="000000"/>
-            </w:tcBorders>
-            <w:shd w:val="clear" w:color="auto" w:fill="FFFFFF"/>
-            <w:tcMar>
-              <w:top w:w="0" w:type="dxa"/>
-              <w:bottom w:w="0" w:type="dxa"/>
-              <w:left w:w="0" w:type="dxa"/>
-              <w:right w:w="0" w:type="dxa"/>
-            </w:tcMar>
-            <w:vAlign w:val="top"/>
-          </w:tcPr>
-          <w:p>
-            <w:pPr>
-              <w:pStyle w:val="Normal"/>
-              <w:jc w:val="center"/>
-              <w:pBdr>
-                <w:bottom w:val="none" w:sz="0" w:space="0" w:color="000000"/>
-                <w:top w:val="none" w:sz="0" w:space="0" w:color="000000"/>
-                <w:left w:val="none" w:sz="0" w:space="0" w:color="000000"/>
-                <w:right w:val="none" w:sz="0" w:space="0" w:color="000000"/>
-              </w:pBdr>
-              <w:spacing w:after="100" w:before="100" w:line="240"/>
-              <w:ind w:left="100" w:right="100" w:firstLine="0" w:firstLineChars="0"/>
-              <w:rPr>
-                <w:rFonts w:ascii="Helvetica" w:hAnsi="Helvetica" w:eastAsia="Helvetica" w:cs="Helvetica"/>
-                <w:i w:val="false"/>
-                <w:b w:val="false"/>
-                <w:u w:val="none"/>
-                <w:sz w:val="22"/>
-                <w:szCs w:val="22"/>
-                <w:color w:val="000000"/>
-              </w:rPr>
-            </w:pPr>
-            <w:r>
-              <w:rPr>
-                <w:rFonts w:ascii="Helvetica" w:hAnsi="Helvetica" w:eastAsia="Helvetica" w:cs="Helvetica"/>
-                <w:i w:val="false"/>
-                <w:b w:val="false"/>
-                <w:u w:val="none"/>
-                <w:sz w:val="22"/>
-                <w:szCs w:val="22"/>
-                <w:color w:val="000000"/>
-              </w:rPr>
-              <w:t xml:space="preserve">0.73, 15.5</w:t>
+              <w:t xml:space="preserve">0.34, 1.37</w:t>
+            </w:r>
+          </w:p>
+        </w:tc>
+        <w:tc>
+          <w:tcPr>
+            <w:tcBorders>
+              <w:bottom w:val="none" w:sz="0" w:space="0" w:color="000000"/>
+              <w:top w:val="none" w:sz="0" w:space="0" w:color="000000"/>
+              <w:left w:val="none" w:sz="0" w:space="0" w:color="000000"/>
+              <w:right w:val="none" w:sz="0" w:space="0" w:color="000000"/>
+            </w:tcBorders>
+            <w:shd w:val="clear" w:color="auto" w:fill="FFFFFF"/>
+            <w:tcMar>
+              <w:top w:w="0" w:type="dxa"/>
+              <w:bottom w:w="0" w:type="dxa"/>
+              <w:left w:w="0" w:type="dxa"/>
+              <w:right w:w="0" w:type="dxa"/>
+            </w:tcMar>
+            <w:vAlign w:val="top"/>
+          </w:tcPr>
+          <w:p>
+            <w:pPr>
+              <w:pStyle w:val="Normal"/>
+              <w:jc w:val="center"/>
+              <w:pBdr>
+                <w:bottom w:val="none" w:sz="0" w:space="0" w:color="000000"/>
+                <w:top w:val="none" w:sz="0" w:space="0" w:color="000000"/>
+                <w:left w:val="none" w:sz="0" w:space="0" w:color="000000"/>
+                <w:right w:val="none" w:sz="0" w:space="0" w:color="000000"/>
+              </w:pBdr>
+              <w:spacing w:after="100" w:before="100" w:line="240"/>
+              <w:ind w:left="100" w:right="100" w:firstLine="0" w:firstLineChars="0"/>
+              <w:rPr>
+                <w:rFonts w:ascii="Helvetica" w:hAnsi="Helvetica" w:eastAsia="Helvetica" w:cs="Helvetica"/>
+                <w:i w:val="false"/>
+                <w:b w:val="false"/>
+                <w:u w:val="none"/>
+                <w:sz w:val="22"/>
+                <w:szCs w:val="22"/>
+                <w:color w:val="000000"/>
+              </w:rPr>
+            </w:pPr>
+            <w:r>
+              <w:rPr>
+                <w:rFonts w:ascii="Helvetica" w:hAnsi="Helvetica" w:eastAsia="Helvetica" w:cs="Helvetica"/>
+                <w:i w:val="false"/>
+                <w:b w:val="false"/>
+                <w:u w:val="none"/>
+                <w:sz w:val="22"/>
+                <w:szCs w:val="22"/>
+                <w:color w:val="000000"/>
+              </w:rPr>
+              <w:t xml:space="preserve">0.280</w:t>
+            </w:r>
+          </w:p>
+        </w:tc>
+        <w:tc>
+          <w:tcPr>
+            <w:tcBorders>
+              <w:bottom w:val="none" w:sz="0" w:space="0" w:color="000000"/>
+              <w:top w:val="none" w:sz="0" w:space="0" w:color="000000"/>
+              <w:left w:val="none" w:sz="0" w:space="0" w:color="000000"/>
+              <w:right w:val="none" w:sz="0" w:space="0" w:color="000000"/>
+            </w:tcBorders>
+            <w:shd w:val="clear" w:color="auto" w:fill="FFFFFF"/>
+            <w:tcMar>
+              <w:top w:w="0" w:type="dxa"/>
+              <w:bottom w:w="0" w:type="dxa"/>
+              <w:left w:w="0" w:type="dxa"/>
+              <w:right w:w="0" w:type="dxa"/>
+            </w:tcMar>
+            <w:vAlign w:val="top"/>
+          </w:tcPr>
+          <w:p>
+            <w:pPr>
+              <w:pStyle w:val="Normal"/>
+              <w:jc w:val="center"/>
+              <w:pBdr>
+                <w:bottom w:val="none" w:sz="0" w:space="0" w:color="000000"/>
+                <w:top w:val="none" w:sz="0" w:space="0" w:color="000000"/>
+                <w:left w:val="none" w:sz="0" w:space="0" w:color="000000"/>
+                <w:right w:val="none" w:sz="0" w:space="0" w:color="000000"/>
+              </w:pBdr>
+              <w:spacing w:after="100" w:before="100" w:line="240"/>
+              <w:ind w:left="100" w:right="100" w:firstLine="0" w:firstLineChars="0"/>
+              <w:rPr>
+                <w:rFonts w:ascii="Helvetica" w:hAnsi="Helvetica" w:eastAsia="Helvetica" w:cs="Helvetica"/>
+                <w:i w:val="false"/>
+                <w:b w:val="false"/>
+                <w:u w:val="none"/>
+                <w:sz w:val="22"/>
+                <w:szCs w:val="22"/>
+                <w:color w:val="000000"/>
+              </w:rPr>
+            </w:pPr>
+            <w:r>
+              <w:rPr>
+                <w:rFonts w:ascii="Helvetica" w:hAnsi="Helvetica" w:eastAsia="Helvetica" w:cs="Helvetica"/>
+                <w:i w:val="false"/>
+                <w:b w:val="false"/>
+                <w:u w:val="none"/>
+                <w:sz w:val="22"/>
+                <w:szCs w:val="22"/>
+                <w:color w:val="000000"/>
+              </w:rPr>
+              <w:t xml:space="preserve">322</w:t>
+            </w:r>
+          </w:p>
+        </w:tc>
+        <w:tc>
+          <w:tcPr>
+            <w:tcBorders>
+              <w:bottom w:val="none" w:sz="0" w:space="0" w:color="000000"/>
+              <w:top w:val="none" w:sz="0" w:space="0" w:color="000000"/>
+              <w:left w:val="none" w:sz="0" w:space="0" w:color="000000"/>
+              <w:right w:val="none" w:sz="0" w:space="0" w:color="000000"/>
+            </w:tcBorders>
+            <w:shd w:val="clear" w:color="auto" w:fill="FFFFFF"/>
+            <w:tcMar>
+              <w:top w:w="0" w:type="dxa"/>
+              <w:bottom w:w="0" w:type="dxa"/>
+              <w:left w:w="0" w:type="dxa"/>
+              <w:right w:w="0" w:type="dxa"/>
+            </w:tcMar>
+            <w:vAlign w:val="top"/>
+          </w:tcPr>
+          <w:p>
+            <w:pPr>
+              <w:pStyle w:val="Normal"/>
+              <w:jc w:val="center"/>
+              <w:pBdr>
+                <w:bottom w:val="none" w:sz="0" w:space="0" w:color="000000"/>
+                <w:top w:val="none" w:sz="0" w:space="0" w:color="000000"/>
+                <w:left w:val="none" w:sz="0" w:space="0" w:color="000000"/>
+                <w:right w:val="none" w:sz="0" w:space="0" w:color="000000"/>
+              </w:pBdr>
+              <w:spacing w:after="100" w:before="100" w:line="240"/>
+              <w:ind w:left="100" w:right="100" w:firstLine="0" w:firstLineChars="0"/>
+              <w:rPr>
+                <w:rFonts w:ascii="Helvetica" w:hAnsi="Helvetica" w:eastAsia="Helvetica" w:cs="Helvetica"/>
+                <w:i w:val="false"/>
+                <w:b w:val="false"/>
+                <w:u w:val="none"/>
+                <w:sz w:val="22"/>
+                <w:szCs w:val="22"/>
+                <w:color w:val="000000"/>
+              </w:rPr>
+            </w:pPr>
+            <w:r>
+              <w:rPr>
+                <w:rFonts w:ascii="Helvetica" w:hAnsi="Helvetica" w:eastAsia="Helvetica" w:cs="Helvetica"/>
+                <w:i w:val="false"/>
+                <w:b w:val="false"/>
+                <w:u w:val="none"/>
+                <w:sz w:val="22"/>
+                <w:szCs w:val="22"/>
+                <w:color w:val="000000"/>
+              </w:rPr>
+              <w:t xml:space="preserve">3.33</w:t>
+            </w:r>
+          </w:p>
+        </w:tc>
+        <w:tc>
+          <w:tcPr>
+            <w:tcBorders>
+              <w:bottom w:val="none" w:sz="0" w:space="0" w:color="000000"/>
+              <w:top w:val="none" w:sz="0" w:space="0" w:color="000000"/>
+              <w:left w:val="none" w:sz="0" w:space="0" w:color="000000"/>
+              <w:right w:val="none" w:sz="0" w:space="0" w:color="000000"/>
+            </w:tcBorders>
+            <w:shd w:val="clear" w:color="auto" w:fill="FFFFFF"/>
+            <w:tcMar>
+              <w:top w:w="0" w:type="dxa"/>
+              <w:bottom w:w="0" w:type="dxa"/>
+              <w:left w:w="0" w:type="dxa"/>
+              <w:right w:w="0" w:type="dxa"/>
+            </w:tcMar>
+            <w:vAlign w:val="top"/>
+          </w:tcPr>
+          <w:p>
+            <w:pPr>
+              <w:pStyle w:val="Normal"/>
+              <w:jc w:val="center"/>
+              <w:pBdr>
+                <w:bottom w:val="none" w:sz="0" w:space="0" w:color="000000"/>
+                <w:top w:val="none" w:sz="0" w:space="0" w:color="000000"/>
+                <w:left w:val="none" w:sz="0" w:space="0" w:color="000000"/>
+                <w:right w:val="none" w:sz="0" w:space="0" w:color="000000"/>
+              </w:pBdr>
+              <w:spacing w:after="100" w:before="100" w:line="240"/>
+              <w:ind w:left="100" w:right="100" w:firstLine="0" w:firstLineChars="0"/>
+              <w:rPr>
+                <w:rFonts w:ascii="Helvetica" w:hAnsi="Helvetica" w:eastAsia="Helvetica" w:cs="Helvetica"/>
+                <w:i w:val="false"/>
+                <w:b w:val="false"/>
+                <w:u w:val="none"/>
+                <w:sz w:val="22"/>
+                <w:szCs w:val="22"/>
+                <w:color w:val="000000"/>
+              </w:rPr>
+            </w:pPr>
+            <w:r>
+              <w:rPr>
+                <w:rFonts w:ascii="Helvetica" w:hAnsi="Helvetica" w:eastAsia="Helvetica" w:cs="Helvetica"/>
+                <w:i w:val="false"/>
+                <w:b w:val="false"/>
+                <w:u w:val="none"/>
+                <w:sz w:val="22"/>
+                <w:szCs w:val="22"/>
+                <w:color w:val="000000"/>
+              </w:rPr>
+              <w:t xml:space="preserve">0.72, 15.5</w:t>
             </w:r>
           </w:p>
         </w:tc>
@@ -12430,219 +12430,219 @@
                 <w:szCs w:val="22"/>
                 <w:color w:val="000000"/>
               </w:rPr>
-              <w:t xml:space="preserve">323</w:t>
-            </w:r>
-          </w:p>
-        </w:tc>
-        <w:tc>
-          <w:tcPr>
-            <w:tcBorders>
-              <w:bottom w:val="none" w:sz="0" w:space="0" w:color="000000"/>
-              <w:top w:val="none" w:sz="0" w:space="0" w:color="000000"/>
-              <w:left w:val="none" w:sz="0" w:space="0" w:color="000000"/>
-              <w:right w:val="none" w:sz="0" w:space="0" w:color="000000"/>
-            </w:tcBorders>
-            <w:shd w:val="clear" w:color="auto" w:fill="FFFFFF"/>
-            <w:tcMar>
-              <w:top w:w="0" w:type="dxa"/>
-              <w:bottom w:w="0" w:type="dxa"/>
-              <w:left w:w="0" w:type="dxa"/>
-              <w:right w:w="0" w:type="dxa"/>
-            </w:tcMar>
-            <w:vAlign w:val="top"/>
-          </w:tcPr>
-          <w:p>
-            <w:pPr>
-              <w:pStyle w:val="Normal"/>
-              <w:jc w:val="center"/>
-              <w:pBdr>
-                <w:bottom w:val="none" w:sz="0" w:space="0" w:color="000000"/>
-                <w:top w:val="none" w:sz="0" w:space="0" w:color="000000"/>
-                <w:left w:val="none" w:sz="0" w:space="0" w:color="000000"/>
-                <w:right w:val="none" w:sz="0" w:space="0" w:color="000000"/>
-              </w:pBdr>
-              <w:spacing w:after="100" w:before="100" w:line="240"/>
-              <w:ind w:left="100" w:right="100" w:firstLine="0" w:firstLineChars="0"/>
-              <w:rPr>
-                <w:rFonts w:ascii="Helvetica" w:hAnsi="Helvetica" w:eastAsia="Helvetica" w:cs="Helvetica"/>
-                <w:i w:val="false"/>
-                <w:b w:val="false"/>
-                <w:u w:val="none"/>
-                <w:sz w:val="22"/>
-                <w:szCs w:val="22"/>
-                <w:color w:val="000000"/>
-              </w:rPr>
-            </w:pPr>
-            <w:r>
-              <w:rPr>
-                <w:rFonts w:ascii="Helvetica" w:hAnsi="Helvetica" w:eastAsia="Helvetica" w:cs="Helvetica"/>
-                <w:i w:val="false"/>
-                <w:b w:val="false"/>
-                <w:u w:val="none"/>
-                <w:sz w:val="22"/>
-                <w:szCs w:val="22"/>
-                <w:color w:val="000000"/>
-              </w:rPr>
-              <w:t xml:space="preserve">0.50</w:t>
-            </w:r>
-          </w:p>
-        </w:tc>
-        <w:tc>
-          <w:tcPr>
-            <w:tcBorders>
-              <w:bottom w:val="none" w:sz="0" w:space="0" w:color="000000"/>
-              <w:top w:val="none" w:sz="0" w:space="0" w:color="000000"/>
-              <w:left w:val="none" w:sz="0" w:space="0" w:color="000000"/>
-              <w:right w:val="none" w:sz="0" w:space="0" w:color="000000"/>
-            </w:tcBorders>
-            <w:shd w:val="clear" w:color="auto" w:fill="FFFFFF"/>
-            <w:tcMar>
-              <w:top w:w="0" w:type="dxa"/>
-              <w:bottom w:w="0" w:type="dxa"/>
-              <w:left w:w="0" w:type="dxa"/>
-              <w:right w:w="0" w:type="dxa"/>
-            </w:tcMar>
-            <w:vAlign w:val="top"/>
-          </w:tcPr>
-          <w:p>
-            <w:pPr>
-              <w:pStyle w:val="Normal"/>
-              <w:jc w:val="center"/>
-              <w:pBdr>
-                <w:bottom w:val="none" w:sz="0" w:space="0" w:color="000000"/>
-                <w:top w:val="none" w:sz="0" w:space="0" w:color="000000"/>
-                <w:left w:val="none" w:sz="0" w:space="0" w:color="000000"/>
-                <w:right w:val="none" w:sz="0" w:space="0" w:color="000000"/>
-              </w:pBdr>
-              <w:spacing w:after="100" w:before="100" w:line="240"/>
-              <w:ind w:left="100" w:right="100" w:firstLine="0" w:firstLineChars="0"/>
-              <w:rPr>
-                <w:rFonts w:ascii="Helvetica" w:hAnsi="Helvetica" w:eastAsia="Helvetica" w:cs="Helvetica"/>
-                <w:i w:val="false"/>
-                <w:b w:val="false"/>
-                <w:u w:val="none"/>
-                <w:sz w:val="22"/>
-                <w:szCs w:val="22"/>
-                <w:color w:val="000000"/>
-              </w:rPr>
-            </w:pPr>
-            <w:r>
-              <w:rPr>
-                <w:rFonts w:ascii="Helvetica" w:hAnsi="Helvetica" w:eastAsia="Helvetica" w:cs="Helvetica"/>
-                <w:i w:val="false"/>
-                <w:b w:val="false"/>
-                <w:u w:val="none"/>
-                <w:sz w:val="22"/>
-                <w:szCs w:val="22"/>
-                <w:color w:val="000000"/>
-              </w:rPr>
-              <w:t xml:space="preserve">0.12, 2.12</w:t>
-            </w:r>
-          </w:p>
-        </w:tc>
-        <w:tc>
-          <w:tcPr>
-            <w:tcBorders>
-              <w:bottom w:val="none" w:sz="0" w:space="0" w:color="000000"/>
-              <w:top w:val="none" w:sz="0" w:space="0" w:color="000000"/>
-              <w:left w:val="none" w:sz="0" w:space="0" w:color="000000"/>
-              <w:right w:val="none" w:sz="0" w:space="0" w:color="000000"/>
-            </w:tcBorders>
-            <w:shd w:val="clear" w:color="auto" w:fill="FFFFFF"/>
-            <w:tcMar>
-              <w:top w:w="0" w:type="dxa"/>
-              <w:bottom w:w="0" w:type="dxa"/>
-              <w:left w:w="0" w:type="dxa"/>
-              <w:right w:w="0" w:type="dxa"/>
-            </w:tcMar>
-            <w:vAlign w:val="top"/>
-          </w:tcPr>
-          <w:p>
-            <w:pPr>
-              <w:pStyle w:val="Normal"/>
-              <w:jc w:val="center"/>
-              <w:pBdr>
-                <w:bottom w:val="none" w:sz="0" w:space="0" w:color="000000"/>
-                <w:top w:val="none" w:sz="0" w:space="0" w:color="000000"/>
-                <w:left w:val="none" w:sz="0" w:space="0" w:color="000000"/>
-                <w:right w:val="none" w:sz="0" w:space="0" w:color="000000"/>
-              </w:pBdr>
-              <w:spacing w:after="100" w:before="100" w:line="240"/>
-              <w:ind w:left="100" w:right="100" w:firstLine="0" w:firstLineChars="0"/>
-              <w:rPr>
-                <w:rFonts w:ascii="Helvetica" w:hAnsi="Helvetica" w:eastAsia="Helvetica" w:cs="Helvetica"/>
-                <w:i w:val="false"/>
-                <w:b w:val="false"/>
-                <w:u w:val="none"/>
-                <w:sz w:val="22"/>
-                <w:szCs w:val="22"/>
-                <w:color w:val="000000"/>
-              </w:rPr>
-            </w:pPr>
-            <w:r>
-              <w:rPr>
-                <w:rFonts w:ascii="Helvetica" w:hAnsi="Helvetica" w:eastAsia="Helvetica" w:cs="Helvetica"/>
-                <w:i w:val="false"/>
-                <w:b w:val="false"/>
-                <w:u w:val="none"/>
-                <w:sz w:val="22"/>
-                <w:szCs w:val="22"/>
-                <w:color w:val="000000"/>
-              </w:rPr>
-              <w:t xml:space="preserve">0.350</w:t>
-            </w:r>
-          </w:p>
-        </w:tc>
-        <w:tc>
-          <w:tcPr>
-            <w:tcBorders>
-              <w:bottom w:val="none" w:sz="0" w:space="0" w:color="000000"/>
-              <w:top w:val="none" w:sz="0" w:space="0" w:color="000000"/>
-              <w:left w:val="none" w:sz="0" w:space="0" w:color="000000"/>
-              <w:right w:val="none" w:sz="0" w:space="0" w:color="000000"/>
-            </w:tcBorders>
-            <w:shd w:val="clear" w:color="auto" w:fill="FFFFFF"/>
-            <w:tcMar>
-              <w:top w:w="0" w:type="dxa"/>
-              <w:bottom w:w="0" w:type="dxa"/>
-              <w:left w:w="0" w:type="dxa"/>
-              <w:right w:w="0" w:type="dxa"/>
-            </w:tcMar>
-            <w:vAlign w:val="top"/>
-          </w:tcPr>
-          <w:p>
-            <w:pPr>
-              <w:pStyle w:val="Normal"/>
-              <w:jc w:val="center"/>
-              <w:pBdr>
-                <w:bottom w:val="none" w:sz="0" w:space="0" w:color="000000"/>
-                <w:top w:val="none" w:sz="0" w:space="0" w:color="000000"/>
-                <w:left w:val="none" w:sz="0" w:space="0" w:color="000000"/>
-                <w:right w:val="none" w:sz="0" w:space="0" w:color="000000"/>
-              </w:pBdr>
-              <w:spacing w:after="100" w:before="100" w:line="240"/>
-              <w:ind w:left="100" w:right="100" w:firstLine="0" w:firstLineChars="0"/>
-              <w:rPr>
-                <w:rFonts w:ascii="Helvetica" w:hAnsi="Helvetica" w:eastAsia="Helvetica" w:cs="Helvetica"/>
-                <w:i w:val="false"/>
-                <w:b w:val="false"/>
-                <w:u w:val="none"/>
-                <w:sz w:val="22"/>
-                <w:szCs w:val="22"/>
-                <w:color w:val="000000"/>
-              </w:rPr>
-            </w:pPr>
-            <w:r>
-              <w:rPr>
-                <w:rFonts w:ascii="Helvetica" w:hAnsi="Helvetica" w:eastAsia="Helvetica" w:cs="Helvetica"/>
-                <w:i w:val="false"/>
-                <w:b w:val="false"/>
-                <w:u w:val="none"/>
-                <w:sz w:val="22"/>
-                <w:szCs w:val="22"/>
-                <w:color w:val="000000"/>
-              </w:rPr>
-              <w:t xml:space="preserve">323</w:t>
+              <w:t xml:space="preserve">322</w:t>
+            </w:r>
+          </w:p>
+        </w:tc>
+        <w:tc>
+          <w:tcPr>
+            <w:tcBorders>
+              <w:bottom w:val="none" w:sz="0" w:space="0" w:color="000000"/>
+              <w:top w:val="none" w:sz="0" w:space="0" w:color="000000"/>
+              <w:left w:val="none" w:sz="0" w:space="0" w:color="000000"/>
+              <w:right w:val="none" w:sz="0" w:space="0" w:color="000000"/>
+            </w:tcBorders>
+            <w:shd w:val="clear" w:color="auto" w:fill="FFFFFF"/>
+            <w:tcMar>
+              <w:top w:w="0" w:type="dxa"/>
+              <w:bottom w:w="0" w:type="dxa"/>
+              <w:left w:w="0" w:type="dxa"/>
+              <w:right w:w="0" w:type="dxa"/>
+            </w:tcMar>
+            <w:vAlign w:val="top"/>
+          </w:tcPr>
+          <w:p>
+            <w:pPr>
+              <w:pStyle w:val="Normal"/>
+              <w:jc w:val="center"/>
+              <w:pBdr>
+                <w:bottom w:val="none" w:sz="0" w:space="0" w:color="000000"/>
+                <w:top w:val="none" w:sz="0" w:space="0" w:color="000000"/>
+                <w:left w:val="none" w:sz="0" w:space="0" w:color="000000"/>
+                <w:right w:val="none" w:sz="0" w:space="0" w:color="000000"/>
+              </w:pBdr>
+              <w:spacing w:after="100" w:before="100" w:line="240"/>
+              <w:ind w:left="100" w:right="100" w:firstLine="0" w:firstLineChars="0"/>
+              <w:rPr>
+                <w:rFonts w:ascii="Helvetica" w:hAnsi="Helvetica" w:eastAsia="Helvetica" w:cs="Helvetica"/>
+                <w:i w:val="false"/>
+                <w:b w:val="false"/>
+                <w:u w:val="none"/>
+                <w:sz w:val="22"/>
+                <w:szCs w:val="22"/>
+                <w:color w:val="000000"/>
+              </w:rPr>
+            </w:pPr>
+            <w:r>
+              <w:rPr>
+                <w:rFonts w:ascii="Helvetica" w:hAnsi="Helvetica" w:eastAsia="Helvetica" w:cs="Helvetica"/>
+                <w:i w:val="false"/>
+                <w:b w:val="false"/>
+                <w:u w:val="none"/>
+                <w:sz w:val="22"/>
+                <w:szCs w:val="22"/>
+                <w:color w:val="000000"/>
+              </w:rPr>
+              <w:t xml:space="preserve">0.52</w:t>
+            </w:r>
+          </w:p>
+        </w:tc>
+        <w:tc>
+          <w:tcPr>
+            <w:tcBorders>
+              <w:bottom w:val="none" w:sz="0" w:space="0" w:color="000000"/>
+              <w:top w:val="none" w:sz="0" w:space="0" w:color="000000"/>
+              <w:left w:val="none" w:sz="0" w:space="0" w:color="000000"/>
+              <w:right w:val="none" w:sz="0" w:space="0" w:color="000000"/>
+            </w:tcBorders>
+            <w:shd w:val="clear" w:color="auto" w:fill="FFFFFF"/>
+            <w:tcMar>
+              <w:top w:w="0" w:type="dxa"/>
+              <w:bottom w:w="0" w:type="dxa"/>
+              <w:left w:w="0" w:type="dxa"/>
+              <w:right w:w="0" w:type="dxa"/>
+            </w:tcMar>
+            <w:vAlign w:val="top"/>
+          </w:tcPr>
+          <w:p>
+            <w:pPr>
+              <w:pStyle w:val="Normal"/>
+              <w:jc w:val="center"/>
+              <w:pBdr>
+                <w:bottom w:val="none" w:sz="0" w:space="0" w:color="000000"/>
+                <w:top w:val="none" w:sz="0" w:space="0" w:color="000000"/>
+                <w:left w:val="none" w:sz="0" w:space="0" w:color="000000"/>
+                <w:right w:val="none" w:sz="0" w:space="0" w:color="000000"/>
+              </w:pBdr>
+              <w:spacing w:after="100" w:before="100" w:line="240"/>
+              <w:ind w:left="100" w:right="100" w:firstLine="0" w:firstLineChars="0"/>
+              <w:rPr>
+                <w:rFonts w:ascii="Helvetica" w:hAnsi="Helvetica" w:eastAsia="Helvetica" w:cs="Helvetica"/>
+                <w:i w:val="false"/>
+                <w:b w:val="false"/>
+                <w:u w:val="none"/>
+                <w:sz w:val="22"/>
+                <w:szCs w:val="22"/>
+                <w:color w:val="000000"/>
+              </w:rPr>
+            </w:pPr>
+            <w:r>
+              <w:rPr>
+                <w:rFonts w:ascii="Helvetica" w:hAnsi="Helvetica" w:eastAsia="Helvetica" w:cs="Helvetica"/>
+                <w:i w:val="false"/>
+                <w:b w:val="false"/>
+                <w:u w:val="none"/>
+                <w:sz w:val="22"/>
+                <w:szCs w:val="22"/>
+                <w:color w:val="000000"/>
+              </w:rPr>
+              <w:t xml:space="preserve">0.12, 2.20</w:t>
+            </w:r>
+          </w:p>
+        </w:tc>
+        <w:tc>
+          <w:tcPr>
+            <w:tcBorders>
+              <w:bottom w:val="none" w:sz="0" w:space="0" w:color="000000"/>
+              <w:top w:val="none" w:sz="0" w:space="0" w:color="000000"/>
+              <w:left w:val="none" w:sz="0" w:space="0" w:color="000000"/>
+              <w:right w:val="none" w:sz="0" w:space="0" w:color="000000"/>
+            </w:tcBorders>
+            <w:shd w:val="clear" w:color="auto" w:fill="FFFFFF"/>
+            <w:tcMar>
+              <w:top w:w="0" w:type="dxa"/>
+              <w:bottom w:w="0" w:type="dxa"/>
+              <w:left w:w="0" w:type="dxa"/>
+              <w:right w:w="0" w:type="dxa"/>
+            </w:tcMar>
+            <w:vAlign w:val="top"/>
+          </w:tcPr>
+          <w:p>
+            <w:pPr>
+              <w:pStyle w:val="Normal"/>
+              <w:jc w:val="center"/>
+              <w:pBdr>
+                <w:bottom w:val="none" w:sz="0" w:space="0" w:color="000000"/>
+                <w:top w:val="none" w:sz="0" w:space="0" w:color="000000"/>
+                <w:left w:val="none" w:sz="0" w:space="0" w:color="000000"/>
+                <w:right w:val="none" w:sz="0" w:space="0" w:color="000000"/>
+              </w:pBdr>
+              <w:spacing w:after="100" w:before="100" w:line="240"/>
+              <w:ind w:left="100" w:right="100" w:firstLine="0" w:firstLineChars="0"/>
+              <w:rPr>
+                <w:rFonts w:ascii="Helvetica" w:hAnsi="Helvetica" w:eastAsia="Helvetica" w:cs="Helvetica"/>
+                <w:i w:val="false"/>
+                <w:b w:val="false"/>
+                <w:u w:val="none"/>
+                <w:sz w:val="22"/>
+                <w:szCs w:val="22"/>
+                <w:color w:val="000000"/>
+              </w:rPr>
+            </w:pPr>
+            <w:r>
+              <w:rPr>
+                <w:rFonts w:ascii="Helvetica" w:hAnsi="Helvetica" w:eastAsia="Helvetica" w:cs="Helvetica"/>
+                <w:i w:val="false"/>
+                <w:b w:val="false"/>
+                <w:u w:val="none"/>
+                <w:sz w:val="22"/>
+                <w:szCs w:val="22"/>
+                <w:color w:val="000000"/>
+              </w:rPr>
+              <w:t xml:space="preserve">0.380</w:t>
+            </w:r>
+          </w:p>
+        </w:tc>
+        <w:tc>
+          <w:tcPr>
+            <w:tcBorders>
+              <w:bottom w:val="none" w:sz="0" w:space="0" w:color="000000"/>
+              <w:top w:val="none" w:sz="0" w:space="0" w:color="000000"/>
+              <w:left w:val="none" w:sz="0" w:space="0" w:color="000000"/>
+              <w:right w:val="none" w:sz="0" w:space="0" w:color="000000"/>
+            </w:tcBorders>
+            <w:shd w:val="clear" w:color="auto" w:fill="FFFFFF"/>
+            <w:tcMar>
+              <w:top w:w="0" w:type="dxa"/>
+              <w:bottom w:w="0" w:type="dxa"/>
+              <w:left w:w="0" w:type="dxa"/>
+              <w:right w:w="0" w:type="dxa"/>
+            </w:tcMar>
+            <w:vAlign w:val="top"/>
+          </w:tcPr>
+          <w:p>
+            <w:pPr>
+              <w:pStyle w:val="Normal"/>
+              <w:jc w:val="center"/>
+              <w:pBdr>
+                <w:bottom w:val="none" w:sz="0" w:space="0" w:color="000000"/>
+                <w:top w:val="none" w:sz="0" w:space="0" w:color="000000"/>
+                <w:left w:val="none" w:sz="0" w:space="0" w:color="000000"/>
+                <w:right w:val="none" w:sz="0" w:space="0" w:color="000000"/>
+              </w:pBdr>
+              <w:spacing w:after="100" w:before="100" w:line="240"/>
+              <w:ind w:left="100" w:right="100" w:firstLine="0" w:firstLineChars="0"/>
+              <w:rPr>
+                <w:rFonts w:ascii="Helvetica" w:hAnsi="Helvetica" w:eastAsia="Helvetica" w:cs="Helvetica"/>
+                <w:i w:val="false"/>
+                <w:b w:val="false"/>
+                <w:u w:val="none"/>
+                <w:sz w:val="22"/>
+                <w:szCs w:val="22"/>
+                <w:color w:val="000000"/>
+              </w:rPr>
+            </w:pPr>
+            <w:r>
+              <w:rPr>
+                <w:rFonts w:ascii="Helvetica" w:hAnsi="Helvetica" w:eastAsia="Helvetica" w:cs="Helvetica"/>
+                <w:i w:val="false"/>
+                <w:b w:val="false"/>
+                <w:u w:val="none"/>
+                <w:sz w:val="22"/>
+                <w:szCs w:val="22"/>
+                <w:color w:val="000000"/>
+              </w:rPr>
+              <w:t xml:space="preserve">322</w:t>
             </w:r>
           </w:p>
         </w:tc>
@@ -12748,60 +12748,60 @@
                 <w:szCs w:val="22"/>
                 <w:color w:val="000000"/>
               </w:rPr>
-              <w:t xml:space="preserve">0.03, 1.42</w:t>
-            </w:r>
-          </w:p>
-        </w:tc>
-        <w:tc>
-          <w:tcPr>
-            <w:tcBorders>
-              <w:bottom w:val="none" w:sz="0" w:space="0" w:color="000000"/>
-              <w:top w:val="none" w:sz="0" w:space="0" w:color="000000"/>
-              <w:left w:val="none" w:sz="0" w:space="0" w:color="000000"/>
-              <w:right w:val="none" w:sz="0" w:space="0" w:color="000000"/>
-            </w:tcBorders>
-            <w:shd w:val="clear" w:color="auto" w:fill="FFFFFF"/>
-            <w:tcMar>
-              <w:top w:w="0" w:type="dxa"/>
-              <w:bottom w:w="0" w:type="dxa"/>
-              <w:left w:w="0" w:type="dxa"/>
-              <w:right w:w="0" w:type="dxa"/>
-            </w:tcMar>
-            <w:vAlign w:val="top"/>
-          </w:tcPr>
-          <w:p>
-            <w:pPr>
-              <w:pStyle w:val="Normal"/>
-              <w:jc w:val="center"/>
-              <w:pBdr>
-                <w:bottom w:val="none" w:sz="0" w:space="0" w:color="000000"/>
-                <w:top w:val="none" w:sz="0" w:space="0" w:color="000000"/>
-                <w:left w:val="none" w:sz="0" w:space="0" w:color="000000"/>
-                <w:right w:val="none" w:sz="0" w:space="0" w:color="000000"/>
-              </w:pBdr>
-              <w:spacing w:after="100" w:before="100" w:line="240"/>
-              <w:ind w:left="100" w:right="100" w:firstLine="0" w:firstLineChars="0"/>
-              <w:rPr>
-                <w:rFonts w:ascii="Helvetica" w:hAnsi="Helvetica" w:eastAsia="Helvetica" w:cs="Helvetica"/>
-                <w:i w:val="false"/>
-                <w:b w:val="false"/>
-                <w:u w:val="none"/>
-                <w:sz w:val="22"/>
-                <w:szCs w:val="22"/>
-                <w:color w:val="000000"/>
-              </w:rPr>
-            </w:pPr>
-            <w:r>
-              <w:rPr>
-                <w:rFonts w:ascii="Helvetica" w:hAnsi="Helvetica" w:eastAsia="Helvetica" w:cs="Helvetica"/>
-                <w:i w:val="false"/>
-                <w:b w:val="false"/>
-                <w:u w:val="none"/>
-                <w:sz w:val="22"/>
-                <w:szCs w:val="22"/>
-                <w:color w:val="000000"/>
-              </w:rPr>
-              <w:t xml:space="preserve">0.110</w:t>
+              <w:t xml:space="preserve">0.03, 1.49</w:t>
+            </w:r>
+          </w:p>
+        </w:tc>
+        <w:tc>
+          <w:tcPr>
+            <w:tcBorders>
+              <w:bottom w:val="none" w:sz="0" w:space="0" w:color="000000"/>
+              <w:top w:val="none" w:sz="0" w:space="0" w:color="000000"/>
+              <w:left w:val="none" w:sz="0" w:space="0" w:color="000000"/>
+              <w:right w:val="none" w:sz="0" w:space="0" w:color="000000"/>
+            </w:tcBorders>
+            <w:shd w:val="clear" w:color="auto" w:fill="FFFFFF"/>
+            <w:tcMar>
+              <w:top w:w="0" w:type="dxa"/>
+              <w:bottom w:w="0" w:type="dxa"/>
+              <w:left w:w="0" w:type="dxa"/>
+              <w:right w:w="0" w:type="dxa"/>
+            </w:tcMar>
+            <w:vAlign w:val="top"/>
+          </w:tcPr>
+          <w:p>
+            <w:pPr>
+              <w:pStyle w:val="Normal"/>
+              <w:jc w:val="center"/>
+              <w:pBdr>
+                <w:bottom w:val="none" w:sz="0" w:space="0" w:color="000000"/>
+                <w:top w:val="none" w:sz="0" w:space="0" w:color="000000"/>
+                <w:left w:val="none" w:sz="0" w:space="0" w:color="000000"/>
+                <w:right w:val="none" w:sz="0" w:space="0" w:color="000000"/>
+              </w:pBdr>
+              <w:spacing w:after="100" w:before="100" w:line="240"/>
+              <w:ind w:left="100" w:right="100" w:firstLine="0" w:firstLineChars="0"/>
+              <w:rPr>
+                <w:rFonts w:ascii="Helvetica" w:hAnsi="Helvetica" w:eastAsia="Helvetica" w:cs="Helvetica"/>
+                <w:i w:val="false"/>
+                <w:b w:val="false"/>
+                <w:u w:val="none"/>
+                <w:sz w:val="22"/>
+                <w:szCs w:val="22"/>
+                <w:color w:val="000000"/>
+              </w:rPr>
+            </w:pPr>
+            <w:r>
+              <w:rPr>
+                <w:rFonts w:ascii="Helvetica" w:hAnsi="Helvetica" w:eastAsia="Helvetica" w:cs="Helvetica"/>
+                <w:i w:val="false"/>
+                <w:b w:val="false"/>
+                <w:u w:val="none"/>
+                <w:sz w:val="22"/>
+                <w:szCs w:val="22"/>
+                <w:color w:val="000000"/>
+              </w:rPr>
+              <w:t xml:space="preserve">0.120</w:t>
             </w:r>
           </w:p>
         </w:tc>
@@ -12913,219 +12913,219 @@
                 <w:szCs w:val="22"/>
                 <w:color w:val="000000"/>
               </w:rPr>
-              <w:t xml:space="preserve">323</w:t>
-            </w:r>
-          </w:p>
-        </w:tc>
-        <w:tc>
-          <w:tcPr>
-            <w:tcBorders>
-              <w:bottom w:val="none" w:sz="0" w:space="0" w:color="000000"/>
-              <w:top w:val="none" w:sz="0" w:space="0" w:color="000000"/>
-              <w:left w:val="none" w:sz="0" w:space="0" w:color="000000"/>
-              <w:right w:val="none" w:sz="0" w:space="0" w:color="000000"/>
-            </w:tcBorders>
-            <w:shd w:val="clear" w:color="auto" w:fill="FFFFFF"/>
-            <w:tcMar>
-              <w:top w:w="0" w:type="dxa"/>
-              <w:bottom w:w="0" w:type="dxa"/>
-              <w:left w:w="0" w:type="dxa"/>
-              <w:right w:w="0" w:type="dxa"/>
-            </w:tcMar>
-            <w:vAlign w:val="top"/>
-          </w:tcPr>
-          <w:p>
-            <w:pPr>
-              <w:pStyle w:val="Normal"/>
-              <w:jc w:val="center"/>
-              <w:pBdr>
-                <w:bottom w:val="none" w:sz="0" w:space="0" w:color="000000"/>
-                <w:top w:val="none" w:sz="0" w:space="0" w:color="000000"/>
-                <w:left w:val="none" w:sz="0" w:space="0" w:color="000000"/>
-                <w:right w:val="none" w:sz="0" w:space="0" w:color="000000"/>
-              </w:pBdr>
-              <w:spacing w:after="100" w:before="100" w:line="240"/>
-              <w:ind w:left="100" w:right="100" w:firstLine="0" w:firstLineChars="0"/>
-              <w:rPr>
-                <w:rFonts w:ascii="Helvetica" w:hAnsi="Helvetica" w:eastAsia="Helvetica" w:cs="Helvetica"/>
-                <w:i w:val="false"/>
-                <w:b w:val="false"/>
-                <w:u w:val="none"/>
-                <w:sz w:val="22"/>
-                <w:szCs w:val="22"/>
-                <w:color w:val="000000"/>
-              </w:rPr>
-            </w:pPr>
-            <w:r>
-              <w:rPr>
-                <w:rFonts w:ascii="Helvetica" w:hAnsi="Helvetica" w:eastAsia="Helvetica" w:cs="Helvetica"/>
-                <w:i w:val="false"/>
-                <w:b w:val="false"/>
-                <w:u w:val="none"/>
-                <w:sz w:val="22"/>
-                <w:szCs w:val="22"/>
-                <w:color w:val="000000"/>
-              </w:rPr>
-              <w:t xml:space="preserve">2.43</w:t>
-            </w:r>
-          </w:p>
-        </w:tc>
-        <w:tc>
-          <w:tcPr>
-            <w:tcBorders>
-              <w:bottom w:val="none" w:sz="0" w:space="0" w:color="000000"/>
-              <w:top w:val="none" w:sz="0" w:space="0" w:color="000000"/>
-              <w:left w:val="none" w:sz="0" w:space="0" w:color="000000"/>
-              <w:right w:val="none" w:sz="0" w:space="0" w:color="000000"/>
-            </w:tcBorders>
-            <w:shd w:val="clear" w:color="auto" w:fill="FFFFFF"/>
-            <w:tcMar>
-              <w:top w:w="0" w:type="dxa"/>
-              <w:bottom w:w="0" w:type="dxa"/>
-              <w:left w:w="0" w:type="dxa"/>
-              <w:right w:w="0" w:type="dxa"/>
-            </w:tcMar>
-            <w:vAlign w:val="top"/>
-          </w:tcPr>
-          <w:p>
-            <w:pPr>
-              <w:pStyle w:val="Normal"/>
-              <w:jc w:val="center"/>
-              <w:pBdr>
-                <w:bottom w:val="none" w:sz="0" w:space="0" w:color="000000"/>
-                <w:top w:val="none" w:sz="0" w:space="0" w:color="000000"/>
-                <w:left w:val="none" w:sz="0" w:space="0" w:color="000000"/>
-                <w:right w:val="none" w:sz="0" w:space="0" w:color="000000"/>
-              </w:pBdr>
-              <w:spacing w:after="100" w:before="100" w:line="240"/>
-              <w:ind w:left="100" w:right="100" w:firstLine="0" w:firstLineChars="0"/>
-              <w:rPr>
-                <w:rFonts w:ascii="Helvetica" w:hAnsi="Helvetica" w:eastAsia="Helvetica" w:cs="Helvetica"/>
-                <w:i w:val="false"/>
-                <w:b w:val="false"/>
-                <w:u w:val="none"/>
-                <w:sz w:val="22"/>
-                <w:szCs w:val="22"/>
-                <w:color w:val="000000"/>
-              </w:rPr>
-            </w:pPr>
-            <w:r>
-              <w:rPr>
-                <w:rFonts w:ascii="Helvetica" w:hAnsi="Helvetica" w:eastAsia="Helvetica" w:cs="Helvetica"/>
-                <w:i w:val="false"/>
-                <w:b w:val="false"/>
-                <w:u w:val="none"/>
-                <w:sz w:val="22"/>
-                <w:szCs w:val="22"/>
-                <w:color w:val="000000"/>
-              </w:rPr>
-              <w:t xml:space="preserve">1.13, 5.21</w:t>
-            </w:r>
-          </w:p>
-        </w:tc>
-        <w:tc>
-          <w:tcPr>
-            <w:tcBorders>
-              <w:bottom w:val="none" w:sz="0" w:space="0" w:color="000000"/>
-              <w:top w:val="none" w:sz="0" w:space="0" w:color="000000"/>
-              <w:left w:val="none" w:sz="0" w:space="0" w:color="000000"/>
-              <w:right w:val="none" w:sz="0" w:space="0" w:color="000000"/>
-            </w:tcBorders>
-            <w:shd w:val="clear" w:color="auto" w:fill="FFFFFF"/>
-            <w:tcMar>
-              <w:top w:w="0" w:type="dxa"/>
-              <w:bottom w:w="0" w:type="dxa"/>
-              <w:left w:w="0" w:type="dxa"/>
-              <w:right w:w="0" w:type="dxa"/>
-            </w:tcMar>
-            <w:vAlign w:val="top"/>
-          </w:tcPr>
-          <w:p>
-            <w:pPr>
-              <w:pStyle w:val="Normal"/>
-              <w:jc w:val="center"/>
-              <w:pBdr>
-                <w:bottom w:val="none" w:sz="0" w:space="0" w:color="000000"/>
-                <w:top w:val="none" w:sz="0" w:space="0" w:color="000000"/>
-                <w:left w:val="none" w:sz="0" w:space="0" w:color="000000"/>
-                <w:right w:val="none" w:sz="0" w:space="0" w:color="000000"/>
-              </w:pBdr>
-              <w:spacing w:after="100" w:before="100" w:line="240"/>
-              <w:ind w:left="100" w:right="100" w:firstLine="0" w:firstLineChars="0"/>
-              <w:rPr>
-                <w:rFonts w:ascii="Helvetica" w:hAnsi="Helvetica" w:eastAsia="Helvetica" w:cs="Helvetica"/>
-                <w:i w:val="false"/>
-                <w:b w:val="false"/>
-                <w:u w:val="none"/>
-                <w:sz w:val="22"/>
-                <w:szCs w:val="22"/>
-                <w:color w:val="000000"/>
-              </w:rPr>
-            </w:pPr>
-            <w:r>
-              <w:rPr>
-                <w:rFonts w:ascii="Helvetica" w:hAnsi="Helvetica" w:eastAsia="Helvetica" w:cs="Helvetica"/>
-                <w:i w:val="false"/>
-                <w:b w:val="false"/>
-                <w:u w:val="none"/>
-                <w:sz w:val="22"/>
-                <w:szCs w:val="22"/>
-                <w:color w:val="000000"/>
-              </w:rPr>
-              <w:t xml:space="preserve">0.023</w:t>
-            </w:r>
-          </w:p>
-        </w:tc>
-        <w:tc>
-          <w:tcPr>
-            <w:tcBorders>
-              <w:bottom w:val="none" w:sz="0" w:space="0" w:color="000000"/>
-              <w:top w:val="none" w:sz="0" w:space="0" w:color="000000"/>
-              <w:left w:val="none" w:sz="0" w:space="0" w:color="000000"/>
-              <w:right w:val="none" w:sz="0" w:space="0" w:color="000000"/>
-            </w:tcBorders>
-            <w:shd w:val="clear" w:color="auto" w:fill="FFFFFF"/>
-            <w:tcMar>
-              <w:top w:w="0" w:type="dxa"/>
-              <w:bottom w:w="0" w:type="dxa"/>
-              <w:left w:w="0" w:type="dxa"/>
-              <w:right w:w="0" w:type="dxa"/>
-            </w:tcMar>
-            <w:vAlign w:val="top"/>
-          </w:tcPr>
-          <w:p>
-            <w:pPr>
-              <w:pStyle w:val="Normal"/>
-              <w:jc w:val="center"/>
-              <w:pBdr>
-                <w:bottom w:val="none" w:sz="0" w:space="0" w:color="000000"/>
-                <w:top w:val="none" w:sz="0" w:space="0" w:color="000000"/>
-                <w:left w:val="none" w:sz="0" w:space="0" w:color="000000"/>
-                <w:right w:val="none" w:sz="0" w:space="0" w:color="000000"/>
-              </w:pBdr>
-              <w:spacing w:after="100" w:before="100" w:line="240"/>
-              <w:ind w:left="100" w:right="100" w:firstLine="0" w:firstLineChars="0"/>
-              <w:rPr>
-                <w:rFonts w:ascii="Helvetica" w:hAnsi="Helvetica" w:eastAsia="Helvetica" w:cs="Helvetica"/>
-                <w:i w:val="false"/>
-                <w:b w:val="false"/>
-                <w:u w:val="none"/>
-                <w:sz w:val="22"/>
-                <w:szCs w:val="22"/>
-                <w:color w:val="000000"/>
-              </w:rPr>
-            </w:pPr>
-            <w:r>
-              <w:rPr>
-                <w:rFonts w:ascii="Helvetica" w:hAnsi="Helvetica" w:eastAsia="Helvetica" w:cs="Helvetica"/>
-                <w:i w:val="false"/>
-                <w:b w:val="false"/>
-                <w:u w:val="none"/>
-                <w:sz w:val="22"/>
-                <w:szCs w:val="22"/>
-                <w:color w:val="000000"/>
-              </w:rPr>
-              <w:t xml:space="preserve">323</w:t>
+              <w:t xml:space="preserve">322</w:t>
+            </w:r>
+          </w:p>
+        </w:tc>
+        <w:tc>
+          <w:tcPr>
+            <w:tcBorders>
+              <w:bottom w:val="none" w:sz="0" w:space="0" w:color="000000"/>
+              <w:top w:val="none" w:sz="0" w:space="0" w:color="000000"/>
+              <w:left w:val="none" w:sz="0" w:space="0" w:color="000000"/>
+              <w:right w:val="none" w:sz="0" w:space="0" w:color="000000"/>
+            </w:tcBorders>
+            <w:shd w:val="clear" w:color="auto" w:fill="FFFFFF"/>
+            <w:tcMar>
+              <w:top w:w="0" w:type="dxa"/>
+              <w:bottom w:w="0" w:type="dxa"/>
+              <w:left w:w="0" w:type="dxa"/>
+              <w:right w:w="0" w:type="dxa"/>
+            </w:tcMar>
+            <w:vAlign w:val="top"/>
+          </w:tcPr>
+          <w:p>
+            <w:pPr>
+              <w:pStyle w:val="Normal"/>
+              <w:jc w:val="center"/>
+              <w:pBdr>
+                <w:bottom w:val="none" w:sz="0" w:space="0" w:color="000000"/>
+                <w:top w:val="none" w:sz="0" w:space="0" w:color="000000"/>
+                <w:left w:val="none" w:sz="0" w:space="0" w:color="000000"/>
+                <w:right w:val="none" w:sz="0" w:space="0" w:color="000000"/>
+              </w:pBdr>
+              <w:spacing w:after="100" w:before="100" w:line="240"/>
+              <w:ind w:left="100" w:right="100" w:firstLine="0" w:firstLineChars="0"/>
+              <w:rPr>
+                <w:rFonts w:ascii="Helvetica" w:hAnsi="Helvetica" w:eastAsia="Helvetica" w:cs="Helvetica"/>
+                <w:i w:val="false"/>
+                <w:b w:val="false"/>
+                <w:u w:val="none"/>
+                <w:sz w:val="22"/>
+                <w:szCs w:val="22"/>
+                <w:color w:val="000000"/>
+              </w:rPr>
+            </w:pPr>
+            <w:r>
+              <w:rPr>
+                <w:rFonts w:ascii="Helvetica" w:hAnsi="Helvetica" w:eastAsia="Helvetica" w:cs="Helvetica"/>
+                <w:i w:val="false"/>
+                <w:b w:val="false"/>
+                <w:u w:val="none"/>
+                <w:sz w:val="22"/>
+                <w:szCs w:val="22"/>
+                <w:color w:val="000000"/>
+              </w:rPr>
+              <w:t xml:space="preserve">2.44</w:t>
+            </w:r>
+          </w:p>
+        </w:tc>
+        <w:tc>
+          <w:tcPr>
+            <w:tcBorders>
+              <w:bottom w:val="none" w:sz="0" w:space="0" w:color="000000"/>
+              <w:top w:val="none" w:sz="0" w:space="0" w:color="000000"/>
+              <w:left w:val="none" w:sz="0" w:space="0" w:color="000000"/>
+              <w:right w:val="none" w:sz="0" w:space="0" w:color="000000"/>
+            </w:tcBorders>
+            <w:shd w:val="clear" w:color="auto" w:fill="FFFFFF"/>
+            <w:tcMar>
+              <w:top w:w="0" w:type="dxa"/>
+              <w:bottom w:w="0" w:type="dxa"/>
+              <w:left w:w="0" w:type="dxa"/>
+              <w:right w:w="0" w:type="dxa"/>
+            </w:tcMar>
+            <w:vAlign w:val="top"/>
+          </w:tcPr>
+          <w:p>
+            <w:pPr>
+              <w:pStyle w:val="Normal"/>
+              <w:jc w:val="center"/>
+              <w:pBdr>
+                <w:bottom w:val="none" w:sz="0" w:space="0" w:color="000000"/>
+                <w:top w:val="none" w:sz="0" w:space="0" w:color="000000"/>
+                <w:left w:val="none" w:sz="0" w:space="0" w:color="000000"/>
+                <w:right w:val="none" w:sz="0" w:space="0" w:color="000000"/>
+              </w:pBdr>
+              <w:spacing w:after="100" w:before="100" w:line="240"/>
+              <w:ind w:left="100" w:right="100" w:firstLine="0" w:firstLineChars="0"/>
+              <w:rPr>
+                <w:rFonts w:ascii="Helvetica" w:hAnsi="Helvetica" w:eastAsia="Helvetica" w:cs="Helvetica"/>
+                <w:i w:val="false"/>
+                <w:b w:val="false"/>
+                <w:u w:val="none"/>
+                <w:sz w:val="22"/>
+                <w:szCs w:val="22"/>
+                <w:color w:val="000000"/>
+              </w:rPr>
+            </w:pPr>
+            <w:r>
+              <w:rPr>
+                <w:rFonts w:ascii="Helvetica" w:hAnsi="Helvetica" w:eastAsia="Helvetica" w:cs="Helvetica"/>
+                <w:i w:val="false"/>
+                <w:b w:val="false"/>
+                <w:u w:val="none"/>
+                <w:sz w:val="22"/>
+                <w:szCs w:val="22"/>
+                <w:color w:val="000000"/>
+              </w:rPr>
+              <w:t xml:space="preserve">1.14, 5.23</w:t>
+            </w:r>
+          </w:p>
+        </w:tc>
+        <w:tc>
+          <w:tcPr>
+            <w:tcBorders>
+              <w:bottom w:val="none" w:sz="0" w:space="0" w:color="000000"/>
+              <w:top w:val="none" w:sz="0" w:space="0" w:color="000000"/>
+              <w:left w:val="none" w:sz="0" w:space="0" w:color="000000"/>
+              <w:right w:val="none" w:sz="0" w:space="0" w:color="000000"/>
+            </w:tcBorders>
+            <w:shd w:val="clear" w:color="auto" w:fill="FFFFFF"/>
+            <w:tcMar>
+              <w:top w:w="0" w:type="dxa"/>
+              <w:bottom w:w="0" w:type="dxa"/>
+              <w:left w:w="0" w:type="dxa"/>
+              <w:right w:w="0" w:type="dxa"/>
+            </w:tcMar>
+            <w:vAlign w:val="top"/>
+          </w:tcPr>
+          <w:p>
+            <w:pPr>
+              <w:pStyle w:val="Normal"/>
+              <w:jc w:val="center"/>
+              <w:pBdr>
+                <w:bottom w:val="none" w:sz="0" w:space="0" w:color="000000"/>
+                <w:top w:val="none" w:sz="0" w:space="0" w:color="000000"/>
+                <w:left w:val="none" w:sz="0" w:space="0" w:color="000000"/>
+                <w:right w:val="none" w:sz="0" w:space="0" w:color="000000"/>
+              </w:pBdr>
+              <w:spacing w:after="100" w:before="100" w:line="240"/>
+              <w:ind w:left="100" w:right="100" w:firstLine="0" w:firstLineChars="0"/>
+              <w:rPr>
+                <w:rFonts w:ascii="Helvetica" w:hAnsi="Helvetica" w:eastAsia="Helvetica" w:cs="Helvetica"/>
+                <w:i w:val="false"/>
+                <w:b w:val="false"/>
+                <w:u w:val="none"/>
+                <w:sz w:val="22"/>
+                <w:szCs w:val="22"/>
+                <w:color w:val="000000"/>
+              </w:rPr>
+            </w:pPr>
+            <w:r>
+              <w:rPr>
+                <w:rFonts w:ascii="Helvetica" w:hAnsi="Helvetica" w:eastAsia="Helvetica" w:cs="Helvetica"/>
+                <w:i w:val="false"/>
+                <w:b w:val="false"/>
+                <w:u w:val="none"/>
+                <w:sz w:val="22"/>
+                <w:szCs w:val="22"/>
+                <w:color w:val="000000"/>
+              </w:rPr>
+              <w:t xml:space="preserve">0.022</w:t>
+            </w:r>
+          </w:p>
+        </w:tc>
+        <w:tc>
+          <w:tcPr>
+            <w:tcBorders>
+              <w:bottom w:val="none" w:sz="0" w:space="0" w:color="000000"/>
+              <w:top w:val="none" w:sz="0" w:space="0" w:color="000000"/>
+              <w:left w:val="none" w:sz="0" w:space="0" w:color="000000"/>
+              <w:right w:val="none" w:sz="0" w:space="0" w:color="000000"/>
+            </w:tcBorders>
+            <w:shd w:val="clear" w:color="auto" w:fill="FFFFFF"/>
+            <w:tcMar>
+              <w:top w:w="0" w:type="dxa"/>
+              <w:bottom w:w="0" w:type="dxa"/>
+              <w:left w:w="0" w:type="dxa"/>
+              <w:right w:w="0" w:type="dxa"/>
+            </w:tcMar>
+            <w:vAlign w:val="top"/>
+          </w:tcPr>
+          <w:p>
+            <w:pPr>
+              <w:pStyle w:val="Normal"/>
+              <w:jc w:val="center"/>
+              <w:pBdr>
+                <w:bottom w:val="none" w:sz="0" w:space="0" w:color="000000"/>
+                <w:top w:val="none" w:sz="0" w:space="0" w:color="000000"/>
+                <w:left w:val="none" w:sz="0" w:space="0" w:color="000000"/>
+                <w:right w:val="none" w:sz="0" w:space="0" w:color="000000"/>
+              </w:pBdr>
+              <w:spacing w:after="100" w:before="100" w:line="240"/>
+              <w:ind w:left="100" w:right="100" w:firstLine="0" w:firstLineChars="0"/>
+              <w:rPr>
+                <w:rFonts w:ascii="Helvetica" w:hAnsi="Helvetica" w:eastAsia="Helvetica" w:cs="Helvetica"/>
+                <w:i w:val="false"/>
+                <w:b w:val="false"/>
+                <w:u w:val="none"/>
+                <w:sz w:val="22"/>
+                <w:szCs w:val="22"/>
+                <w:color w:val="000000"/>
+              </w:rPr>
+            </w:pPr>
+            <w:r>
+              <w:rPr>
+                <w:rFonts w:ascii="Helvetica" w:hAnsi="Helvetica" w:eastAsia="Helvetica" w:cs="Helvetica"/>
+                <w:i w:val="false"/>
+                <w:b w:val="false"/>
+                <w:u w:val="none"/>
+                <w:sz w:val="22"/>
+                <w:szCs w:val="22"/>
+                <w:color w:val="000000"/>
+              </w:rPr>
+              <w:t xml:space="preserve">322</w:t>
             </w:r>
           </w:p>
         </w:tc>
@@ -13231,7 +13231,7 @@
                 <w:szCs w:val="22"/>
                 <w:color w:val="000000"/>
               </w:rPr>
-              <w:t xml:space="preserve">0.35, 3.70</w:t>
+              <w:t xml:space="preserve">0.35, 3.71</w:t>
             </w:r>
           </w:p>
         </w:tc>
@@ -13396,7 +13396,7 @@
                 <w:szCs w:val="22"/>
                 <w:color w:val="000000"/>
               </w:rPr>
-              <w:t xml:space="preserve">323</w:t>
+              <w:t xml:space="preserve">322</w:t>
             </w:r>
           </w:p>
         </w:tc>
@@ -13502,7 +13502,7 @@
                 <w:szCs w:val="22"/>
                 <w:color w:val="000000"/>
               </w:rPr>
-              <w:t xml:space="preserve">0.53, 3.47</w:t>
+              <w:t xml:space="preserve">0.53, 3.48</w:t>
             </w:r>
           </w:p>
         </w:tc>
@@ -13608,166 +13608,166 @@
                 <w:szCs w:val="22"/>
                 <w:color w:val="000000"/>
               </w:rPr>
-              <w:t xml:space="preserve">323</w:t>
-            </w:r>
-          </w:p>
-        </w:tc>
-        <w:tc>
-          <w:tcPr>
-            <w:tcBorders>
-              <w:bottom w:val="none" w:sz="0" w:space="0" w:color="000000"/>
-              <w:top w:val="none" w:sz="0" w:space="0" w:color="000000"/>
-              <w:left w:val="none" w:sz="0" w:space="0" w:color="000000"/>
-              <w:right w:val="none" w:sz="0" w:space="0" w:color="000000"/>
-            </w:tcBorders>
-            <w:shd w:val="clear" w:color="auto" w:fill="FFFFFF"/>
-            <w:tcMar>
-              <w:top w:w="0" w:type="dxa"/>
-              <w:bottom w:w="0" w:type="dxa"/>
-              <w:left w:w="0" w:type="dxa"/>
-              <w:right w:w="0" w:type="dxa"/>
-            </w:tcMar>
-            <w:vAlign w:val="top"/>
-          </w:tcPr>
-          <w:p>
-            <w:pPr>
-              <w:pStyle w:val="Normal"/>
-              <w:jc w:val="center"/>
-              <w:pBdr>
-                <w:bottom w:val="none" w:sz="0" w:space="0" w:color="000000"/>
-                <w:top w:val="none" w:sz="0" w:space="0" w:color="000000"/>
-                <w:left w:val="none" w:sz="0" w:space="0" w:color="000000"/>
-                <w:right w:val="none" w:sz="0" w:space="0" w:color="000000"/>
-              </w:pBdr>
-              <w:spacing w:after="100" w:before="100" w:line="240"/>
-              <w:ind w:left="100" w:right="100" w:firstLine="0" w:firstLineChars="0"/>
-              <w:rPr>
-                <w:rFonts w:ascii="Helvetica" w:hAnsi="Helvetica" w:eastAsia="Helvetica" w:cs="Helvetica"/>
-                <w:i w:val="false"/>
-                <w:b w:val="false"/>
-                <w:u w:val="none"/>
-                <w:sz w:val="22"/>
-                <w:szCs w:val="22"/>
-                <w:color w:val="000000"/>
-              </w:rPr>
-            </w:pPr>
-            <w:r>
-              <w:rPr>
-                <w:rFonts w:ascii="Helvetica" w:hAnsi="Helvetica" w:eastAsia="Helvetica" w:cs="Helvetica"/>
-                <w:i w:val="false"/>
-                <w:b w:val="false"/>
-                <w:u w:val="none"/>
-                <w:sz w:val="22"/>
-                <w:szCs w:val="22"/>
-                <w:color w:val="000000"/>
-              </w:rPr>
-              <w:t xml:space="preserve">0.94</w:t>
-            </w:r>
-          </w:p>
-        </w:tc>
-        <w:tc>
-          <w:tcPr>
-            <w:tcBorders>
-              <w:bottom w:val="none" w:sz="0" w:space="0" w:color="000000"/>
-              <w:top w:val="none" w:sz="0" w:space="0" w:color="000000"/>
-              <w:left w:val="none" w:sz="0" w:space="0" w:color="000000"/>
-              <w:right w:val="none" w:sz="0" w:space="0" w:color="000000"/>
-            </w:tcBorders>
-            <w:shd w:val="clear" w:color="auto" w:fill="FFFFFF"/>
-            <w:tcMar>
-              <w:top w:w="0" w:type="dxa"/>
-              <w:bottom w:w="0" w:type="dxa"/>
-              <w:left w:w="0" w:type="dxa"/>
-              <w:right w:w="0" w:type="dxa"/>
-            </w:tcMar>
-            <w:vAlign w:val="top"/>
-          </w:tcPr>
-          <w:p>
-            <w:pPr>
-              <w:pStyle w:val="Normal"/>
-              <w:jc w:val="center"/>
-              <w:pBdr>
-                <w:bottom w:val="none" w:sz="0" w:space="0" w:color="000000"/>
-                <w:top w:val="none" w:sz="0" w:space="0" w:color="000000"/>
-                <w:left w:val="none" w:sz="0" w:space="0" w:color="000000"/>
-                <w:right w:val="none" w:sz="0" w:space="0" w:color="000000"/>
-              </w:pBdr>
-              <w:spacing w:after="100" w:before="100" w:line="240"/>
-              <w:ind w:left="100" w:right="100" w:firstLine="0" w:firstLineChars="0"/>
-              <w:rPr>
-                <w:rFonts w:ascii="Helvetica" w:hAnsi="Helvetica" w:eastAsia="Helvetica" w:cs="Helvetica"/>
-                <w:i w:val="false"/>
-                <w:b w:val="false"/>
-                <w:u w:val="none"/>
-                <w:sz w:val="22"/>
-                <w:szCs w:val="22"/>
-                <w:color w:val="000000"/>
-              </w:rPr>
-            </w:pPr>
-            <w:r>
-              <w:rPr>
-                <w:rFonts w:ascii="Helvetica" w:hAnsi="Helvetica" w:eastAsia="Helvetica" w:cs="Helvetica"/>
-                <w:i w:val="false"/>
-                <w:b w:val="false"/>
-                <w:u w:val="none"/>
-                <w:sz w:val="22"/>
-                <w:szCs w:val="22"/>
-                <w:color w:val="000000"/>
-              </w:rPr>
-              <w:t xml:space="preserve">0.24, 3.70</w:t>
-            </w:r>
-          </w:p>
-        </w:tc>
-        <w:tc>
-          <w:tcPr>
-            <w:tcBorders>
-              <w:bottom w:val="none" w:sz="0" w:space="0" w:color="000000"/>
-              <w:top w:val="none" w:sz="0" w:space="0" w:color="000000"/>
-              <w:left w:val="none" w:sz="0" w:space="0" w:color="000000"/>
-              <w:right w:val="none" w:sz="0" w:space="0" w:color="000000"/>
-            </w:tcBorders>
-            <w:shd w:val="clear" w:color="auto" w:fill="FFFFFF"/>
-            <w:tcMar>
-              <w:top w:w="0" w:type="dxa"/>
-              <w:bottom w:w="0" w:type="dxa"/>
-              <w:left w:w="0" w:type="dxa"/>
-              <w:right w:w="0" w:type="dxa"/>
-            </w:tcMar>
-            <w:vAlign w:val="top"/>
-          </w:tcPr>
-          <w:p>
-            <w:pPr>
-              <w:pStyle w:val="Normal"/>
-              <w:jc w:val="center"/>
-              <w:pBdr>
-                <w:bottom w:val="none" w:sz="0" w:space="0" w:color="000000"/>
-                <w:top w:val="none" w:sz="0" w:space="0" w:color="000000"/>
-                <w:left w:val="none" w:sz="0" w:space="0" w:color="000000"/>
-                <w:right w:val="none" w:sz="0" w:space="0" w:color="000000"/>
-              </w:pBdr>
-              <w:spacing w:after="100" w:before="100" w:line="240"/>
-              <w:ind w:left="100" w:right="100" w:firstLine="0" w:firstLineChars="0"/>
-              <w:rPr>
-                <w:rFonts w:ascii="Helvetica" w:hAnsi="Helvetica" w:eastAsia="Helvetica" w:cs="Helvetica"/>
-                <w:i w:val="false"/>
-                <w:b w:val="false"/>
-                <w:u w:val="none"/>
-                <w:sz w:val="22"/>
-                <w:szCs w:val="22"/>
-                <w:color w:val="000000"/>
-              </w:rPr>
-            </w:pPr>
-            <w:r>
-              <w:rPr>
-                <w:rFonts w:ascii="Helvetica" w:hAnsi="Helvetica" w:eastAsia="Helvetica" w:cs="Helvetica"/>
-                <w:i w:val="false"/>
-                <w:b w:val="false"/>
-                <w:u w:val="none"/>
-                <w:sz w:val="22"/>
-                <w:szCs w:val="22"/>
-                <w:color w:val="000000"/>
-              </w:rPr>
-              <w:t xml:space="preserve">0.940</w:t>
+              <w:t xml:space="preserve">322</w:t>
+            </w:r>
+          </w:p>
+        </w:tc>
+        <w:tc>
+          <w:tcPr>
+            <w:tcBorders>
+              <w:bottom w:val="none" w:sz="0" w:space="0" w:color="000000"/>
+              <w:top w:val="none" w:sz="0" w:space="0" w:color="000000"/>
+              <w:left w:val="none" w:sz="0" w:space="0" w:color="000000"/>
+              <w:right w:val="none" w:sz="0" w:space="0" w:color="000000"/>
+            </w:tcBorders>
+            <w:shd w:val="clear" w:color="auto" w:fill="FFFFFF"/>
+            <w:tcMar>
+              <w:top w:w="0" w:type="dxa"/>
+              <w:bottom w:w="0" w:type="dxa"/>
+              <w:left w:w="0" w:type="dxa"/>
+              <w:right w:w="0" w:type="dxa"/>
+            </w:tcMar>
+            <w:vAlign w:val="top"/>
+          </w:tcPr>
+          <w:p>
+            <w:pPr>
+              <w:pStyle w:val="Normal"/>
+              <w:jc w:val="center"/>
+              <w:pBdr>
+                <w:bottom w:val="none" w:sz="0" w:space="0" w:color="000000"/>
+                <w:top w:val="none" w:sz="0" w:space="0" w:color="000000"/>
+                <w:left w:val="none" w:sz="0" w:space="0" w:color="000000"/>
+                <w:right w:val="none" w:sz="0" w:space="0" w:color="000000"/>
+              </w:pBdr>
+              <w:spacing w:after="100" w:before="100" w:line="240"/>
+              <w:ind w:left="100" w:right="100" w:firstLine="0" w:firstLineChars="0"/>
+              <w:rPr>
+                <w:rFonts w:ascii="Helvetica" w:hAnsi="Helvetica" w:eastAsia="Helvetica" w:cs="Helvetica"/>
+                <w:i w:val="false"/>
+                <w:b w:val="false"/>
+                <w:u w:val="none"/>
+                <w:sz w:val="22"/>
+                <w:szCs w:val="22"/>
+                <w:color w:val="000000"/>
+              </w:rPr>
+            </w:pPr>
+            <w:r>
+              <w:rPr>
+                <w:rFonts w:ascii="Helvetica" w:hAnsi="Helvetica" w:eastAsia="Helvetica" w:cs="Helvetica"/>
+                <w:i w:val="false"/>
+                <w:b w:val="false"/>
+                <w:u w:val="none"/>
+                <w:sz w:val="22"/>
+                <w:szCs w:val="22"/>
+                <w:color w:val="000000"/>
+              </w:rPr>
+              <w:t xml:space="preserve">0.96</w:t>
+            </w:r>
+          </w:p>
+        </w:tc>
+        <w:tc>
+          <w:tcPr>
+            <w:tcBorders>
+              <w:bottom w:val="none" w:sz="0" w:space="0" w:color="000000"/>
+              <w:top w:val="none" w:sz="0" w:space="0" w:color="000000"/>
+              <w:left w:val="none" w:sz="0" w:space="0" w:color="000000"/>
+              <w:right w:val="none" w:sz="0" w:space="0" w:color="000000"/>
+            </w:tcBorders>
+            <w:shd w:val="clear" w:color="auto" w:fill="FFFFFF"/>
+            <w:tcMar>
+              <w:top w:w="0" w:type="dxa"/>
+              <w:bottom w:w="0" w:type="dxa"/>
+              <w:left w:w="0" w:type="dxa"/>
+              <w:right w:w="0" w:type="dxa"/>
+            </w:tcMar>
+            <w:vAlign w:val="top"/>
+          </w:tcPr>
+          <w:p>
+            <w:pPr>
+              <w:pStyle w:val="Normal"/>
+              <w:jc w:val="center"/>
+              <w:pBdr>
+                <w:bottom w:val="none" w:sz="0" w:space="0" w:color="000000"/>
+                <w:top w:val="none" w:sz="0" w:space="0" w:color="000000"/>
+                <w:left w:val="none" w:sz="0" w:space="0" w:color="000000"/>
+                <w:right w:val="none" w:sz="0" w:space="0" w:color="000000"/>
+              </w:pBdr>
+              <w:spacing w:after="100" w:before="100" w:line="240"/>
+              <w:ind w:left="100" w:right="100" w:firstLine="0" w:firstLineChars="0"/>
+              <w:rPr>
+                <w:rFonts w:ascii="Helvetica" w:hAnsi="Helvetica" w:eastAsia="Helvetica" w:cs="Helvetica"/>
+                <w:i w:val="false"/>
+                <w:b w:val="false"/>
+                <w:u w:val="none"/>
+                <w:sz w:val="22"/>
+                <w:szCs w:val="22"/>
+                <w:color w:val="000000"/>
+              </w:rPr>
+            </w:pPr>
+            <w:r>
+              <w:rPr>
+                <w:rFonts w:ascii="Helvetica" w:hAnsi="Helvetica" w:eastAsia="Helvetica" w:cs="Helvetica"/>
+                <w:i w:val="false"/>
+                <w:b w:val="false"/>
+                <w:u w:val="none"/>
+                <w:sz w:val="22"/>
+                <w:szCs w:val="22"/>
+                <w:color w:val="000000"/>
+              </w:rPr>
+              <w:t xml:space="preserve">0.25, 3.73</w:t>
+            </w:r>
+          </w:p>
+        </w:tc>
+        <w:tc>
+          <w:tcPr>
+            <w:tcBorders>
+              <w:bottom w:val="none" w:sz="0" w:space="0" w:color="000000"/>
+              <w:top w:val="none" w:sz="0" w:space="0" w:color="000000"/>
+              <w:left w:val="none" w:sz="0" w:space="0" w:color="000000"/>
+              <w:right w:val="none" w:sz="0" w:space="0" w:color="000000"/>
+            </w:tcBorders>
+            <w:shd w:val="clear" w:color="auto" w:fill="FFFFFF"/>
+            <w:tcMar>
+              <w:top w:w="0" w:type="dxa"/>
+              <w:bottom w:w="0" w:type="dxa"/>
+              <w:left w:w="0" w:type="dxa"/>
+              <w:right w:w="0" w:type="dxa"/>
+            </w:tcMar>
+            <w:vAlign w:val="top"/>
+          </w:tcPr>
+          <w:p>
+            <w:pPr>
+              <w:pStyle w:val="Normal"/>
+              <w:jc w:val="center"/>
+              <w:pBdr>
+                <w:bottom w:val="none" w:sz="0" w:space="0" w:color="000000"/>
+                <w:top w:val="none" w:sz="0" w:space="0" w:color="000000"/>
+                <w:left w:val="none" w:sz="0" w:space="0" w:color="000000"/>
+                <w:right w:val="none" w:sz="0" w:space="0" w:color="000000"/>
+              </w:pBdr>
+              <w:spacing w:after="100" w:before="100" w:line="240"/>
+              <w:ind w:left="100" w:right="100" w:firstLine="0" w:firstLineChars="0"/>
+              <w:rPr>
+                <w:rFonts w:ascii="Helvetica" w:hAnsi="Helvetica" w:eastAsia="Helvetica" w:cs="Helvetica"/>
+                <w:i w:val="false"/>
+                <w:b w:val="false"/>
+                <w:u w:val="none"/>
+                <w:sz w:val="22"/>
+                <w:szCs w:val="22"/>
+                <w:color w:val="000000"/>
+              </w:rPr>
+            </w:pPr>
+            <w:r>
+              <w:rPr>
+                <w:rFonts w:ascii="Helvetica" w:hAnsi="Helvetica" w:eastAsia="Helvetica" w:cs="Helvetica"/>
+                <w:i w:val="false"/>
+                <w:b w:val="false"/>
+                <w:u w:val="none"/>
+                <w:sz w:val="22"/>
+                <w:szCs w:val="22"/>
+                <w:color w:val="000000"/>
+              </w:rPr>
+              <w:t xml:space="preserve">0.950</w:t>
             </w:r>
           </w:p>
         </w:tc>
@@ -13879,7 +13879,7 @@
                 <w:szCs w:val="22"/>
                 <w:color w:val="000000"/>
               </w:rPr>
-              <w:t xml:space="preserve">323</w:t>
+              <w:t xml:space="preserve">322</w:t>
             </w:r>
           </w:p>
         </w:tc>
@@ -14038,60 +14038,60 @@
                 <w:szCs w:val="22"/>
                 <w:color w:val="000000"/>
               </w:rPr>
-              <w:t xml:space="preserve">0.240</w:t>
-            </w:r>
-          </w:p>
-        </w:tc>
-        <w:tc>
-          <w:tcPr>
-            <w:tcBorders>
-              <w:bottom w:val="none" w:sz="0" w:space="0" w:color="000000"/>
-              <w:top w:val="none" w:sz="0" w:space="0" w:color="000000"/>
-              <w:left w:val="none" w:sz="0" w:space="0" w:color="000000"/>
-              <w:right w:val="none" w:sz="0" w:space="0" w:color="000000"/>
-            </w:tcBorders>
-            <w:shd w:val="clear" w:color="auto" w:fill="FFFFFF"/>
-            <w:tcMar>
-              <w:top w:w="0" w:type="dxa"/>
-              <w:bottom w:w="0" w:type="dxa"/>
-              <w:left w:w="0" w:type="dxa"/>
-              <w:right w:w="0" w:type="dxa"/>
-            </w:tcMar>
-            <w:vAlign w:val="top"/>
-          </w:tcPr>
-          <w:p>
-            <w:pPr>
-              <w:pStyle w:val="Normal"/>
-              <w:jc w:val="center"/>
-              <w:pBdr>
-                <w:bottom w:val="none" w:sz="0" w:space="0" w:color="000000"/>
-                <w:top w:val="none" w:sz="0" w:space="0" w:color="000000"/>
-                <w:left w:val="none" w:sz="0" w:space="0" w:color="000000"/>
-                <w:right w:val="none" w:sz="0" w:space="0" w:color="000000"/>
-              </w:pBdr>
-              <w:spacing w:after="100" w:before="100" w:line="240"/>
-              <w:ind w:left="100" w:right="100" w:firstLine="0" w:firstLineChars="0"/>
-              <w:rPr>
-                <w:rFonts w:ascii="Helvetica" w:hAnsi="Helvetica" w:eastAsia="Helvetica" w:cs="Helvetica"/>
-                <w:i w:val="false"/>
-                <w:b w:val="false"/>
-                <w:u w:val="none"/>
-                <w:sz w:val="22"/>
-                <w:szCs w:val="22"/>
-                <w:color w:val="000000"/>
-              </w:rPr>
-            </w:pPr>
-            <w:r>
-              <w:rPr>
-                <w:rFonts w:ascii="Helvetica" w:hAnsi="Helvetica" w:eastAsia="Helvetica" w:cs="Helvetica"/>
-                <w:i w:val="false"/>
-                <w:b w:val="false"/>
-                <w:u w:val="none"/>
-                <w:sz w:val="22"/>
-                <w:szCs w:val="22"/>
-                <w:color w:val="000000"/>
-              </w:rPr>
-              <w:t xml:space="preserve">323</w:t>
+              <w:t xml:space="preserve">0.220</w:t>
+            </w:r>
+          </w:p>
+        </w:tc>
+        <w:tc>
+          <w:tcPr>
+            <w:tcBorders>
+              <w:bottom w:val="none" w:sz="0" w:space="0" w:color="000000"/>
+              <w:top w:val="none" w:sz="0" w:space="0" w:color="000000"/>
+              <w:left w:val="none" w:sz="0" w:space="0" w:color="000000"/>
+              <w:right w:val="none" w:sz="0" w:space="0" w:color="000000"/>
+            </w:tcBorders>
+            <w:shd w:val="clear" w:color="auto" w:fill="FFFFFF"/>
+            <w:tcMar>
+              <w:top w:w="0" w:type="dxa"/>
+              <w:bottom w:w="0" w:type="dxa"/>
+              <w:left w:w="0" w:type="dxa"/>
+              <w:right w:w="0" w:type="dxa"/>
+            </w:tcMar>
+            <w:vAlign w:val="top"/>
+          </w:tcPr>
+          <w:p>
+            <w:pPr>
+              <w:pStyle w:val="Normal"/>
+              <w:jc w:val="center"/>
+              <w:pBdr>
+                <w:bottom w:val="none" w:sz="0" w:space="0" w:color="000000"/>
+                <w:top w:val="none" w:sz="0" w:space="0" w:color="000000"/>
+                <w:left w:val="none" w:sz="0" w:space="0" w:color="000000"/>
+                <w:right w:val="none" w:sz="0" w:space="0" w:color="000000"/>
+              </w:pBdr>
+              <w:spacing w:after="100" w:before="100" w:line="240"/>
+              <w:ind w:left="100" w:right="100" w:firstLine="0" w:firstLineChars="0"/>
+              <w:rPr>
+                <w:rFonts w:ascii="Helvetica" w:hAnsi="Helvetica" w:eastAsia="Helvetica" w:cs="Helvetica"/>
+                <w:i w:val="false"/>
+                <w:b w:val="false"/>
+                <w:u w:val="none"/>
+                <w:sz w:val="22"/>
+                <w:szCs w:val="22"/>
+                <w:color w:val="000000"/>
+              </w:rPr>
+            </w:pPr>
+            <w:r>
+              <w:rPr>
+                <w:rFonts w:ascii="Helvetica" w:hAnsi="Helvetica" w:eastAsia="Helvetica" w:cs="Helvetica"/>
+                <w:i w:val="false"/>
+                <w:b w:val="false"/>
+                <w:u w:val="none"/>
+                <w:sz w:val="22"/>
+                <w:szCs w:val="22"/>
+                <w:color w:val="000000"/>
+              </w:rPr>
+              <w:t xml:space="preserve">322</w:t>
             </w:r>
           </w:p>
         </w:tc>
@@ -14250,7 +14250,7 @@
                 <w:szCs w:val="22"/>
                 <w:color w:val="000000"/>
               </w:rPr>
-              <w:t xml:space="preserve">0.990</w:t>
+              <w:t xml:space="preserve">0.980</w:t>
             </w:r>
           </w:p>
         </w:tc>
@@ -14362,7 +14362,7 @@
                 <w:szCs w:val="22"/>
                 <w:color w:val="000000"/>
               </w:rPr>
-              <w:t xml:space="preserve">323</w:t>
+              <w:t xml:space="preserve">322</w:t>
             </w:r>
           </w:p>
         </w:tc>
@@ -14468,113 +14468,113 @@
                 <w:szCs w:val="22"/>
                 <w:color w:val="000000"/>
               </w:rPr>
-              <w:t xml:space="preserve">0.89, 3.22</w:t>
-            </w:r>
-          </w:p>
-        </w:tc>
-        <w:tc>
-          <w:tcPr>
-            <w:tcBorders>
-              <w:bottom w:val="none" w:sz="0" w:space="0" w:color="000000"/>
-              <w:top w:val="none" w:sz="0" w:space="0" w:color="000000"/>
-              <w:left w:val="none" w:sz="0" w:space="0" w:color="000000"/>
-              <w:right w:val="none" w:sz="0" w:space="0" w:color="000000"/>
-            </w:tcBorders>
-            <w:shd w:val="clear" w:color="auto" w:fill="FFFFFF"/>
-            <w:tcMar>
-              <w:top w:w="0" w:type="dxa"/>
-              <w:bottom w:w="0" w:type="dxa"/>
-              <w:left w:w="0" w:type="dxa"/>
-              <w:right w:w="0" w:type="dxa"/>
-            </w:tcMar>
-            <w:vAlign w:val="top"/>
-          </w:tcPr>
-          <w:p>
-            <w:pPr>
-              <w:pStyle w:val="Normal"/>
-              <w:jc w:val="center"/>
-              <w:pBdr>
-                <w:bottom w:val="none" w:sz="0" w:space="0" w:color="000000"/>
-                <w:top w:val="none" w:sz="0" w:space="0" w:color="000000"/>
-                <w:left w:val="none" w:sz="0" w:space="0" w:color="000000"/>
-                <w:right w:val="none" w:sz="0" w:space="0" w:color="000000"/>
-              </w:pBdr>
-              <w:spacing w:after="100" w:before="100" w:line="240"/>
-              <w:ind w:left="100" w:right="100" w:firstLine="0" w:firstLineChars="0"/>
-              <w:rPr>
-                <w:rFonts w:ascii="Helvetica" w:hAnsi="Helvetica" w:eastAsia="Helvetica" w:cs="Helvetica"/>
-                <w:i w:val="false"/>
-                <w:b w:val="false"/>
-                <w:u w:val="none"/>
-                <w:sz w:val="22"/>
-                <w:szCs w:val="22"/>
-                <w:color w:val="000000"/>
-              </w:rPr>
-            </w:pPr>
-            <w:r>
-              <w:rPr>
-                <w:rFonts w:ascii="Helvetica" w:hAnsi="Helvetica" w:eastAsia="Helvetica" w:cs="Helvetica"/>
-                <w:i w:val="false"/>
-                <w:b w:val="false"/>
-                <w:u w:val="none"/>
-                <w:sz w:val="22"/>
-                <w:szCs w:val="22"/>
-                <w:color w:val="000000"/>
-              </w:rPr>
-              <w:t xml:space="preserve">0.110</w:t>
-            </w:r>
-          </w:p>
-        </w:tc>
-        <w:tc>
-          <w:tcPr>
-            <w:tcBorders>
-              <w:bottom w:val="none" w:sz="0" w:space="0" w:color="000000"/>
-              <w:top w:val="none" w:sz="0" w:space="0" w:color="000000"/>
-              <w:left w:val="none" w:sz="0" w:space="0" w:color="000000"/>
-              <w:right w:val="none" w:sz="0" w:space="0" w:color="000000"/>
-            </w:tcBorders>
-            <w:shd w:val="clear" w:color="auto" w:fill="FFFFFF"/>
-            <w:tcMar>
-              <w:top w:w="0" w:type="dxa"/>
-              <w:bottom w:w="0" w:type="dxa"/>
-              <w:left w:w="0" w:type="dxa"/>
-              <w:right w:w="0" w:type="dxa"/>
-            </w:tcMar>
-            <w:vAlign w:val="top"/>
-          </w:tcPr>
-          <w:p>
-            <w:pPr>
-              <w:pStyle w:val="Normal"/>
-              <w:jc w:val="center"/>
-              <w:pBdr>
-                <w:bottom w:val="none" w:sz="0" w:space="0" w:color="000000"/>
-                <w:top w:val="none" w:sz="0" w:space="0" w:color="000000"/>
-                <w:left w:val="none" w:sz="0" w:space="0" w:color="000000"/>
-                <w:right w:val="none" w:sz="0" w:space="0" w:color="000000"/>
-              </w:pBdr>
-              <w:spacing w:after="100" w:before="100" w:line="240"/>
-              <w:ind w:left="100" w:right="100" w:firstLine="0" w:firstLineChars="0"/>
-              <w:rPr>
-                <w:rFonts w:ascii="Helvetica" w:hAnsi="Helvetica" w:eastAsia="Helvetica" w:cs="Helvetica"/>
-                <w:i w:val="false"/>
-                <w:b w:val="false"/>
-                <w:u w:val="none"/>
-                <w:sz w:val="22"/>
-                <w:szCs w:val="22"/>
-                <w:color w:val="000000"/>
-              </w:rPr>
-            </w:pPr>
-            <w:r>
-              <w:rPr>
-                <w:rFonts w:ascii="Helvetica" w:hAnsi="Helvetica" w:eastAsia="Helvetica" w:cs="Helvetica"/>
-                <w:i w:val="false"/>
-                <w:b w:val="false"/>
-                <w:u w:val="none"/>
-                <w:sz w:val="22"/>
-                <w:szCs w:val="22"/>
-                <w:color w:val="000000"/>
-              </w:rPr>
-              <w:t xml:space="preserve">323</w:t>
+              <w:t xml:space="preserve">0.90, 3.24</w:t>
+            </w:r>
+          </w:p>
+        </w:tc>
+        <w:tc>
+          <w:tcPr>
+            <w:tcBorders>
+              <w:bottom w:val="none" w:sz="0" w:space="0" w:color="000000"/>
+              <w:top w:val="none" w:sz="0" w:space="0" w:color="000000"/>
+              <w:left w:val="none" w:sz="0" w:space="0" w:color="000000"/>
+              <w:right w:val="none" w:sz="0" w:space="0" w:color="000000"/>
+            </w:tcBorders>
+            <w:shd w:val="clear" w:color="auto" w:fill="FFFFFF"/>
+            <w:tcMar>
+              <w:top w:w="0" w:type="dxa"/>
+              <w:bottom w:w="0" w:type="dxa"/>
+              <w:left w:w="0" w:type="dxa"/>
+              <w:right w:w="0" w:type="dxa"/>
+            </w:tcMar>
+            <w:vAlign w:val="top"/>
+          </w:tcPr>
+          <w:p>
+            <w:pPr>
+              <w:pStyle w:val="Normal"/>
+              <w:jc w:val="center"/>
+              <w:pBdr>
+                <w:bottom w:val="none" w:sz="0" w:space="0" w:color="000000"/>
+                <w:top w:val="none" w:sz="0" w:space="0" w:color="000000"/>
+                <w:left w:val="none" w:sz="0" w:space="0" w:color="000000"/>
+                <w:right w:val="none" w:sz="0" w:space="0" w:color="000000"/>
+              </w:pBdr>
+              <w:spacing w:after="100" w:before="100" w:line="240"/>
+              <w:ind w:left="100" w:right="100" w:firstLine="0" w:firstLineChars="0"/>
+              <w:rPr>
+                <w:rFonts w:ascii="Helvetica" w:hAnsi="Helvetica" w:eastAsia="Helvetica" w:cs="Helvetica"/>
+                <w:i w:val="false"/>
+                <w:b w:val="false"/>
+                <w:u w:val="none"/>
+                <w:sz w:val="22"/>
+                <w:szCs w:val="22"/>
+                <w:color w:val="000000"/>
+              </w:rPr>
+            </w:pPr>
+            <w:r>
+              <w:rPr>
+                <w:rFonts w:ascii="Helvetica" w:hAnsi="Helvetica" w:eastAsia="Helvetica" w:cs="Helvetica"/>
+                <w:i w:val="false"/>
+                <w:b w:val="false"/>
+                <w:u w:val="none"/>
+                <w:sz w:val="22"/>
+                <w:szCs w:val="22"/>
+                <w:color w:val="000000"/>
+              </w:rPr>
+              <w:t xml:space="preserve">0.100</w:t>
+            </w:r>
+          </w:p>
+        </w:tc>
+        <w:tc>
+          <w:tcPr>
+            <w:tcBorders>
+              <w:bottom w:val="none" w:sz="0" w:space="0" w:color="000000"/>
+              <w:top w:val="none" w:sz="0" w:space="0" w:color="000000"/>
+              <w:left w:val="none" w:sz="0" w:space="0" w:color="000000"/>
+              <w:right w:val="none" w:sz="0" w:space="0" w:color="000000"/>
+            </w:tcBorders>
+            <w:shd w:val="clear" w:color="auto" w:fill="FFFFFF"/>
+            <w:tcMar>
+              <w:top w:w="0" w:type="dxa"/>
+              <w:bottom w:w="0" w:type="dxa"/>
+              <w:left w:w="0" w:type="dxa"/>
+              <w:right w:w="0" w:type="dxa"/>
+            </w:tcMar>
+            <w:vAlign w:val="top"/>
+          </w:tcPr>
+          <w:p>
+            <w:pPr>
+              <w:pStyle w:val="Normal"/>
+              <w:jc w:val="center"/>
+              <w:pBdr>
+                <w:bottom w:val="none" w:sz="0" w:space="0" w:color="000000"/>
+                <w:top w:val="none" w:sz="0" w:space="0" w:color="000000"/>
+                <w:left w:val="none" w:sz="0" w:space="0" w:color="000000"/>
+                <w:right w:val="none" w:sz="0" w:space="0" w:color="000000"/>
+              </w:pBdr>
+              <w:spacing w:after="100" w:before="100" w:line="240"/>
+              <w:ind w:left="100" w:right="100" w:firstLine="0" w:firstLineChars="0"/>
+              <w:rPr>
+                <w:rFonts w:ascii="Helvetica" w:hAnsi="Helvetica" w:eastAsia="Helvetica" w:cs="Helvetica"/>
+                <w:i w:val="false"/>
+                <w:b w:val="false"/>
+                <w:u w:val="none"/>
+                <w:sz w:val="22"/>
+                <w:szCs w:val="22"/>
+                <w:color w:val="000000"/>
+              </w:rPr>
+            </w:pPr>
+            <w:r>
+              <w:rPr>
+                <w:rFonts w:ascii="Helvetica" w:hAnsi="Helvetica" w:eastAsia="Helvetica" w:cs="Helvetica"/>
+                <w:i w:val="false"/>
+                <w:b w:val="false"/>
+                <w:u w:val="none"/>
+                <w:sz w:val="22"/>
+                <w:szCs w:val="22"/>
+                <w:color w:val="000000"/>
+              </w:rPr>
+              <w:t xml:space="preserve">322</w:t>
             </w:r>
           </w:p>
         </w:tc>
@@ -14845,7 +14845,7 @@
                 <w:szCs w:val="22"/>
                 <w:color w:val="000000"/>
               </w:rPr>
-              <w:t xml:space="preserve">323</w:t>
+              <w:t xml:space="preserve">322</w:t>
             </w:r>
           </w:p>
         </w:tc>
@@ -14951,219 +14951,219 @@
                 <w:szCs w:val="22"/>
                 <w:color w:val="000000"/>
               </w:rPr>
-              <w:t xml:space="preserve">0.12, 1.41</w:t>
-            </w:r>
-          </w:p>
-        </w:tc>
-        <w:tc>
-          <w:tcPr>
-            <w:tcBorders>
-              <w:bottom w:val="none" w:sz="0" w:space="0" w:color="000000"/>
-              <w:top w:val="none" w:sz="0" w:space="0" w:color="000000"/>
-              <w:left w:val="none" w:sz="0" w:space="0" w:color="000000"/>
-              <w:right w:val="none" w:sz="0" w:space="0" w:color="000000"/>
-            </w:tcBorders>
-            <w:shd w:val="clear" w:color="auto" w:fill="FFFFFF"/>
-            <w:tcMar>
-              <w:top w:w="0" w:type="dxa"/>
-              <w:bottom w:w="0" w:type="dxa"/>
-              <w:left w:w="0" w:type="dxa"/>
-              <w:right w:w="0" w:type="dxa"/>
-            </w:tcMar>
-            <w:vAlign w:val="top"/>
-          </w:tcPr>
-          <w:p>
-            <w:pPr>
-              <w:pStyle w:val="Normal"/>
-              <w:jc w:val="center"/>
-              <w:pBdr>
-                <w:bottom w:val="none" w:sz="0" w:space="0" w:color="000000"/>
-                <w:top w:val="none" w:sz="0" w:space="0" w:color="000000"/>
-                <w:left w:val="none" w:sz="0" w:space="0" w:color="000000"/>
-                <w:right w:val="none" w:sz="0" w:space="0" w:color="000000"/>
-              </w:pBdr>
-              <w:spacing w:after="100" w:before="100" w:line="240"/>
-              <w:ind w:left="100" w:right="100" w:firstLine="0" w:firstLineChars="0"/>
-              <w:rPr>
-                <w:rFonts w:ascii="Helvetica" w:hAnsi="Helvetica" w:eastAsia="Helvetica" w:cs="Helvetica"/>
-                <w:i w:val="false"/>
-                <w:b w:val="false"/>
-                <w:u w:val="none"/>
-                <w:sz w:val="22"/>
-                <w:szCs w:val="22"/>
-                <w:color w:val="000000"/>
-              </w:rPr>
-            </w:pPr>
-            <w:r>
-              <w:rPr>
-                <w:rFonts w:ascii="Helvetica" w:hAnsi="Helvetica" w:eastAsia="Helvetica" w:cs="Helvetica"/>
-                <w:i w:val="false"/>
-                <w:b w:val="false"/>
-                <w:u w:val="none"/>
-                <w:sz w:val="22"/>
-                <w:szCs w:val="22"/>
-                <w:color w:val="000000"/>
-              </w:rPr>
-              <w:t xml:space="preserve">0.160</w:t>
-            </w:r>
-          </w:p>
-        </w:tc>
-        <w:tc>
-          <w:tcPr>
-            <w:tcBorders>
-              <w:bottom w:val="none" w:sz="0" w:space="0" w:color="000000"/>
-              <w:top w:val="none" w:sz="0" w:space="0" w:color="000000"/>
-              <w:left w:val="none" w:sz="0" w:space="0" w:color="000000"/>
-              <w:right w:val="none" w:sz="0" w:space="0" w:color="000000"/>
-            </w:tcBorders>
-            <w:shd w:val="clear" w:color="auto" w:fill="FFFFFF"/>
-            <w:tcMar>
-              <w:top w:w="0" w:type="dxa"/>
-              <w:bottom w:w="0" w:type="dxa"/>
-              <w:left w:w="0" w:type="dxa"/>
-              <w:right w:w="0" w:type="dxa"/>
-            </w:tcMar>
-            <w:vAlign w:val="top"/>
-          </w:tcPr>
-          <w:p>
-            <w:pPr>
-              <w:pStyle w:val="Normal"/>
-              <w:jc w:val="center"/>
-              <w:pBdr>
-                <w:bottom w:val="none" w:sz="0" w:space="0" w:color="000000"/>
-                <w:top w:val="none" w:sz="0" w:space="0" w:color="000000"/>
-                <w:left w:val="none" w:sz="0" w:space="0" w:color="000000"/>
-                <w:right w:val="none" w:sz="0" w:space="0" w:color="000000"/>
-              </w:pBdr>
-              <w:spacing w:after="100" w:before="100" w:line="240"/>
-              <w:ind w:left="100" w:right="100" w:firstLine="0" w:firstLineChars="0"/>
-              <w:rPr>
-                <w:rFonts w:ascii="Helvetica" w:hAnsi="Helvetica" w:eastAsia="Helvetica" w:cs="Helvetica"/>
-                <w:i w:val="false"/>
-                <w:b w:val="false"/>
-                <w:u w:val="none"/>
-                <w:sz w:val="22"/>
-                <w:szCs w:val="22"/>
-                <w:color w:val="000000"/>
-              </w:rPr>
-            </w:pPr>
-            <w:r>
-              <w:rPr>
-                <w:rFonts w:ascii="Helvetica" w:hAnsi="Helvetica" w:eastAsia="Helvetica" w:cs="Helvetica"/>
-                <w:i w:val="false"/>
-                <w:b w:val="false"/>
-                <w:u w:val="none"/>
-                <w:sz w:val="22"/>
-                <w:szCs w:val="22"/>
-                <w:color w:val="000000"/>
-              </w:rPr>
-              <w:t xml:space="preserve">323</w:t>
-            </w:r>
-          </w:p>
-        </w:tc>
-        <w:tc>
-          <w:tcPr>
-            <w:tcBorders>
-              <w:bottom w:val="none" w:sz="0" w:space="0" w:color="000000"/>
-              <w:top w:val="none" w:sz="0" w:space="0" w:color="000000"/>
-              <w:left w:val="none" w:sz="0" w:space="0" w:color="000000"/>
-              <w:right w:val="none" w:sz="0" w:space="0" w:color="000000"/>
-            </w:tcBorders>
-            <w:shd w:val="clear" w:color="auto" w:fill="FFFFFF"/>
-            <w:tcMar>
-              <w:top w:w="0" w:type="dxa"/>
-              <w:bottom w:w="0" w:type="dxa"/>
-              <w:left w:w="0" w:type="dxa"/>
-              <w:right w:w="0" w:type="dxa"/>
-            </w:tcMar>
-            <w:vAlign w:val="top"/>
-          </w:tcPr>
-          <w:p>
-            <w:pPr>
-              <w:pStyle w:val="Normal"/>
-              <w:jc w:val="center"/>
-              <w:pBdr>
-                <w:bottom w:val="none" w:sz="0" w:space="0" w:color="000000"/>
-                <w:top w:val="none" w:sz="0" w:space="0" w:color="000000"/>
-                <w:left w:val="none" w:sz="0" w:space="0" w:color="000000"/>
-                <w:right w:val="none" w:sz="0" w:space="0" w:color="000000"/>
-              </w:pBdr>
-              <w:spacing w:after="100" w:before="100" w:line="240"/>
-              <w:ind w:left="100" w:right="100" w:firstLine="0" w:firstLineChars="0"/>
-              <w:rPr>
-                <w:rFonts w:ascii="Helvetica" w:hAnsi="Helvetica" w:eastAsia="Helvetica" w:cs="Helvetica"/>
-                <w:i w:val="false"/>
-                <w:b w:val="false"/>
-                <w:u w:val="none"/>
-                <w:sz w:val="22"/>
-                <w:szCs w:val="22"/>
-                <w:color w:val="000000"/>
-              </w:rPr>
-            </w:pPr>
-            <w:r>
-              <w:rPr>
-                <w:rFonts w:ascii="Helvetica" w:hAnsi="Helvetica" w:eastAsia="Helvetica" w:cs="Helvetica"/>
-                <w:i w:val="false"/>
-                <w:b w:val="false"/>
-                <w:u w:val="none"/>
-                <w:sz w:val="22"/>
-                <w:szCs w:val="22"/>
-                <w:color w:val="000000"/>
-              </w:rPr>
-              <w:t xml:space="preserve">0.57</w:t>
-            </w:r>
-          </w:p>
-        </w:tc>
-        <w:tc>
-          <w:tcPr>
-            <w:tcBorders>
-              <w:bottom w:val="none" w:sz="0" w:space="0" w:color="000000"/>
-              <w:top w:val="none" w:sz="0" w:space="0" w:color="000000"/>
-              <w:left w:val="none" w:sz="0" w:space="0" w:color="000000"/>
-              <w:right w:val="none" w:sz="0" w:space="0" w:color="000000"/>
-            </w:tcBorders>
-            <w:shd w:val="clear" w:color="auto" w:fill="FFFFFF"/>
-            <w:tcMar>
-              <w:top w:w="0" w:type="dxa"/>
-              <w:bottom w:w="0" w:type="dxa"/>
-              <w:left w:w="0" w:type="dxa"/>
-              <w:right w:w="0" w:type="dxa"/>
-            </w:tcMar>
-            <w:vAlign w:val="top"/>
-          </w:tcPr>
-          <w:p>
-            <w:pPr>
-              <w:pStyle w:val="Normal"/>
-              <w:jc w:val="center"/>
-              <w:pBdr>
-                <w:bottom w:val="none" w:sz="0" w:space="0" w:color="000000"/>
-                <w:top w:val="none" w:sz="0" w:space="0" w:color="000000"/>
-                <w:left w:val="none" w:sz="0" w:space="0" w:color="000000"/>
-                <w:right w:val="none" w:sz="0" w:space="0" w:color="000000"/>
-              </w:pBdr>
-              <w:spacing w:after="100" w:before="100" w:line="240"/>
-              <w:ind w:left="100" w:right="100" w:firstLine="0" w:firstLineChars="0"/>
-              <w:rPr>
-                <w:rFonts w:ascii="Helvetica" w:hAnsi="Helvetica" w:eastAsia="Helvetica" w:cs="Helvetica"/>
-                <w:i w:val="false"/>
-                <w:b w:val="false"/>
-                <w:u w:val="none"/>
-                <w:sz w:val="22"/>
-                <w:szCs w:val="22"/>
-                <w:color w:val="000000"/>
-              </w:rPr>
-            </w:pPr>
-            <w:r>
-              <w:rPr>
-                <w:rFonts w:ascii="Helvetica" w:hAnsi="Helvetica" w:eastAsia="Helvetica" w:cs="Helvetica"/>
-                <w:i w:val="false"/>
-                <w:b w:val="false"/>
-                <w:u w:val="none"/>
-                <w:sz w:val="22"/>
-                <w:szCs w:val="22"/>
-                <w:color w:val="000000"/>
-              </w:rPr>
-              <w:t xml:space="preserve">0.12, 2.65</w:t>
+              <w:t xml:space="preserve">0.12, 1.40</w:t>
+            </w:r>
+          </w:p>
+        </w:tc>
+        <w:tc>
+          <w:tcPr>
+            <w:tcBorders>
+              <w:bottom w:val="none" w:sz="0" w:space="0" w:color="000000"/>
+              <w:top w:val="none" w:sz="0" w:space="0" w:color="000000"/>
+              <w:left w:val="none" w:sz="0" w:space="0" w:color="000000"/>
+              <w:right w:val="none" w:sz="0" w:space="0" w:color="000000"/>
+            </w:tcBorders>
+            <w:shd w:val="clear" w:color="auto" w:fill="FFFFFF"/>
+            <w:tcMar>
+              <w:top w:w="0" w:type="dxa"/>
+              <w:bottom w:w="0" w:type="dxa"/>
+              <w:left w:w="0" w:type="dxa"/>
+              <w:right w:w="0" w:type="dxa"/>
+            </w:tcMar>
+            <w:vAlign w:val="top"/>
+          </w:tcPr>
+          <w:p>
+            <w:pPr>
+              <w:pStyle w:val="Normal"/>
+              <w:jc w:val="center"/>
+              <w:pBdr>
+                <w:bottom w:val="none" w:sz="0" w:space="0" w:color="000000"/>
+                <w:top w:val="none" w:sz="0" w:space="0" w:color="000000"/>
+                <w:left w:val="none" w:sz="0" w:space="0" w:color="000000"/>
+                <w:right w:val="none" w:sz="0" w:space="0" w:color="000000"/>
+              </w:pBdr>
+              <w:spacing w:after="100" w:before="100" w:line="240"/>
+              <w:ind w:left="100" w:right="100" w:firstLine="0" w:firstLineChars="0"/>
+              <w:rPr>
+                <w:rFonts w:ascii="Helvetica" w:hAnsi="Helvetica" w:eastAsia="Helvetica" w:cs="Helvetica"/>
+                <w:i w:val="false"/>
+                <w:b w:val="false"/>
+                <w:u w:val="none"/>
+                <w:sz w:val="22"/>
+                <w:szCs w:val="22"/>
+                <w:color w:val="000000"/>
+              </w:rPr>
+            </w:pPr>
+            <w:r>
+              <w:rPr>
+                <w:rFonts w:ascii="Helvetica" w:hAnsi="Helvetica" w:eastAsia="Helvetica" w:cs="Helvetica"/>
+                <w:i w:val="false"/>
+                <w:b w:val="false"/>
+                <w:u w:val="none"/>
+                <w:sz w:val="22"/>
+                <w:szCs w:val="22"/>
+                <w:color w:val="000000"/>
+              </w:rPr>
+              <w:t xml:space="preserve">0.150</w:t>
+            </w:r>
+          </w:p>
+        </w:tc>
+        <w:tc>
+          <w:tcPr>
+            <w:tcBorders>
+              <w:bottom w:val="none" w:sz="0" w:space="0" w:color="000000"/>
+              <w:top w:val="none" w:sz="0" w:space="0" w:color="000000"/>
+              <w:left w:val="none" w:sz="0" w:space="0" w:color="000000"/>
+              <w:right w:val="none" w:sz="0" w:space="0" w:color="000000"/>
+            </w:tcBorders>
+            <w:shd w:val="clear" w:color="auto" w:fill="FFFFFF"/>
+            <w:tcMar>
+              <w:top w:w="0" w:type="dxa"/>
+              <w:bottom w:w="0" w:type="dxa"/>
+              <w:left w:w="0" w:type="dxa"/>
+              <w:right w:w="0" w:type="dxa"/>
+            </w:tcMar>
+            <w:vAlign w:val="top"/>
+          </w:tcPr>
+          <w:p>
+            <w:pPr>
+              <w:pStyle w:val="Normal"/>
+              <w:jc w:val="center"/>
+              <w:pBdr>
+                <w:bottom w:val="none" w:sz="0" w:space="0" w:color="000000"/>
+                <w:top w:val="none" w:sz="0" w:space="0" w:color="000000"/>
+                <w:left w:val="none" w:sz="0" w:space="0" w:color="000000"/>
+                <w:right w:val="none" w:sz="0" w:space="0" w:color="000000"/>
+              </w:pBdr>
+              <w:spacing w:after="100" w:before="100" w:line="240"/>
+              <w:ind w:left="100" w:right="100" w:firstLine="0" w:firstLineChars="0"/>
+              <w:rPr>
+                <w:rFonts w:ascii="Helvetica" w:hAnsi="Helvetica" w:eastAsia="Helvetica" w:cs="Helvetica"/>
+                <w:i w:val="false"/>
+                <w:b w:val="false"/>
+                <w:u w:val="none"/>
+                <w:sz w:val="22"/>
+                <w:szCs w:val="22"/>
+                <w:color w:val="000000"/>
+              </w:rPr>
+            </w:pPr>
+            <w:r>
+              <w:rPr>
+                <w:rFonts w:ascii="Helvetica" w:hAnsi="Helvetica" w:eastAsia="Helvetica" w:cs="Helvetica"/>
+                <w:i w:val="false"/>
+                <w:b w:val="false"/>
+                <w:u w:val="none"/>
+                <w:sz w:val="22"/>
+                <w:szCs w:val="22"/>
+                <w:color w:val="000000"/>
+              </w:rPr>
+              <w:t xml:space="preserve">322</w:t>
+            </w:r>
+          </w:p>
+        </w:tc>
+        <w:tc>
+          <w:tcPr>
+            <w:tcBorders>
+              <w:bottom w:val="none" w:sz="0" w:space="0" w:color="000000"/>
+              <w:top w:val="none" w:sz="0" w:space="0" w:color="000000"/>
+              <w:left w:val="none" w:sz="0" w:space="0" w:color="000000"/>
+              <w:right w:val="none" w:sz="0" w:space="0" w:color="000000"/>
+            </w:tcBorders>
+            <w:shd w:val="clear" w:color="auto" w:fill="FFFFFF"/>
+            <w:tcMar>
+              <w:top w:w="0" w:type="dxa"/>
+              <w:bottom w:w="0" w:type="dxa"/>
+              <w:left w:w="0" w:type="dxa"/>
+              <w:right w:w="0" w:type="dxa"/>
+            </w:tcMar>
+            <w:vAlign w:val="top"/>
+          </w:tcPr>
+          <w:p>
+            <w:pPr>
+              <w:pStyle w:val="Normal"/>
+              <w:jc w:val="center"/>
+              <w:pBdr>
+                <w:bottom w:val="none" w:sz="0" w:space="0" w:color="000000"/>
+                <w:top w:val="none" w:sz="0" w:space="0" w:color="000000"/>
+                <w:left w:val="none" w:sz="0" w:space="0" w:color="000000"/>
+                <w:right w:val="none" w:sz="0" w:space="0" w:color="000000"/>
+              </w:pBdr>
+              <w:spacing w:after="100" w:before="100" w:line="240"/>
+              <w:ind w:left="100" w:right="100" w:firstLine="0" w:firstLineChars="0"/>
+              <w:rPr>
+                <w:rFonts w:ascii="Helvetica" w:hAnsi="Helvetica" w:eastAsia="Helvetica" w:cs="Helvetica"/>
+                <w:i w:val="false"/>
+                <w:b w:val="false"/>
+                <w:u w:val="none"/>
+                <w:sz w:val="22"/>
+                <w:szCs w:val="22"/>
+                <w:color w:val="000000"/>
+              </w:rPr>
+            </w:pPr>
+            <w:r>
+              <w:rPr>
+                <w:rFonts w:ascii="Helvetica" w:hAnsi="Helvetica" w:eastAsia="Helvetica" w:cs="Helvetica"/>
+                <w:i w:val="false"/>
+                <w:b w:val="false"/>
+                <w:u w:val="none"/>
+                <w:sz w:val="22"/>
+                <w:szCs w:val="22"/>
+                <w:color w:val="000000"/>
+              </w:rPr>
+              <w:t xml:space="preserve">0.56</w:t>
+            </w:r>
+          </w:p>
+        </w:tc>
+        <w:tc>
+          <w:tcPr>
+            <w:tcBorders>
+              <w:bottom w:val="none" w:sz="0" w:space="0" w:color="000000"/>
+              <w:top w:val="none" w:sz="0" w:space="0" w:color="000000"/>
+              <w:left w:val="none" w:sz="0" w:space="0" w:color="000000"/>
+              <w:right w:val="none" w:sz="0" w:space="0" w:color="000000"/>
+            </w:tcBorders>
+            <w:shd w:val="clear" w:color="auto" w:fill="FFFFFF"/>
+            <w:tcMar>
+              <w:top w:w="0" w:type="dxa"/>
+              <w:bottom w:w="0" w:type="dxa"/>
+              <w:left w:w="0" w:type="dxa"/>
+              <w:right w:w="0" w:type="dxa"/>
+            </w:tcMar>
+            <w:vAlign w:val="top"/>
+          </w:tcPr>
+          <w:p>
+            <w:pPr>
+              <w:pStyle w:val="Normal"/>
+              <w:jc w:val="center"/>
+              <w:pBdr>
+                <w:bottom w:val="none" w:sz="0" w:space="0" w:color="000000"/>
+                <w:top w:val="none" w:sz="0" w:space="0" w:color="000000"/>
+                <w:left w:val="none" w:sz="0" w:space="0" w:color="000000"/>
+                <w:right w:val="none" w:sz="0" w:space="0" w:color="000000"/>
+              </w:pBdr>
+              <w:spacing w:after="100" w:before="100" w:line="240"/>
+              <w:ind w:left="100" w:right="100" w:firstLine="0" w:firstLineChars="0"/>
+              <w:rPr>
+                <w:rFonts w:ascii="Helvetica" w:hAnsi="Helvetica" w:eastAsia="Helvetica" w:cs="Helvetica"/>
+                <w:i w:val="false"/>
+                <w:b w:val="false"/>
+                <w:u w:val="none"/>
+                <w:sz w:val="22"/>
+                <w:szCs w:val="22"/>
+                <w:color w:val="000000"/>
+              </w:rPr>
+            </w:pPr>
+            <w:r>
+              <w:rPr>
+                <w:rFonts w:ascii="Helvetica" w:hAnsi="Helvetica" w:eastAsia="Helvetica" w:cs="Helvetica"/>
+                <w:i w:val="false"/>
+                <w:b w:val="false"/>
+                <w:u w:val="none"/>
+                <w:sz w:val="22"/>
+                <w:szCs w:val="22"/>
+                <w:color w:val="000000"/>
+              </w:rPr>
+              <w:t xml:space="preserve">0.12, 2.63</w:t>
             </w:r>
           </w:p>
         </w:tc>
@@ -15328,7 +15328,7 @@
                 <w:szCs w:val="22"/>
                 <w:color w:val="000000"/>
               </w:rPr>
-              <w:t xml:space="preserve">323</w:t>
+              <w:t xml:space="preserve">322</w:t>
             </w:r>
           </w:p>
         </w:tc>
@@ -15434,7 +15434,7 @@
                 <w:szCs w:val="22"/>
                 <w:color w:val="000000"/>
               </w:rPr>
-              <w:t xml:space="preserve">0.28, 1.86</w:t>
+              <w:t xml:space="preserve">0.28, 1.87</w:t>
             </w:r>
           </w:p>
         </w:tc>
@@ -15540,7 +15540,7 @@
                 <w:szCs w:val="22"/>
                 <w:color w:val="000000"/>
               </w:rPr>
-              <w:t xml:space="preserve">323</w:t>
+              <w:t xml:space="preserve">322</w:t>
             </w:r>
           </w:p>
         </w:tc>
@@ -15699,14 +15699,14 @@
                 <w:szCs w:val="22"/>
                 <w:color w:val="000000"/>
               </w:rPr>
-              <w:t xml:space="preserve">0.320</w:t>
+              <w:t xml:space="preserve">0.310</w:t>
             </w:r>
           </w:p>
         </w:tc>
       </w:tr>
       <w:tr>
         <w:trPr>
-          <w:trHeight w:val="597" w:hRule="auto"/>
+          <w:trHeight w:val="598" w:hRule="auto"/>
         </w:trPr>
         body32
         <w:tc>
@@ -15811,7 +15811,7 @@
                 <w:szCs w:val="22"/>
                 <w:color w:val="000000"/>
               </w:rPr>
-              <w:t xml:space="preserve">323</w:t>
+              <w:t xml:space="preserve">322</w:t>
             </w:r>
           </w:p>
         </w:tc>
@@ -15917,113 +15917,113 @@
                 <w:szCs w:val="22"/>
                 <w:color w:val="000000"/>
               </w:rPr>
-              <w:t xml:space="preserve">0.99, 1.01</w:t>
-            </w:r>
-          </w:p>
-        </w:tc>
-        <w:tc>
-          <w:tcPr>
-            <w:tcBorders>
-              <w:bottom w:val="none" w:sz="0" w:space="0" w:color="000000"/>
-              <w:top w:val="none" w:sz="0" w:space="0" w:color="000000"/>
-              <w:left w:val="none" w:sz="0" w:space="0" w:color="000000"/>
-              <w:right w:val="none" w:sz="0" w:space="0" w:color="000000"/>
-            </w:tcBorders>
-            <w:shd w:val="clear" w:color="auto" w:fill="FFFFFF"/>
-            <w:tcMar>
-              <w:top w:w="0" w:type="dxa"/>
-              <w:bottom w:w="0" w:type="dxa"/>
-              <w:left w:w="0" w:type="dxa"/>
-              <w:right w:w="0" w:type="dxa"/>
-            </w:tcMar>
-            <w:vAlign w:val="top"/>
-          </w:tcPr>
-          <w:p>
-            <w:pPr>
-              <w:pStyle w:val="Normal"/>
-              <w:jc w:val="center"/>
-              <w:pBdr>
-                <w:bottom w:val="none" w:sz="0" w:space="0" w:color="000000"/>
-                <w:top w:val="none" w:sz="0" w:space="0" w:color="000000"/>
-                <w:left w:val="none" w:sz="0" w:space="0" w:color="000000"/>
-                <w:right w:val="none" w:sz="0" w:space="0" w:color="000000"/>
-              </w:pBdr>
-              <w:spacing w:after="100" w:before="100" w:line="240"/>
-              <w:ind w:left="100" w:right="100" w:firstLine="0" w:firstLineChars="0"/>
-              <w:rPr>
-                <w:rFonts w:ascii="Helvetica" w:hAnsi="Helvetica" w:eastAsia="Helvetica" w:cs="Helvetica"/>
-                <w:i w:val="false"/>
-                <w:b w:val="false"/>
-                <w:u w:val="none"/>
-                <w:sz w:val="22"/>
-                <w:szCs w:val="22"/>
-                <w:color w:val="000000"/>
-              </w:rPr>
-            </w:pPr>
-            <w:r>
-              <w:rPr>
-                <w:rFonts w:ascii="Helvetica" w:hAnsi="Helvetica" w:eastAsia="Helvetica" w:cs="Helvetica"/>
-                <w:i w:val="false"/>
-                <w:b w:val="false"/>
-                <w:u w:val="none"/>
-                <w:sz w:val="22"/>
-                <w:szCs w:val="22"/>
-                <w:color w:val="000000"/>
-              </w:rPr>
-              <w:t xml:space="preserve">0.560</w:t>
-            </w:r>
-          </w:p>
-        </w:tc>
-        <w:tc>
-          <w:tcPr>
-            <w:tcBorders>
-              <w:bottom w:val="none" w:sz="0" w:space="0" w:color="000000"/>
-              <w:top w:val="none" w:sz="0" w:space="0" w:color="000000"/>
-              <w:left w:val="none" w:sz="0" w:space="0" w:color="000000"/>
-              <w:right w:val="none" w:sz="0" w:space="0" w:color="000000"/>
-            </w:tcBorders>
-            <w:shd w:val="clear" w:color="auto" w:fill="FFFFFF"/>
-            <w:tcMar>
-              <w:top w:w="0" w:type="dxa"/>
-              <w:bottom w:w="0" w:type="dxa"/>
-              <w:left w:w="0" w:type="dxa"/>
-              <w:right w:w="0" w:type="dxa"/>
-            </w:tcMar>
-            <w:vAlign w:val="top"/>
-          </w:tcPr>
-          <w:p>
-            <w:pPr>
-              <w:pStyle w:val="Normal"/>
-              <w:jc w:val="center"/>
-              <w:pBdr>
-                <w:bottom w:val="none" w:sz="0" w:space="0" w:color="000000"/>
-                <w:top w:val="none" w:sz="0" w:space="0" w:color="000000"/>
-                <w:left w:val="none" w:sz="0" w:space="0" w:color="000000"/>
-                <w:right w:val="none" w:sz="0" w:space="0" w:color="000000"/>
-              </w:pBdr>
-              <w:spacing w:after="100" w:before="100" w:line="240"/>
-              <w:ind w:left="100" w:right="100" w:firstLine="0" w:firstLineChars="0"/>
-              <w:rPr>
-                <w:rFonts w:ascii="Helvetica" w:hAnsi="Helvetica" w:eastAsia="Helvetica" w:cs="Helvetica"/>
-                <w:i w:val="false"/>
-                <w:b w:val="false"/>
-                <w:u w:val="none"/>
-                <w:sz w:val="22"/>
-                <w:szCs w:val="22"/>
-                <w:color w:val="000000"/>
-              </w:rPr>
-            </w:pPr>
-            <w:r>
-              <w:rPr>
-                <w:rFonts w:ascii="Helvetica" w:hAnsi="Helvetica" w:eastAsia="Helvetica" w:cs="Helvetica"/>
-                <w:i w:val="false"/>
-                <w:b w:val="false"/>
-                <w:u w:val="none"/>
-                <w:sz w:val="22"/>
-                <w:szCs w:val="22"/>
-                <w:color w:val="000000"/>
-              </w:rPr>
-              <w:t xml:space="preserve">323</w:t>
+              <w:t xml:space="preserve">0.98, 1.01</w:t>
+            </w:r>
+          </w:p>
+        </w:tc>
+        <w:tc>
+          <w:tcPr>
+            <w:tcBorders>
+              <w:bottom w:val="none" w:sz="0" w:space="0" w:color="000000"/>
+              <w:top w:val="none" w:sz="0" w:space="0" w:color="000000"/>
+              <w:left w:val="none" w:sz="0" w:space="0" w:color="000000"/>
+              <w:right w:val="none" w:sz="0" w:space="0" w:color="000000"/>
+            </w:tcBorders>
+            <w:shd w:val="clear" w:color="auto" w:fill="FFFFFF"/>
+            <w:tcMar>
+              <w:top w:w="0" w:type="dxa"/>
+              <w:bottom w:w="0" w:type="dxa"/>
+              <w:left w:w="0" w:type="dxa"/>
+              <w:right w:w="0" w:type="dxa"/>
+            </w:tcMar>
+            <w:vAlign w:val="top"/>
+          </w:tcPr>
+          <w:p>
+            <w:pPr>
+              <w:pStyle w:val="Normal"/>
+              <w:jc w:val="center"/>
+              <w:pBdr>
+                <w:bottom w:val="none" w:sz="0" w:space="0" w:color="000000"/>
+                <w:top w:val="none" w:sz="0" w:space="0" w:color="000000"/>
+                <w:left w:val="none" w:sz="0" w:space="0" w:color="000000"/>
+                <w:right w:val="none" w:sz="0" w:space="0" w:color="000000"/>
+              </w:pBdr>
+              <w:spacing w:after="100" w:before="100" w:line="240"/>
+              <w:ind w:left="100" w:right="100" w:firstLine="0" w:firstLineChars="0"/>
+              <w:rPr>
+                <w:rFonts w:ascii="Helvetica" w:hAnsi="Helvetica" w:eastAsia="Helvetica" w:cs="Helvetica"/>
+                <w:i w:val="false"/>
+                <w:b w:val="false"/>
+                <w:u w:val="none"/>
+                <w:sz w:val="22"/>
+                <w:szCs w:val="22"/>
+                <w:color w:val="000000"/>
+              </w:rPr>
+            </w:pPr>
+            <w:r>
+              <w:rPr>
+                <w:rFonts w:ascii="Helvetica" w:hAnsi="Helvetica" w:eastAsia="Helvetica" w:cs="Helvetica"/>
+                <w:i w:val="false"/>
+                <w:b w:val="false"/>
+                <w:u w:val="none"/>
+                <w:sz w:val="22"/>
+                <w:szCs w:val="22"/>
+                <w:color w:val="000000"/>
+              </w:rPr>
+              <w:t xml:space="preserve">0.540</w:t>
+            </w:r>
+          </w:p>
+        </w:tc>
+        <w:tc>
+          <w:tcPr>
+            <w:tcBorders>
+              <w:bottom w:val="none" w:sz="0" w:space="0" w:color="000000"/>
+              <w:top w:val="none" w:sz="0" w:space="0" w:color="000000"/>
+              <w:left w:val="none" w:sz="0" w:space="0" w:color="000000"/>
+              <w:right w:val="none" w:sz="0" w:space="0" w:color="000000"/>
+            </w:tcBorders>
+            <w:shd w:val="clear" w:color="auto" w:fill="FFFFFF"/>
+            <w:tcMar>
+              <w:top w:w="0" w:type="dxa"/>
+              <w:bottom w:w="0" w:type="dxa"/>
+              <w:left w:w="0" w:type="dxa"/>
+              <w:right w:w="0" w:type="dxa"/>
+            </w:tcMar>
+            <w:vAlign w:val="top"/>
+          </w:tcPr>
+          <w:p>
+            <w:pPr>
+              <w:pStyle w:val="Normal"/>
+              <w:jc w:val="center"/>
+              <w:pBdr>
+                <w:bottom w:val="none" w:sz="0" w:space="0" w:color="000000"/>
+                <w:top w:val="none" w:sz="0" w:space="0" w:color="000000"/>
+                <w:left w:val="none" w:sz="0" w:space="0" w:color="000000"/>
+                <w:right w:val="none" w:sz="0" w:space="0" w:color="000000"/>
+              </w:pBdr>
+              <w:spacing w:after="100" w:before="100" w:line="240"/>
+              <w:ind w:left="100" w:right="100" w:firstLine="0" w:firstLineChars="0"/>
+              <w:rPr>
+                <w:rFonts w:ascii="Helvetica" w:hAnsi="Helvetica" w:eastAsia="Helvetica" w:cs="Helvetica"/>
+                <w:i w:val="false"/>
+                <w:b w:val="false"/>
+                <w:u w:val="none"/>
+                <w:sz w:val="22"/>
+                <w:szCs w:val="22"/>
+                <w:color w:val="000000"/>
+              </w:rPr>
+            </w:pPr>
+            <w:r>
+              <w:rPr>
+                <w:rFonts w:ascii="Helvetica" w:hAnsi="Helvetica" w:eastAsia="Helvetica" w:cs="Helvetica"/>
+                <w:i w:val="false"/>
+                <w:b w:val="false"/>
+                <w:u w:val="none"/>
+                <w:sz w:val="22"/>
+                <w:szCs w:val="22"/>
+                <w:color w:val="000000"/>
+              </w:rPr>
+              <w:t xml:space="preserve">322</w:t>
             </w:r>
           </w:p>
         </w:tc>
@@ -16182,7 +16182,7 @@
                 <w:szCs w:val="22"/>
                 <w:color w:val="000000"/>
               </w:rPr>
-              <w:t xml:space="preserve">0.390</w:t>
+              <w:t xml:space="preserve">0.400</w:t>
             </w:r>
           </w:p>
         </w:tc>
@@ -16294,7 +16294,7 @@
                 <w:szCs w:val="22"/>
                 <w:color w:val="000000"/>
               </w:rPr>
-              <w:t xml:space="preserve">323</w:t>
+              <w:t xml:space="preserve">322</w:t>
             </w:r>
           </w:p>
         </w:tc>
@@ -16506,7 +16506,7 @@
                 <w:szCs w:val="22"/>
                 <w:color w:val="000000"/>
               </w:rPr>
-              <w:t xml:space="preserve">323</w:t>
+              <w:t xml:space="preserve">322</w:t>
             </w:r>
           </w:p>
         </w:tc>
